--- a/Week01/Week01_BaoCaoNhom.docx
+++ b/Week01/Week01_BaoCaoNhom.docx
@@ -3304,15 +3304,15 @@
                 <w:sz w:val="24"/>
                 <w:szCs w:val="24"/>
               </w:rPr>
-              <w:t>[</w:t>
-            </w:r>
-            <w:proofErr w:type="spellStart"/>
-            <w:r>
-              <w:rPr>
-                <w:sz w:val="24"/>
-                <w:szCs w:val="24"/>
-              </w:rPr>
-              <w:t>Họ</w:t>
+              <w:t xml:space="preserve">Nguyễn </w:t>
+            </w:r>
+            <w:proofErr w:type="spellStart"/>
+            <w:r>
+              <w:rPr>
+                <w:sz w:val="24"/>
+                <w:szCs w:val="24"/>
+              </w:rPr>
+              <w:t>Hữu</w:t>
             </w:r>
             <w:proofErr w:type="spellEnd"/>
             <w:r>
@@ -3328,7 +3328,7 @@
                 <w:sz w:val="24"/>
                 <w:szCs w:val="24"/>
               </w:rPr>
-              <w:t>và</w:t>
+              <w:t>Tấn</w:t>
             </w:r>
             <w:proofErr w:type="spellEnd"/>
             <w:r>
@@ -3344,48 +3344,9 @@
                 <w:sz w:val="24"/>
                 <w:szCs w:val="24"/>
               </w:rPr>
-              <w:t>tên</w:t>
-            </w:r>
-            <w:proofErr w:type="spellEnd"/>
-            <w:r>
-              <w:rPr>
-                <w:sz w:val="24"/>
-                <w:szCs w:val="24"/>
-              </w:rPr>
-              <w:t xml:space="preserve"> </w:t>
-            </w:r>
-            <w:proofErr w:type="spellStart"/>
-            <w:r>
-              <w:rPr>
-                <w:sz w:val="24"/>
-                <w:szCs w:val="24"/>
-              </w:rPr>
-              <w:t>thành</w:t>
-            </w:r>
-            <w:proofErr w:type="spellEnd"/>
-            <w:r>
-              <w:rPr>
-                <w:sz w:val="24"/>
-                <w:szCs w:val="24"/>
-              </w:rPr>
-              <w:t xml:space="preserve"> </w:t>
-            </w:r>
-            <w:proofErr w:type="spellStart"/>
-            <w:r>
-              <w:rPr>
-                <w:sz w:val="24"/>
-                <w:szCs w:val="24"/>
-              </w:rPr>
-              <w:t>viên</w:t>
-            </w:r>
-            <w:proofErr w:type="spellEnd"/>
-            <w:r>
-              <w:rPr>
-                <w:sz w:val="24"/>
-                <w:szCs w:val="24"/>
-              </w:rPr>
-              <w:t>]</w:t>
-            </w:r>
+              <w:t>Đạt</w:t>
+            </w:r>
+            <w:proofErr w:type="spellEnd"/>
           </w:p>
         </w:tc>
       </w:tr>
@@ -3472,7 +3433,7 @@
                 <w:sz w:val="24"/>
                 <w:szCs w:val="24"/>
               </w:rPr>
-              <w:t>[https://github.com/.../commits/...]</w:t>
+              <w:t>https://github.com/fudn-traltb-su26/rbl-fer202-theotuan-team_1/commits/main/</w:t>
             </w:r>
           </w:p>
         </w:tc>
@@ -5922,6 +5883,7 @@
           <w:iCs/>
           <w:color w:val="AAB7C4"/>
         </w:rPr>
+        <w:lastRenderedPageBreak/>
         <w:t>[</w:t>
       </w:r>
       <w:proofErr w:type="spellStart"/>
@@ -6848,10 +6810,7 @@
       </w:r>
       <w:proofErr w:type="spellStart"/>
       <w:r>
-        <w:t>K</w:t>
-      </w:r>
-      <w:r>
-        <w:t>hởi</w:t>
+        <w:t>Khởi</w:t>
       </w:r>
       <w:proofErr w:type="spellEnd"/>
       <w:r>
@@ -7986,10 +7945,7 @@
       </w:r>
       <w:proofErr w:type="spellStart"/>
       <w:r>
-        <w:t>G</w:t>
-      </w:r>
-      <w:r>
-        <w:t>hi</w:t>
+        <w:t>Ghi</w:t>
       </w:r>
       <w:proofErr w:type="spellEnd"/>
       <w:r>
@@ -8783,10 +8739,7 @@
         <w:t xml:space="preserve"> — </w:t>
       </w:r>
       <w:r>
-        <w:t>https://github.com/fudn-traltb-su26/rbl-fer202-theotuan-team_1</w:t>
-      </w:r>
-      <w:r>
-        <w:t xml:space="preserve"> </w:t>
+        <w:t xml:space="preserve">https://github.com/fudn-traltb-su26/rbl-fer202-theotuan-team_1 </w:t>
       </w:r>
     </w:p>
     <w:p>
@@ -9417,6 +9370,7 @@
         <w:pStyle w:val="Heading2"/>
       </w:pPr>
       <w:r>
+        <w:lastRenderedPageBreak/>
         <w:t xml:space="preserve">4.2. Screenshot / Demo </w:t>
       </w:r>
       <w:proofErr w:type="spellStart"/>
@@ -9444,7 +9398,6 @@
           <w:iCs/>
           <w:color w:val="7F8C8D"/>
         </w:rPr>
-        <w:lastRenderedPageBreak/>
         <w:t>Chèn</w:t>
       </w:r>
       <w:proofErr w:type="spellEnd"/>
@@ -9862,6 +9815,7 @@
               <w:rPr>
                 <w:i/>
                 <w:iCs/>
+                <w:noProof/>
                 <w:color w:val="AAB7C4"/>
                 <w:sz w:val="22"/>
                 <w:szCs w:val="22"/>
@@ -10047,6 +10001,7 @@
               <w:rPr>
                 <w:i/>
                 <w:iCs/>
+                <w:noProof/>
                 <w:color w:val="AAB7C4"/>
                 <w:sz w:val="22"/>
                 <w:szCs w:val="22"/>
@@ -10117,25 +10072,7 @@
                 <w:sz w:val="22"/>
                 <w:szCs w:val="22"/>
               </w:rPr>
-              <w:t xml:space="preserve"> </w:t>
-            </w:r>
-            <w:r>
-              <w:rPr>
-                <w:i/>
-                <w:iCs/>
-                <w:sz w:val="22"/>
-                <w:szCs w:val="22"/>
-              </w:rPr>
-              <w:t>2</w:t>
-            </w:r>
-            <w:r>
-              <w:rPr>
-                <w:i/>
-                <w:iCs/>
-                <w:sz w:val="22"/>
-                <w:szCs w:val="22"/>
-              </w:rPr>
-              <w:t xml:space="preserve">: </w:t>
+              <w:t xml:space="preserve"> 2: </w:t>
             </w:r>
             <w:proofErr w:type="spellStart"/>
             <w:r>

--- a/Week01/Week01_BaoCaoNhom.docx
+++ b/Week01/Week01_BaoCaoNhom.docx
@@ -301,7 +301,7 @@
           <w:sz w:val="24"/>
           <w:szCs w:val="24"/>
         </w:rPr>
-        <w:t>ReadMore</w:t>
+        <w:t>TicketNow</w:t>
       </w:r>
       <w:proofErr w:type="spellEnd"/>
       <w:r>
@@ -311,7 +311,7 @@
           <w:sz w:val="24"/>
           <w:szCs w:val="24"/>
         </w:rPr>
-        <w:t xml:space="preserve"> Bookstore — </w:t>
+        <w:t xml:space="preserve"> — </w:t>
       </w:r>
       <w:proofErr w:type="spellStart"/>
       <w:r>
@@ -321,7 +321,7 @@
           <w:sz w:val="24"/>
           <w:szCs w:val="24"/>
         </w:rPr>
-        <w:t>Nhà</w:t>
+        <w:t>Đặt</w:t>
       </w:r>
       <w:proofErr w:type="spellEnd"/>
       <w:r>
@@ -341,7 +341,7 @@
           <w:sz w:val="24"/>
           <w:szCs w:val="24"/>
         </w:rPr>
-        <w:t>sách</w:t>
+        <w:t>vé</w:t>
       </w:r>
       <w:proofErr w:type="spellEnd"/>
       <w:r>
@@ -9759,15 +9759,16 @@
     </w:p>
     <w:tbl>
       <w:tblPr>
-        <w:tblW w:w="9026" w:type="dxa"/>
+        <w:tblW w:w="9527" w:type="dxa"/>
         <w:tblBorders>
-          <w:top w:val="single" w:sz="4" w:space="0" w:color="auto"/>
-          <w:left w:val="single" w:sz="4" w:space="0" w:color="auto"/>
+          <w:top w:val="single" w:sz="2" w:space="0" w:color="AAB7C4"/>
+          <w:left w:val="single" w:sz="2" w:space="0" w:color="AAB7C4"/>
           <w:bottom w:val="single" w:sz="4" w:space="0" w:color="auto"/>
-          <w:right w:val="single" w:sz="4" w:space="0" w:color="auto"/>
-          <w:insideH w:val="single" w:sz="4" w:space="0" w:color="auto"/>
-          <w:insideV w:val="single" w:sz="4" w:space="0" w:color="auto"/>
+          <w:right w:val="single" w:sz="2" w:space="0" w:color="AAB7C4"/>
+          <w:insideH w:val="single" w:sz="2" w:space="0" w:color="AAB7C4"/>
+          <w:insideV w:val="single" w:sz="2" w:space="0" w:color="AAB7C4"/>
         </w:tblBorders>
+        <w:tblLayout w:type="fixed"/>
         <w:tblCellMar>
           <w:left w:w="10" w:type="dxa"/>
           <w:right w:w="10" w:type="dxa"/>
@@ -9775,19 +9776,19 @@
         <w:tblLook w:val="0000" w:firstRow="0" w:lastRow="0" w:firstColumn="0" w:lastColumn="0" w:noHBand="0" w:noVBand="0"/>
       </w:tblPr>
       <w:tblGrid>
-        <w:gridCol w:w="2934"/>
-        <w:gridCol w:w="6419"/>
+        <w:gridCol w:w="3709"/>
+        <w:gridCol w:w="5558"/>
+        <w:gridCol w:w="82"/>
+        <w:gridCol w:w="178"/>
       </w:tblGrid>
       <w:tr>
+        <w:trPr>
+          <w:gridAfter w:val="1"/>
+          <w:wAfter w:w="178" w:type="dxa"/>
+        </w:trPr>
         <w:tc>
           <w:tcPr>
-            <w:tcW w:w="4500" w:type="dxa"/>
-            <w:tcBorders>
-              <w:top w:val="single" w:sz="1" w:space="0" w:color="AAB7C4"/>
-              <w:left w:val="single" w:sz="1" w:space="0" w:color="AAB7C4"/>
-              <w:bottom w:val="single" w:sz="1" w:space="0" w:color="AAB7C4"/>
-              <w:right w:val="single" w:sz="1" w:space="0" w:color="AAB7C4"/>
-            </w:tcBorders>
+            <w:tcW w:w="3709" w:type="dxa"/>
             <w:shd w:val="clear" w:color="auto" w:fill="F4F6F8"/>
             <w:tcMar>
               <w:top w:w="80" w:type="dxa"/>
@@ -9809,208 +9810,11 @@
                 <w:sz w:val="22"/>
                 <w:szCs w:val="22"/>
               </w:rPr>
-              <w:t>[</w:t>
-            </w:r>
-            <w:r>
-              <w:rPr>
-                <w:i/>
-                <w:iCs/>
-                <w:noProof/>
-                <w:color w:val="AAB7C4"/>
-                <w:sz w:val="22"/>
-                <w:szCs w:val="22"/>
-              </w:rPr>
               <w:drawing>
-                <wp:inline distT="0" distB="0" distL="0" distR="0" wp14:anchorId="02F7D69F" wp14:editId="78F1551E">
-                  <wp:extent cx="2591162" cy="4182059"/>
-                  <wp:effectExtent l="0" t="0" r="0" b="9525"/>
+                <wp:inline distT="0" distB="0" distL="0" distR="0" wp14:anchorId="38A64337" wp14:editId="5D6D708B">
+                  <wp:extent cx="1819529" cy="6544588"/>
+                  <wp:effectExtent l="0" t="0" r="9525" b="0"/>
                   <wp:docPr id="1" name="Picture 1"/>
-                  <wp:cNvGraphicFramePr>
-                    <a:graphicFrameLocks xmlns:a="http://schemas.openxmlformats.org/drawingml/2006/main" noChangeAspect="1"/>
-                  </wp:cNvGraphicFramePr>
-                  <a:graphic xmlns:a="http://schemas.openxmlformats.org/drawingml/2006/main">
-                    <a:graphicData uri="http://schemas.openxmlformats.org/drawingml/2006/picture">
-                      <pic:pic xmlns:pic="http://schemas.openxmlformats.org/drawingml/2006/picture">
-                        <pic:nvPicPr>
-                          <pic:cNvPr id="1" name=""/>
-                          <pic:cNvPicPr/>
-                        </pic:nvPicPr>
-                        <pic:blipFill>
-                          <a:blip r:embed="rId7"/>
-                          <a:stretch>
-                            <a:fillRect/>
-                          </a:stretch>
-                        </pic:blipFill>
-                        <pic:spPr>
-                          <a:xfrm>
-                            <a:off x="0" y="0"/>
-                            <a:ext cx="2591162" cy="4182059"/>
-                          </a:xfrm>
-                          <a:prstGeom prst="rect">
-                            <a:avLst/>
-                          </a:prstGeom>
-                        </pic:spPr>
-                      </pic:pic>
-                    </a:graphicData>
-                  </a:graphic>
-                </wp:inline>
-              </w:drawing>
-            </w:r>
-            <w:proofErr w:type="spellStart"/>
-            <w:r>
-              <w:rPr>
-                <w:i/>
-                <w:iCs/>
-                <w:sz w:val="22"/>
-                <w:szCs w:val="22"/>
-              </w:rPr>
-              <w:t>Hình</w:t>
-            </w:r>
-            <w:proofErr w:type="spellEnd"/>
-            <w:r>
-              <w:rPr>
-                <w:i/>
-                <w:iCs/>
-                <w:sz w:val="22"/>
-                <w:szCs w:val="22"/>
-              </w:rPr>
-              <w:t xml:space="preserve"> 1: </w:t>
-            </w:r>
-            <w:proofErr w:type="spellStart"/>
-            <w:r>
-              <w:rPr>
-                <w:i/>
-                <w:iCs/>
-                <w:sz w:val="22"/>
-                <w:szCs w:val="22"/>
-              </w:rPr>
-              <w:t>Tạo</w:t>
-            </w:r>
-            <w:proofErr w:type="spellEnd"/>
-            <w:r>
-              <w:rPr>
-                <w:i/>
-                <w:iCs/>
-                <w:sz w:val="22"/>
-                <w:szCs w:val="22"/>
-              </w:rPr>
-              <w:t xml:space="preserve"> project – </w:t>
-            </w:r>
-            <w:proofErr w:type="spellStart"/>
-            <w:r>
-              <w:rPr>
-                <w:i/>
-                <w:iCs/>
-                <w:sz w:val="22"/>
-                <w:szCs w:val="22"/>
-              </w:rPr>
-              <w:t>cấu</w:t>
-            </w:r>
-            <w:proofErr w:type="spellEnd"/>
-            <w:r>
-              <w:rPr>
-                <w:i/>
-                <w:iCs/>
-                <w:sz w:val="22"/>
-                <w:szCs w:val="22"/>
-              </w:rPr>
-              <w:t xml:space="preserve"> </w:t>
-            </w:r>
-            <w:proofErr w:type="spellStart"/>
-            <w:r>
-              <w:rPr>
-                <w:i/>
-                <w:iCs/>
-                <w:sz w:val="22"/>
-                <w:szCs w:val="22"/>
-              </w:rPr>
-              <w:t>trúc</w:t>
-            </w:r>
-            <w:proofErr w:type="spellEnd"/>
-            <w:r>
-              <w:rPr>
-                <w:i/>
-                <w:iCs/>
-                <w:sz w:val="22"/>
-                <w:szCs w:val="22"/>
-              </w:rPr>
-              <w:t xml:space="preserve"> </w:t>
-            </w:r>
-            <w:proofErr w:type="spellStart"/>
-            <w:r>
-              <w:rPr>
-                <w:i/>
-                <w:iCs/>
-                <w:sz w:val="22"/>
-                <w:szCs w:val="22"/>
-              </w:rPr>
-              <w:t>thư</w:t>
-            </w:r>
-            <w:proofErr w:type="spellEnd"/>
-            <w:r>
-              <w:rPr>
-                <w:i/>
-                <w:iCs/>
-                <w:sz w:val="22"/>
-                <w:szCs w:val="22"/>
-              </w:rPr>
-              <w:t xml:space="preserve"> </w:t>
-            </w:r>
-            <w:proofErr w:type="spellStart"/>
-            <w:r>
-              <w:rPr>
-                <w:i/>
-                <w:iCs/>
-                <w:sz w:val="22"/>
-                <w:szCs w:val="22"/>
-              </w:rPr>
-              <w:t>mục</w:t>
-            </w:r>
-            <w:proofErr w:type="spellEnd"/>
-          </w:p>
-        </w:tc>
-        <w:tc>
-          <w:tcPr>
-            <w:tcW w:w="4526" w:type="dxa"/>
-            <w:tcBorders>
-              <w:top w:val="single" w:sz="1" w:space="0" w:color="AAB7C4"/>
-              <w:left w:val="single" w:sz="1" w:space="0" w:color="AAB7C4"/>
-              <w:bottom w:val="single" w:sz="1" w:space="0" w:color="AAB7C4"/>
-              <w:right w:val="single" w:sz="1" w:space="0" w:color="AAB7C4"/>
-            </w:tcBorders>
-            <w:shd w:val="clear" w:color="auto" w:fill="F4F6F8"/>
-            <w:tcMar>
-              <w:top w:w="80" w:type="dxa"/>
-              <w:left w:w="120" w:type="dxa"/>
-              <w:bottom w:w="80" w:type="dxa"/>
-              <w:right w:w="120" w:type="dxa"/>
-            </w:tcMar>
-          </w:tcPr>
-          <w:p>
-            <w:pPr>
-              <w:spacing w:before="1200" w:after="80"/>
-              <w:jc w:val="center"/>
-              <w:rPr>
-                <w:i/>
-                <w:iCs/>
-                <w:sz w:val="22"/>
-                <w:szCs w:val="22"/>
-              </w:rPr>
-            </w:pPr>
-            <w:r>
-              <w:rPr>
-                <w:i/>
-                <w:iCs/>
-                <w:noProof/>
-                <w:color w:val="AAB7C4"/>
-                <w:sz w:val="22"/>
-                <w:szCs w:val="22"/>
-              </w:rPr>
-              <w:drawing>
-                <wp:inline distT="0" distB="0" distL="0" distR="0" wp14:anchorId="3F68C31B" wp14:editId="3111B71B">
-                  <wp:extent cx="5940425" cy="3799205"/>
-                  <wp:effectExtent l="0" t="0" r="3175" b="0"/>
-                  <wp:docPr id="2" name="Picture 2"/>
                   <wp:cNvGraphicFramePr>
                     <a:graphicFrameLocks xmlns:a="http://schemas.openxmlformats.org/drawingml/2006/main" noChangeAspect="1"/>
                   </wp:cNvGraphicFramePr>
@@ -10030,7 +9834,7 @@
                         <pic:spPr>
                           <a:xfrm>
                             <a:off x="0" y="0"/>
-                            <a:ext cx="5940425" cy="3799205"/>
+                            <a:ext cx="1819529" cy="6544588"/>
                           </a:xfrm>
                           <a:prstGeom prst="rect">
                             <a:avLst/>
@@ -10042,6 +9846,205 @@
                 </wp:inline>
               </w:drawing>
             </w:r>
+            <w:r>
+              <w:rPr>
+                <w:i/>
+                <w:iCs/>
+                <w:color w:val="AAB7C4"/>
+                <w:sz w:val="22"/>
+                <w:szCs w:val="22"/>
+              </w:rPr>
+              <w:t xml:space="preserve"> </w:t>
+            </w:r>
+            <w:r>
+              <w:rPr>
+                <w:i/>
+                <w:iCs/>
+                <w:color w:val="AAB7C4"/>
+                <w:sz w:val="22"/>
+                <w:szCs w:val="22"/>
+              </w:rPr>
+              <w:t>[</w:t>
+            </w:r>
+            <w:proofErr w:type="spellStart"/>
+            <w:r>
+              <w:rPr>
+                <w:i/>
+                <w:iCs/>
+                <w:sz w:val="22"/>
+                <w:szCs w:val="22"/>
+              </w:rPr>
+              <w:t>Hình</w:t>
+            </w:r>
+            <w:proofErr w:type="spellEnd"/>
+            <w:r>
+              <w:rPr>
+                <w:i/>
+                <w:iCs/>
+                <w:sz w:val="22"/>
+                <w:szCs w:val="22"/>
+              </w:rPr>
+              <w:t xml:space="preserve"> 1: </w:t>
+            </w:r>
+            <w:proofErr w:type="spellStart"/>
+            <w:r>
+              <w:rPr>
+                <w:i/>
+                <w:iCs/>
+                <w:sz w:val="22"/>
+                <w:szCs w:val="22"/>
+              </w:rPr>
+              <w:t>Tạo</w:t>
+            </w:r>
+            <w:proofErr w:type="spellEnd"/>
+            <w:r>
+              <w:rPr>
+                <w:i/>
+                <w:iCs/>
+                <w:sz w:val="22"/>
+                <w:szCs w:val="22"/>
+              </w:rPr>
+              <w:t xml:space="preserve"> project – </w:t>
+            </w:r>
+            <w:proofErr w:type="spellStart"/>
+            <w:r>
+              <w:rPr>
+                <w:i/>
+                <w:iCs/>
+                <w:sz w:val="22"/>
+                <w:szCs w:val="22"/>
+              </w:rPr>
+              <w:t>cấu</w:t>
+            </w:r>
+            <w:proofErr w:type="spellEnd"/>
+            <w:r>
+              <w:rPr>
+                <w:i/>
+                <w:iCs/>
+                <w:sz w:val="22"/>
+                <w:szCs w:val="22"/>
+              </w:rPr>
+              <w:t xml:space="preserve"> </w:t>
+            </w:r>
+            <w:proofErr w:type="spellStart"/>
+            <w:r>
+              <w:rPr>
+                <w:i/>
+                <w:iCs/>
+                <w:sz w:val="22"/>
+                <w:szCs w:val="22"/>
+              </w:rPr>
+              <w:t>trúc</w:t>
+            </w:r>
+            <w:proofErr w:type="spellEnd"/>
+            <w:r>
+              <w:rPr>
+                <w:i/>
+                <w:iCs/>
+                <w:sz w:val="22"/>
+                <w:szCs w:val="22"/>
+              </w:rPr>
+              <w:t xml:space="preserve"> </w:t>
+            </w:r>
+            <w:proofErr w:type="spellStart"/>
+            <w:r>
+              <w:rPr>
+                <w:i/>
+                <w:iCs/>
+                <w:sz w:val="22"/>
+                <w:szCs w:val="22"/>
+              </w:rPr>
+              <w:t>thư</w:t>
+            </w:r>
+            <w:proofErr w:type="spellEnd"/>
+            <w:r>
+              <w:rPr>
+                <w:i/>
+                <w:iCs/>
+                <w:sz w:val="22"/>
+                <w:szCs w:val="22"/>
+              </w:rPr>
+              <w:t xml:space="preserve"> </w:t>
+            </w:r>
+            <w:proofErr w:type="spellStart"/>
+            <w:r>
+              <w:rPr>
+                <w:i/>
+                <w:iCs/>
+                <w:sz w:val="22"/>
+                <w:szCs w:val="22"/>
+              </w:rPr>
+              <w:t>mục</w:t>
+            </w:r>
+            <w:proofErr w:type="spellEnd"/>
+          </w:p>
+        </w:tc>
+        <w:tc>
+          <w:tcPr>
+            <w:tcW w:w="5640" w:type="dxa"/>
+            <w:gridSpan w:val="2"/>
+            <w:shd w:val="clear" w:color="auto" w:fill="F4F6F8"/>
+            <w:tcMar>
+              <w:top w:w="80" w:type="dxa"/>
+              <w:left w:w="120" w:type="dxa"/>
+              <w:bottom w:w="80" w:type="dxa"/>
+              <w:right w:w="120" w:type="dxa"/>
+            </w:tcMar>
+          </w:tcPr>
+          <w:p>
+            <w:pPr>
+              <w:spacing w:before="1200" w:after="80"/>
+              <w:jc w:val="center"/>
+              <w:rPr>
+                <w:i/>
+                <w:iCs/>
+                <w:sz w:val="22"/>
+                <w:szCs w:val="22"/>
+              </w:rPr>
+            </w:pPr>
+            <w:r>
+              <w:rPr>
+                <w:i/>
+                <w:iCs/>
+                <w:sz w:val="22"/>
+                <w:szCs w:val="22"/>
+              </w:rPr>
+              <w:drawing>
+                <wp:inline distT="0" distB="0" distL="0" distR="0" wp14:anchorId="6D5DB4CC" wp14:editId="2FA0A3E0">
+                  <wp:extent cx="3425825" cy="1651940"/>
+                  <wp:effectExtent l="0" t="0" r="3175" b="5715"/>
+                  <wp:docPr id="3" name="Picture 3"/>
+                  <wp:cNvGraphicFramePr>
+                    <a:graphicFrameLocks xmlns:a="http://schemas.openxmlformats.org/drawingml/2006/main" noChangeAspect="1"/>
+                  </wp:cNvGraphicFramePr>
+                  <a:graphic xmlns:a="http://schemas.openxmlformats.org/drawingml/2006/main">
+                    <a:graphicData uri="http://schemas.openxmlformats.org/drawingml/2006/picture">
+                      <pic:pic xmlns:pic="http://schemas.openxmlformats.org/drawingml/2006/picture">
+                        <pic:nvPicPr>
+                          <pic:cNvPr id="1" name=""/>
+                          <pic:cNvPicPr/>
+                        </pic:nvPicPr>
+                        <pic:blipFill>
+                          <a:blip r:embed="rId9"/>
+                          <a:stretch>
+                            <a:fillRect/>
+                          </a:stretch>
+                        </pic:blipFill>
+                        <pic:spPr>
+                          <a:xfrm>
+                            <a:off x="0" y="0"/>
+                            <a:ext cx="3434736" cy="1656237"/>
+                          </a:xfrm>
+                          <a:prstGeom prst="rect">
+                            <a:avLst/>
+                          </a:prstGeom>
+                        </pic:spPr>
+                      </pic:pic>
+                    </a:graphicData>
+                  </a:graphic>
+                </wp:inline>
+              </w:drawing>
+            </w:r>
           </w:p>
           <w:p>
             <w:pPr>
@@ -10074,7 +10077,6 @@
               </w:rPr>
               <w:t xml:space="preserve"> 2: </w:t>
             </w:r>
-            <w:proofErr w:type="spellStart"/>
             <w:r>
               <w:rPr>
                 <w:i/>
@@ -10082,9 +10084,9 @@
                 <w:sz w:val="22"/>
                 <w:szCs w:val="22"/>
               </w:rPr>
-              <w:t>Thiết</w:t>
-            </w:r>
-            <w:proofErr w:type="spellEnd"/>
+              <w:t xml:space="preserve">Giao </w:t>
+            </w:r>
+            <w:proofErr w:type="spellStart"/>
             <w:r>
               <w:rPr>
                 <w:i/>
@@ -10092,9 +10094,9 @@
                 <w:sz w:val="22"/>
                 <w:szCs w:val="22"/>
               </w:rPr>
-              <w:t xml:space="preserve"> </w:t>
-            </w:r>
-            <w:proofErr w:type="spellStart"/>
+              <w:t>diện</w:t>
+            </w:r>
+            <w:proofErr w:type="spellEnd"/>
             <w:r>
               <w:rPr>
                 <w:i/>
@@ -10102,9 +10104,9 @@
                 <w:sz w:val="22"/>
                 <w:szCs w:val="22"/>
               </w:rPr>
-              <w:t>kế</w:t>
-            </w:r>
-            <w:proofErr w:type="spellEnd"/>
+              <w:t xml:space="preserve"> </w:t>
+            </w:r>
+            <w:proofErr w:type="spellStart"/>
             <w:r>
               <w:rPr>
                 <w:i/>
@@ -10112,9 +10114,9 @@
                 <w:sz w:val="22"/>
                 <w:szCs w:val="22"/>
               </w:rPr>
-              <w:t xml:space="preserve"> </w:t>
-            </w:r>
-            <w:proofErr w:type="spellStart"/>
+              <w:t>trang</w:t>
+            </w:r>
+            <w:proofErr w:type="spellEnd"/>
             <w:r>
               <w:rPr>
                 <w:i/>
@@ -10122,9 +10124,9 @@
                 <w:sz w:val="22"/>
                 <w:szCs w:val="22"/>
               </w:rPr>
-              <w:t>giao</w:t>
-            </w:r>
-            <w:proofErr w:type="spellEnd"/>
+              <w:t xml:space="preserve"> </w:t>
+            </w:r>
+            <w:proofErr w:type="spellStart"/>
             <w:r>
               <w:rPr>
                 <w:i/>
@@ -10132,9 +10134,9 @@
                 <w:sz w:val="22"/>
                 <w:szCs w:val="22"/>
               </w:rPr>
-              <w:t xml:space="preserve"> </w:t>
-            </w:r>
-            <w:proofErr w:type="spellStart"/>
+              <w:t>chủ</w:t>
+            </w:r>
+            <w:proofErr w:type="spellEnd"/>
             <w:r>
               <w:rPr>
                 <w:i/>
@@ -10142,9 +10144,9 @@
                 <w:sz w:val="22"/>
                 <w:szCs w:val="22"/>
               </w:rPr>
-              <w:t>diện</w:t>
-            </w:r>
-            <w:proofErr w:type="spellEnd"/>
+              <w:t xml:space="preserve"> </w:t>
+            </w:r>
+            <w:proofErr w:type="spellStart"/>
             <w:r>
               <w:rPr>
                 <w:i/>
@@ -10152,9 +10154,9 @@
                 <w:sz w:val="22"/>
                 <w:szCs w:val="22"/>
               </w:rPr>
-              <w:t xml:space="preserve"> </w:t>
-            </w:r>
-            <w:proofErr w:type="spellStart"/>
+              <w:t>dự</w:t>
+            </w:r>
+            <w:proofErr w:type="spellEnd"/>
             <w:r>
               <w:rPr>
                 <w:i/>
@@ -10162,9 +10164,9 @@
                 <w:sz w:val="22"/>
                 <w:szCs w:val="22"/>
               </w:rPr>
-              <w:t>trên</w:t>
-            </w:r>
-            <w:proofErr w:type="spellEnd"/>
+              <w:t xml:space="preserve"> </w:t>
+            </w:r>
+            <w:proofErr w:type="spellStart"/>
             <w:r>
               <w:rPr>
                 <w:i/>
@@ -10172,8 +10174,262 @@
                 <w:sz w:val="22"/>
                 <w:szCs w:val="22"/>
               </w:rPr>
-              <w:t xml:space="preserve"> Google Stitch</w:t>
-            </w:r>
+              <w:t>tính</w:t>
+            </w:r>
+            <w:proofErr w:type="spellEnd"/>
+          </w:p>
+        </w:tc>
+      </w:tr>
+      <w:tr>
+        <w:trPr>
+          <w:trHeight w:val="4586"/>
+        </w:trPr>
+        <w:tc>
+          <w:tcPr>
+            <w:tcW w:w="9267" w:type="dxa"/>
+            <w:gridSpan w:val="2"/>
+            <w:tcBorders>
+              <w:top w:val="single" w:sz="2" w:space="0" w:color="AAB7C4"/>
+              <w:left w:val="single" w:sz="2" w:space="0" w:color="AAB7C4"/>
+              <w:bottom w:val="single" w:sz="4" w:space="0" w:color="auto"/>
+              <w:right w:val="single" w:sz="4" w:space="0" w:color="auto"/>
+            </w:tcBorders>
+            <w:shd w:val="clear" w:color="auto" w:fill="F4F6F8"/>
+            <w:tcMar>
+              <w:top w:w="80" w:type="dxa"/>
+              <w:left w:w="120" w:type="dxa"/>
+              <w:bottom w:w="80" w:type="dxa"/>
+              <w:right w:w="120" w:type="dxa"/>
+            </w:tcMar>
+          </w:tcPr>
+          <w:p>
+            <w:pPr>
+              <w:spacing w:before="1200" w:after="80"/>
+              <w:jc w:val="center"/>
+              <w:rPr>
+                <w:i/>
+                <w:iCs/>
+                <w:color w:val="AAB7C4"/>
+                <w:sz w:val="22"/>
+                <w:szCs w:val="22"/>
+              </w:rPr>
+            </w:pPr>
+            <w:r>
+              <w:rPr>
+                <w:i/>
+                <w:iCs/>
+                <w:color w:val="AAB7C4"/>
+                <w:sz w:val="22"/>
+                <w:szCs w:val="22"/>
+              </w:rPr>
+              <w:lastRenderedPageBreak/>
+              <w:drawing>
+                <wp:inline distT="0" distB="0" distL="0" distR="0" wp14:anchorId="42EF04A3" wp14:editId="4901808B">
+                  <wp:extent cx="5557974" cy="2673530"/>
+                  <wp:effectExtent l="0" t="0" r="5080" b="0"/>
+                  <wp:docPr id="6" name="Picture 6"/>
+                  <wp:cNvGraphicFramePr>
+                    <a:graphicFrameLocks xmlns:a="http://schemas.openxmlformats.org/drawingml/2006/main" noChangeAspect="1"/>
+                  </wp:cNvGraphicFramePr>
+                  <a:graphic xmlns:a="http://schemas.openxmlformats.org/drawingml/2006/main">
+                    <a:graphicData uri="http://schemas.openxmlformats.org/drawingml/2006/picture">
+                      <pic:pic xmlns:pic="http://schemas.openxmlformats.org/drawingml/2006/picture">
+                        <pic:nvPicPr>
+                          <pic:cNvPr id="1" name=""/>
+                          <pic:cNvPicPr/>
+                        </pic:nvPicPr>
+                        <pic:blipFill>
+                          <a:blip r:embed="rId10"/>
+                          <a:stretch>
+                            <a:fillRect/>
+                          </a:stretch>
+                        </pic:blipFill>
+                        <pic:spPr>
+                          <a:xfrm>
+                            <a:off x="0" y="0"/>
+                            <a:ext cx="5622618" cy="2704626"/>
+                          </a:xfrm>
+                          <a:prstGeom prst="rect">
+                            <a:avLst/>
+                          </a:prstGeom>
+                        </pic:spPr>
+                      </pic:pic>
+                    </a:graphicData>
+                  </a:graphic>
+                </wp:inline>
+              </w:drawing>
+            </w:r>
+            <w:r>
+              <w:rPr>
+                <w:i/>
+                <w:iCs/>
+                <w:color w:val="AAB7C4"/>
+                <w:sz w:val="22"/>
+                <w:szCs w:val="22"/>
+              </w:rPr>
+              <w:t xml:space="preserve"> </w:t>
+            </w:r>
+            <w:r>
+              <w:rPr>
+                <w:i/>
+                <w:iCs/>
+                <w:color w:val="AAB7C4"/>
+                <w:sz w:val="22"/>
+                <w:szCs w:val="22"/>
+              </w:rPr>
+              <w:t>[</w:t>
+            </w:r>
+            <w:proofErr w:type="spellStart"/>
+            <w:r>
+              <w:rPr>
+                <w:i/>
+                <w:iCs/>
+                <w:color w:val="AAB7C4"/>
+                <w:sz w:val="22"/>
+                <w:szCs w:val="22"/>
+              </w:rPr>
+              <w:t>Hình</w:t>
+            </w:r>
+            <w:proofErr w:type="spellEnd"/>
+            <w:r>
+              <w:rPr>
+                <w:i/>
+                <w:iCs/>
+                <w:color w:val="AAB7C4"/>
+                <w:sz w:val="22"/>
+                <w:szCs w:val="22"/>
+              </w:rPr>
+              <w:t xml:space="preserve"> </w:t>
+            </w:r>
+            <w:r>
+              <w:rPr>
+                <w:i/>
+                <w:iCs/>
+                <w:color w:val="AAB7C4"/>
+                <w:sz w:val="22"/>
+                <w:szCs w:val="22"/>
+              </w:rPr>
+              <w:t>3</w:t>
+            </w:r>
+            <w:r>
+              <w:rPr>
+                <w:i/>
+                <w:iCs/>
+                <w:color w:val="AAB7C4"/>
+                <w:sz w:val="22"/>
+                <w:szCs w:val="22"/>
+              </w:rPr>
+              <w:t xml:space="preserve">: </w:t>
+            </w:r>
+            <w:proofErr w:type="spellStart"/>
+            <w:r>
+              <w:rPr>
+                <w:i/>
+                <w:iCs/>
+                <w:color w:val="AAB7C4"/>
+                <w:sz w:val="22"/>
+                <w:szCs w:val="22"/>
+              </w:rPr>
+              <w:t>Xem</w:t>
+            </w:r>
+            <w:proofErr w:type="spellEnd"/>
+            <w:r>
+              <w:rPr>
+                <w:i/>
+                <w:iCs/>
+                <w:color w:val="AAB7C4"/>
+                <w:sz w:val="22"/>
+                <w:szCs w:val="22"/>
+              </w:rPr>
+              <w:t xml:space="preserve"> chi </w:t>
+            </w:r>
+            <w:proofErr w:type="spellStart"/>
+            <w:r>
+              <w:rPr>
+                <w:i/>
+                <w:iCs/>
+                <w:color w:val="AAB7C4"/>
+                <w:sz w:val="22"/>
+                <w:szCs w:val="22"/>
+              </w:rPr>
+              <w:t>tiết</w:t>
+            </w:r>
+            <w:proofErr w:type="spellEnd"/>
+            <w:r>
+              <w:rPr>
+                <w:i/>
+                <w:iCs/>
+                <w:color w:val="AAB7C4"/>
+                <w:sz w:val="22"/>
+                <w:szCs w:val="22"/>
+              </w:rPr>
+              <w:t xml:space="preserve"> </w:t>
+            </w:r>
+            <w:proofErr w:type="spellStart"/>
+            <w:r>
+              <w:rPr>
+                <w:i/>
+                <w:iCs/>
+                <w:color w:val="AAB7C4"/>
+                <w:sz w:val="22"/>
+                <w:szCs w:val="22"/>
+              </w:rPr>
+              <w:t>về</w:t>
+            </w:r>
+            <w:proofErr w:type="spellEnd"/>
+            <w:r>
+              <w:rPr>
+                <w:i/>
+                <w:iCs/>
+                <w:color w:val="AAB7C4"/>
+                <w:sz w:val="22"/>
+                <w:szCs w:val="22"/>
+              </w:rPr>
+              <w:t xml:space="preserve"> concert]</w:t>
+            </w:r>
+          </w:p>
+        </w:tc>
+        <w:tc>
+          <w:tcPr>
+            <w:tcW w:w="260" w:type="dxa"/>
+            <w:gridSpan w:val="2"/>
+            <w:tcBorders>
+              <w:top w:val="nil"/>
+              <w:left w:val="single" w:sz="4" w:space="0" w:color="auto"/>
+              <w:bottom w:val="nil"/>
+              <w:right w:val="nil"/>
+            </w:tcBorders>
+            <w:shd w:val="clear" w:color="auto" w:fill="F4F6F8"/>
+            <w:tcMar>
+              <w:top w:w="80" w:type="dxa"/>
+              <w:left w:w="120" w:type="dxa"/>
+              <w:bottom w:w="80" w:type="dxa"/>
+              <w:right w:w="120" w:type="dxa"/>
+            </w:tcMar>
+          </w:tcPr>
+          <w:p>
+            <w:pPr>
+              <w:spacing w:before="1200" w:after="80"/>
+              <w:jc w:val="center"/>
+              <w:rPr>
+                <w:i/>
+                <w:iCs/>
+                <w:sz w:val="22"/>
+                <w:szCs w:val="22"/>
+              </w:rPr>
+            </w:pPr>
+          </w:p>
+          <w:p>
+            <w:pPr>
+              <w:spacing w:before="1200" w:after="80"/>
+              <w:jc w:val="center"/>
+              <w:rPr>
+                <w:i/>
+                <w:iCs/>
+                <w:sz w:val="22"/>
+                <w:szCs w:val="22"/>
+              </w:rPr>
+            </w:pPr>
           </w:p>
         </w:tc>
       </w:tr>
@@ -11170,7 +11426,6 @@
                 <w:sz w:val="24"/>
                 <w:szCs w:val="24"/>
               </w:rPr>
-              <w:lastRenderedPageBreak/>
               <w:t>2</w:t>
             </w:r>
           </w:p>
@@ -13317,7 +13572,10 @@
             </w:r>
             <w:proofErr w:type="spellEnd"/>
             <w:r>
-              <w:t xml:space="preserve"> run dev</w:t>
+              <w:t xml:space="preserve"> </w:t>
+            </w:r>
+            <w:r>
+              <w:t>start</w:t>
             </w:r>
           </w:p>
         </w:tc>
@@ -13542,15 +13800,7 @@
               <w:right w:w="120" w:type="dxa"/>
             </w:tcMar>
           </w:tcPr>
-          <w:p>
-            <w:r>
-              <w:rPr>
-                <w:sz w:val="24"/>
-                <w:szCs w:val="24"/>
-              </w:rPr>
-              <w:t>3</w:t>
-            </w:r>
-          </w:p>
+          <w:p/>
         </w:tc>
         <w:tc>
           <w:tcPr>
@@ -13569,49 +13819,7 @@
               <w:right w:w="120" w:type="dxa"/>
             </w:tcMar>
           </w:tcPr>
-          <w:p>
-            <w:r>
-              <w:t xml:space="preserve">Port 5173 </w:t>
-            </w:r>
-            <w:proofErr w:type="spellStart"/>
-            <w:r>
-              <w:t>bị</w:t>
-            </w:r>
-            <w:proofErr w:type="spellEnd"/>
-            <w:r>
-              <w:t xml:space="preserve"> </w:t>
-            </w:r>
-            <w:proofErr w:type="spellStart"/>
-            <w:r>
-              <w:t>chiếm</w:t>
-            </w:r>
-            <w:proofErr w:type="spellEnd"/>
-            <w:r>
-              <w:t xml:space="preserve">, </w:t>
-            </w:r>
-            <w:proofErr w:type="spellStart"/>
-            <w:r>
-              <w:t>Vite</w:t>
-            </w:r>
-            <w:proofErr w:type="spellEnd"/>
-            <w:r>
-              <w:t xml:space="preserve"> </w:t>
-            </w:r>
-            <w:proofErr w:type="spellStart"/>
-            <w:r>
-              <w:t>báo</w:t>
-            </w:r>
-            <w:proofErr w:type="spellEnd"/>
-            <w:r>
-              <w:t xml:space="preserve"> </w:t>
-            </w:r>
-            <w:r>
-              <w:rPr>
-                <w:rStyle w:val="HTMLCode"/>
-              </w:rPr>
-              <w:t>Port 5173 is in use</w:t>
-            </w:r>
-          </w:p>
+          <w:p/>
         </w:tc>
         <w:tc>
           <w:tcPr>
@@ -13630,56 +13838,7 @@
               <w:right w:w="120" w:type="dxa"/>
             </w:tcMar>
           </w:tcPr>
-          <w:p>
-            <w:proofErr w:type="spellStart"/>
-            <w:r>
-              <w:t>Một</w:t>
-            </w:r>
-            <w:proofErr w:type="spellEnd"/>
-            <w:r>
-              <w:t xml:space="preserve"> process </w:t>
-            </w:r>
-            <w:proofErr w:type="spellStart"/>
-            <w:r>
-              <w:t>cũ</w:t>
-            </w:r>
-            <w:proofErr w:type="spellEnd"/>
-            <w:r>
-              <w:t xml:space="preserve"> </w:t>
-            </w:r>
-            <w:proofErr w:type="spellStart"/>
-            <w:r>
-              <w:t>chưa</w:t>
-            </w:r>
-            <w:proofErr w:type="spellEnd"/>
-            <w:r>
-              <w:t xml:space="preserve"> </w:t>
-            </w:r>
-            <w:proofErr w:type="spellStart"/>
-            <w:r>
-              <w:t>tắt</w:t>
-            </w:r>
-            <w:proofErr w:type="spellEnd"/>
-            <w:r>
-              <w:t xml:space="preserve"> </w:t>
-            </w:r>
-            <w:proofErr w:type="spellStart"/>
-            <w:r>
-              <w:t>đang</w:t>
-            </w:r>
-            <w:proofErr w:type="spellEnd"/>
-            <w:r>
-              <w:t xml:space="preserve"> </w:t>
-            </w:r>
-            <w:proofErr w:type="spellStart"/>
-            <w:r>
-              <w:t>giữ</w:t>
-            </w:r>
-            <w:proofErr w:type="spellEnd"/>
-            <w:r>
-              <w:t xml:space="preserve"> port</w:t>
-            </w:r>
-          </w:p>
+          <w:p/>
         </w:tc>
         <w:tc>
           <w:tcPr>
@@ -13698,21 +13857,7 @@
               <w:right w:w="120" w:type="dxa"/>
             </w:tcMar>
           </w:tcPr>
-          <w:p>
-            <w:proofErr w:type="spellStart"/>
-            <w:r>
-              <w:t>Tắt</w:t>
-            </w:r>
-            <w:proofErr w:type="spellEnd"/>
-            <w:r>
-              <w:t xml:space="preserve"> process </w:t>
-            </w:r>
-            <w:proofErr w:type="spellStart"/>
-            <w:r>
-              <w:t>cũ</w:t>
-            </w:r>
-            <w:proofErr w:type="spellEnd"/>
-          </w:p>
+          <w:p/>
         </w:tc>
         <w:tc>
           <w:tcPr>
@@ -13731,16 +13876,7 @@
               <w:right w:w="120" w:type="dxa"/>
             </w:tcMar>
           </w:tcPr>
-          <w:p>
-            <w:proofErr w:type="spellStart"/>
-            <w:r>
-              <w:t>Đã</w:t>
-            </w:r>
-            <w:proofErr w:type="spellEnd"/>
-            <w:r>
-              <w:t xml:space="preserve"> fix</w:t>
-            </w:r>
-          </w:p>
+          <w:p/>
         </w:tc>
       </w:tr>
     </w:tbl>
@@ -14079,8 +14215,8 @@
       </w:pPr>
     </w:p>
     <w:sectPr>
-      <w:headerReference w:type="default" r:id="rId9"/>
-      <w:footerReference w:type="default" r:id="rId10"/>
+      <w:headerReference w:type="default" r:id="rId11"/>
+      <w:footerReference w:type="default" r:id="rId12"/>
       <w:pgSz w:w="11906" w:h="16838"/>
       <w:pgMar w:top="1134" w:right="850" w:bottom="1134" w:left="1701" w:header="708" w:footer="708" w:gutter="0"/>
       <w:cols w:space="720"/>
@@ -14271,7 +14407,7 @@
         <w:sz w:val="20"/>
         <w:szCs w:val="20"/>
       </w:rPr>
-      <w:t>ReadMore</w:t>
+      <w:t>TicketNow</w:t>
     </w:r>
     <w:proofErr w:type="spellEnd"/>
     <w:r>
@@ -14282,7 +14418,7 @@
         <w:sz w:val="20"/>
         <w:szCs w:val="20"/>
       </w:rPr>
-      <w:t xml:space="preserve"> Bookstore — </w:t>
+      <w:t xml:space="preserve"> — </w:t>
     </w:r>
     <w:proofErr w:type="spellStart"/>
     <w:r>
@@ -15301,6 +15437,48 @@
     <w:basedOn w:val="DefaultParagraphFont"/>
     <w:rsid w:val="00D415F2"/>
   </w:style>
+  <w:style w:type="paragraph" w:styleId="Header">
+    <w:name w:val="header"/>
+    <w:basedOn w:val="Normal"/>
+    <w:link w:val="HeaderChar"/>
+    <w:uiPriority w:val="99"/>
+    <w:unhideWhenUsed/>
+    <w:rsid w:val="00727473"/>
+    <w:pPr>
+      <w:tabs>
+        <w:tab w:val="center" w:pos="4680"/>
+        <w:tab w:val="right" w:pos="9360"/>
+      </w:tabs>
+    </w:pPr>
+  </w:style>
+  <w:style w:type="character" w:customStyle="1" w:styleId="HeaderChar">
+    <w:name w:val="Header Char"/>
+    <w:basedOn w:val="DefaultParagraphFont"/>
+    <w:link w:val="Header"/>
+    <w:uiPriority w:val="99"/>
+    <w:rsid w:val="00727473"/>
+  </w:style>
+  <w:style w:type="paragraph" w:styleId="Footer">
+    <w:name w:val="footer"/>
+    <w:basedOn w:val="Normal"/>
+    <w:link w:val="FooterChar"/>
+    <w:uiPriority w:val="99"/>
+    <w:unhideWhenUsed/>
+    <w:rsid w:val="00727473"/>
+    <w:pPr>
+      <w:tabs>
+        <w:tab w:val="center" w:pos="4680"/>
+        <w:tab w:val="right" w:pos="9360"/>
+      </w:tabs>
+    </w:pPr>
+  </w:style>
+  <w:style w:type="character" w:customStyle="1" w:styleId="FooterChar">
+    <w:name w:val="Footer Char"/>
+    <w:basedOn w:val="DefaultParagraphFont"/>
+    <w:link w:val="Footer"/>
+    <w:uiPriority w:val="99"/>
+    <w:rsid w:val="00727473"/>
+  </w:style>
 </w:styles>
 </file>
 
@@ -15597,4 +15775,16 @@
     </a:ext>
   </a:extLst>
 </a:theme>
+</file>
+
+<file path=customXml/item1.xml><?xml version="1.0" encoding="utf-8"?>
+<b:Sources xmlns:b="http://schemas.openxmlformats.org/officeDocument/2006/bibliography" xmlns="http://schemas.openxmlformats.org/officeDocument/2006/bibliography" SelectedStyle="\APASixthEditionOfficeOnline.xsl" StyleName="APA" Version="6"/>
+</file>
+
+<file path=customXml/itemProps1.xml><?xml version="1.0" encoding="utf-8"?>
+<ds:datastoreItem xmlns:ds="http://schemas.openxmlformats.org/officeDocument/2006/customXml" ds:itemID="{F2472E8A-3B68-4979-B180-E63298EFC719}">
+  <ds:schemaRefs>
+    <ds:schemaRef ds:uri="http://schemas.openxmlformats.org/officeDocument/2006/bibliography"/>
+  </ds:schemaRefs>
+</ds:datastoreItem>
 </file>
--- a/Week01/Week01_BaoCaoNhom.docx
+++ b/Week01/Week01_BaoCaoNhom.docx
@@ -1,6 +1,6 @@
 
 <file path=word/document.xml><?xml version="1.0" encoding="utf-8"?>
-<w:document xmlns:wpc="http://schemas.microsoft.com/office/word/2010/wordprocessingCanvas" xmlns:cx="http://schemas.microsoft.com/office/drawing/2014/chartex" xmlns:cx1="http://schemas.microsoft.com/office/drawing/2015/9/8/chartex" xmlns:cx2="http://schemas.microsoft.com/office/drawing/2015/10/21/chartex" xmlns:cx3="http://schemas.microsoft.com/office/drawing/2016/5/9/chartex" xmlns:cx4="http://schemas.microsoft.com/office/drawing/2016/5/10/chartex" xmlns:cx5="http://schemas.microsoft.com/office/drawing/2016/5/11/chartex" xmlns:cx6="http://schemas.microsoft.com/office/drawing/2016/5/12/chartex" xmlns:cx7="http://schemas.microsoft.com/office/drawing/2016/5/13/chartex" xmlns:cx8="http://schemas.microsoft.com/office/drawing/2016/5/14/chartex" xmlns:mc="http://schemas.openxmlformats.org/markup-compatibility/2006" xmlns:aink="http://schemas.microsoft.com/office/drawing/2016/ink" xmlns:am3d="http://schemas.microsoft.com/office/drawing/2017/model3d" xmlns:o="urn:schemas-microsoft-com:office:office" xmlns:r="http://schemas.openxmlformats.org/officeDocument/2006/relationships" xmlns:m="http://schemas.openxmlformats.org/officeDocument/2006/math" xmlns:v="urn:schemas-microsoft-com:vml" xmlns:wp14="http://schemas.microsoft.com/office/word/2010/wordprocessingDrawing" xmlns:wp="http://schemas.openxmlformats.org/drawingml/2006/wordprocessingDrawing" xmlns:w10="urn:schemas-microsoft-com:office:word" xmlns:w="http://schemas.openxmlformats.org/wordprocessingml/2006/main" xmlns:w14="http://schemas.microsoft.com/office/word/2010/wordml" xmlns:w15="http://schemas.microsoft.com/office/word/2012/wordml" xmlns:w16cex="http://schemas.microsoft.com/office/word/2018/wordml/cex" xmlns:w16cid="http://schemas.microsoft.com/office/word/2016/wordml/cid" xmlns:w16="http://schemas.microsoft.com/office/word/2018/wordml" xmlns:w16sdtdh="http://schemas.microsoft.com/office/word/2020/wordml/sdtdatahash" xmlns:w16se="http://schemas.microsoft.com/office/word/2015/wordml/symex" xmlns:wpg="http://schemas.microsoft.com/office/word/2010/wordprocessingGroup" xmlns:wpi="http://schemas.microsoft.com/office/word/2010/wordprocessingInk" xmlns:wne="http://schemas.microsoft.com/office/word/2006/wordml" xmlns:wps="http://schemas.microsoft.com/office/word/2010/wordprocessingShape" mc:Ignorable="w14 w15 w16se w16cid w16 w16cex w16sdtdh wp14">
+<w:document xmlns:wpc="http://schemas.microsoft.com/office/word/2010/wordprocessingCanvas" xmlns:mc="http://schemas.openxmlformats.org/markup-compatibility/2006" xmlns:o="urn:schemas-microsoft-com:office:office" xmlns:r="http://schemas.openxmlformats.org/officeDocument/2006/relationships" xmlns:m="http://schemas.openxmlformats.org/officeDocument/2006/math" xmlns:v="urn:schemas-microsoft-com:vml" xmlns:wp14="http://schemas.microsoft.com/office/word/2010/wordprocessingDrawing" xmlns:wp="http://schemas.openxmlformats.org/drawingml/2006/wordprocessingDrawing" xmlns:w10="urn:schemas-microsoft-com:office:word" xmlns:w="http://schemas.openxmlformats.org/wordprocessingml/2006/main" xmlns:w14="http://schemas.microsoft.com/office/word/2010/wordml" xmlns:wpg="http://schemas.microsoft.com/office/word/2010/wordprocessingGroup" xmlns:wpi="http://schemas.microsoft.com/office/word/2010/wordprocessingInk" xmlns:wne="http://schemas.microsoft.com/office/word/2006/wordml" xmlns:wps="http://schemas.microsoft.com/office/word/2010/wordprocessingShape" mc:Ignorable="w14 wp14">
   <w:body>
     <w:p>
       <w:pPr>
@@ -138,7 +138,29 @@
           <w:sz w:val="28"/>
           <w:szCs w:val="28"/>
         </w:rPr>
-        <w:t xml:space="preserve"> Giao </w:t>
+        <w:t xml:space="preserve"> </w:t>
+      </w:r>
+      <w:proofErr w:type="spellStart"/>
+      <w:r>
+        <w:rPr>
+          <w:b/>
+          <w:bCs/>
+          <w:color w:val="2E86C1"/>
+          <w:sz w:val="28"/>
+          <w:szCs w:val="28"/>
+        </w:rPr>
+        <w:t>Giao</w:t>
+      </w:r>
+      <w:proofErr w:type="spellEnd"/>
+      <w:r>
+        <w:rPr>
+          <w:b/>
+          <w:bCs/>
+          <w:color w:val="2E86C1"/>
+          <w:sz w:val="28"/>
+          <w:szCs w:val="28"/>
+        </w:rPr>
+        <w:t xml:space="preserve"> </w:t>
       </w:r>
       <w:proofErr w:type="spellStart"/>
       <w:r>
@@ -276,24 +298,40 @@
           <w:sz w:val="24"/>
           <w:szCs w:val="24"/>
         </w:rPr>
-        <w:t xml:space="preserve"> ReactJS (FER202)</w:t>
+        <w:t xml:space="preserve"> </w:t>
+      </w:r>
+      <w:proofErr w:type="spellStart"/>
+      <w:r>
+        <w:rPr>
+          <w:i/>
+          <w:iCs/>
+          <w:sz w:val="24"/>
+          <w:szCs w:val="24"/>
+        </w:rPr>
+        <w:t>ReactJS</w:t>
+      </w:r>
+      <w:proofErr w:type="spellEnd"/>
+      <w:r>
+        <w:rPr>
+          <w:i/>
+          <w:iCs/>
+          <w:sz w:val="24"/>
+          <w:szCs w:val="24"/>
+        </w:rPr>
+        <w:t xml:space="preserve"> (FER202)</w:t>
       </w:r>
     </w:p>
     <w:p>
       <w:pPr>
         <w:spacing w:after="320"/>
         <w:jc w:val="center"/>
-      </w:pPr>
-      <w:r>
         <w:rPr>
           <w:i/>
           <w:iCs/>
           <w:sz w:val="24"/>
           <w:szCs w:val="24"/>
         </w:rPr>
-        <w:t xml:space="preserve">Project: </w:t>
-      </w:r>
-      <w:proofErr w:type="spellStart"/>
+      </w:pPr>
       <w:r>
         <w:rPr>
           <w:i/>
@@ -301,39 +339,40 @@
           <w:sz w:val="24"/>
           <w:szCs w:val="24"/>
         </w:rPr>
-        <w:t>TicketNow</w:t>
-      </w:r>
-      <w:proofErr w:type="spellEnd"/>
-      <w:r>
-        <w:rPr>
+        <w:t xml:space="preserve">Project: </w:t>
+      </w:r>
+      <w:r>
+        <w:rPr>
+          <w:rFonts w:hint="eastAsia"/>
           <w:i/>
           <w:iCs/>
           <w:sz w:val="24"/>
           <w:szCs w:val="24"/>
         </w:rPr>
-        <w:t xml:space="preserve"> — </w:t>
-      </w:r>
-      <w:proofErr w:type="spellStart"/>
-      <w:r>
-        <w:rPr>
+        <w:t xml:space="preserve">Online Movie Ticket </w:t>
+      </w:r>
+      <w:proofErr w:type="spellStart"/>
+      <w:r>
+        <w:rPr>
+          <w:rFonts w:hint="eastAsia"/>
           <w:i/>
           <w:iCs/>
           <w:sz w:val="24"/>
           <w:szCs w:val="24"/>
         </w:rPr>
-        <w:t>Đặt</w:t>
-      </w:r>
-      <w:proofErr w:type="spellEnd"/>
-      <w:r>
-        <w:rPr>
+        <w:t>Sellinng</w:t>
+      </w:r>
+      <w:proofErr w:type="spellEnd"/>
+      <w:r>
+        <w:rPr>
+          <w:rFonts w:hint="eastAsia"/>
           <w:i/>
           <w:iCs/>
           <w:sz w:val="24"/>
           <w:szCs w:val="24"/>
         </w:rPr>
-        <w:t xml:space="preserve"> </w:t>
-      </w:r>
-      <w:proofErr w:type="spellStart"/>
+        <w:t xml:space="preserve"> System</w:t>
+      </w:r>
       <w:r>
         <w:rPr>
           <w:i/>
@@ -341,49 +380,183 @@
           <w:sz w:val="24"/>
           <w:szCs w:val="24"/>
         </w:rPr>
-        <w:t>vé</w:t>
-      </w:r>
-      <w:proofErr w:type="spellEnd"/>
-      <w:r>
-        <w:rPr>
+        <w:t xml:space="preserve">— </w:t>
+      </w:r>
+      <w:proofErr w:type="spellStart"/>
+      <w:r>
+        <w:rPr>
+          <w:rFonts w:hint="eastAsia"/>
           <w:i/>
           <w:iCs/>
           <w:sz w:val="24"/>
           <w:szCs w:val="24"/>
         </w:rPr>
-        <w:t xml:space="preserve"> </w:t>
-      </w:r>
-      <w:proofErr w:type="spellStart"/>
-      <w:r>
-        <w:rPr>
+        <w:t>Hệ</w:t>
+      </w:r>
+      <w:proofErr w:type="spellEnd"/>
+      <w:r>
+        <w:rPr>
+          <w:rFonts w:hint="eastAsia"/>
           <w:i/>
           <w:iCs/>
           <w:sz w:val="24"/>
           <w:szCs w:val="24"/>
         </w:rPr>
-        <w:t>trực</w:t>
-      </w:r>
-      <w:proofErr w:type="spellEnd"/>
-      <w:r>
-        <w:rPr>
+        <w:t xml:space="preserve"> </w:t>
+      </w:r>
+      <w:proofErr w:type="spellStart"/>
+      <w:r>
+        <w:rPr>
+          <w:rFonts w:hint="eastAsia"/>
           <w:i/>
           <w:iCs/>
           <w:sz w:val="24"/>
           <w:szCs w:val="24"/>
         </w:rPr>
-        <w:t xml:space="preserve"> </w:t>
-      </w:r>
-      <w:proofErr w:type="spellStart"/>
-      <w:r>
-        <w:rPr>
+        <w:t>thống</w:t>
+      </w:r>
+      <w:proofErr w:type="spellEnd"/>
+      <w:r>
+        <w:rPr>
+          <w:rFonts w:hint="eastAsia"/>
           <w:i/>
           <w:iCs/>
           <w:sz w:val="24"/>
           <w:szCs w:val="24"/>
         </w:rPr>
+        <w:t xml:space="preserve"> </w:t>
+      </w:r>
+      <w:proofErr w:type="spellStart"/>
+      <w:r>
+        <w:rPr>
+          <w:rFonts w:hint="eastAsia"/>
+          <w:i/>
+          <w:iCs/>
+          <w:sz w:val="24"/>
+          <w:szCs w:val="24"/>
+        </w:rPr>
+        <w:t>bán</w:t>
+      </w:r>
+      <w:proofErr w:type="spellEnd"/>
+      <w:r>
+        <w:rPr>
+          <w:rFonts w:hint="eastAsia"/>
+          <w:i/>
+          <w:iCs/>
+          <w:sz w:val="24"/>
+          <w:szCs w:val="24"/>
+        </w:rPr>
+        <w:t xml:space="preserve"> </w:t>
+      </w:r>
+      <w:proofErr w:type="spellStart"/>
+      <w:r>
+        <w:rPr>
+          <w:rFonts w:hint="eastAsia"/>
+          <w:i/>
+          <w:iCs/>
+          <w:sz w:val="24"/>
+          <w:szCs w:val="24"/>
+        </w:rPr>
+        <w:t>vé</w:t>
+      </w:r>
+      <w:proofErr w:type="spellEnd"/>
+      <w:r>
+        <w:rPr>
+          <w:rFonts w:hint="eastAsia"/>
+          <w:i/>
+          <w:iCs/>
+          <w:sz w:val="24"/>
+          <w:szCs w:val="24"/>
+        </w:rPr>
+        <w:t xml:space="preserve"> </w:t>
+      </w:r>
+      <w:proofErr w:type="spellStart"/>
+      <w:r>
+        <w:rPr>
+          <w:rFonts w:hint="eastAsia"/>
+          <w:i/>
+          <w:iCs/>
+          <w:sz w:val="24"/>
+          <w:szCs w:val="24"/>
+        </w:rPr>
+        <w:t>xem</w:t>
+      </w:r>
+      <w:proofErr w:type="spellEnd"/>
+      <w:r>
+        <w:rPr>
+          <w:rFonts w:hint="eastAsia"/>
+          <w:i/>
+          <w:iCs/>
+          <w:sz w:val="24"/>
+          <w:szCs w:val="24"/>
+        </w:rPr>
+        <w:t xml:space="preserve"> </w:t>
+      </w:r>
+      <w:proofErr w:type="spellStart"/>
+      <w:r>
+        <w:rPr>
+          <w:rFonts w:hint="eastAsia"/>
+          <w:i/>
+          <w:iCs/>
+          <w:sz w:val="24"/>
+          <w:szCs w:val="24"/>
+        </w:rPr>
+        <w:t>phim</w:t>
+      </w:r>
+      <w:proofErr w:type="spellEnd"/>
+      <w:r>
+        <w:rPr>
+          <w:rFonts w:hint="eastAsia"/>
+          <w:i/>
+          <w:iCs/>
+          <w:sz w:val="24"/>
+          <w:szCs w:val="24"/>
+        </w:rPr>
+        <w:t xml:space="preserve"> </w:t>
+      </w:r>
+      <w:proofErr w:type="spellStart"/>
+      <w:r>
+        <w:rPr>
+          <w:rFonts w:hint="eastAsia"/>
+          <w:i/>
+          <w:iCs/>
+          <w:sz w:val="24"/>
+          <w:szCs w:val="24"/>
+        </w:rPr>
+        <w:t>trực</w:t>
+      </w:r>
+      <w:proofErr w:type="spellEnd"/>
+      <w:r>
+        <w:rPr>
+          <w:rFonts w:hint="eastAsia"/>
+          <w:i/>
+          <w:iCs/>
+          <w:sz w:val="24"/>
+          <w:szCs w:val="24"/>
+        </w:rPr>
+        <w:t xml:space="preserve"> </w:t>
+      </w:r>
+      <w:proofErr w:type="spellStart"/>
+      <w:r>
+        <w:rPr>
+          <w:rFonts w:hint="eastAsia"/>
+          <w:i/>
+          <w:iCs/>
+          <w:sz w:val="24"/>
+          <w:szCs w:val="24"/>
+        </w:rPr>
         <w:t>tuyến</w:t>
       </w:r>
       <w:proofErr w:type="spellEnd"/>
+      <w:r>
+        <w:rPr>
+          <w:i/>
+          <w:iCs/>
+          <w:sz w:val="24"/>
+          <w:szCs w:val="24"/>
+        </w:rPr>
+        <w:t xml:space="preserve"> </w:t>
+      </w:r>
     </w:p>
     <w:p>
       <w:pPr>
@@ -919,7 +1092,23 @@
                 <w:sz w:val="24"/>
                 <w:szCs w:val="24"/>
               </w:rPr>
-              <w:t xml:space="preserve"> Giao </w:t>
+              <w:t xml:space="preserve"> </w:t>
+            </w:r>
+            <w:proofErr w:type="spellStart"/>
+            <w:r>
+              <w:rPr>
+                <w:sz w:val="24"/>
+                <w:szCs w:val="24"/>
+              </w:rPr>
+              <w:t>Giao</w:t>
+            </w:r>
+            <w:proofErr w:type="spellEnd"/>
+            <w:r>
+              <w:rPr>
+                <w:sz w:val="24"/>
+                <w:szCs w:val="24"/>
+              </w:rPr>
+              <w:t xml:space="preserve"> </w:t>
             </w:r>
             <w:proofErr w:type="spellStart"/>
             <w:r>
@@ -997,13 +1186,12 @@
             </w:tcMar>
           </w:tcPr>
           <w:p>
-            <w:r>
-              <w:rPr>
-                <w:sz w:val="24"/>
-                <w:szCs w:val="24"/>
-              </w:rPr>
-              <w:t>[</w:t>
-            </w:r>
+            <w:pPr>
+              <w:rPr>
+                <w:rFonts w:hint="eastAsia"/>
+                <w:lang w:eastAsia="ja-JP"/>
+              </w:rPr>
+            </w:pPr>
             <w:r>
               <w:rPr>
                 <w:sz w:val="24"/>
@@ -1038,13 +1226,6 @@
                 <w:szCs w:val="24"/>
               </w:rPr>
               <w:t>2026</w:t>
-            </w:r>
-            <w:r>
-              <w:rPr>
-                <w:sz w:val="24"/>
-                <w:szCs w:val="24"/>
-              </w:rPr>
-              <w:t>]</w:t>
             </w:r>
           </w:p>
         </w:tc>
@@ -1871,7 +2052,15 @@
             </w:r>
             <w:proofErr w:type="spellEnd"/>
             <w:r>
-              <w:t xml:space="preserve"> GitHub repo, </w:t>
+              <w:t xml:space="preserve"> </w:t>
+            </w:r>
+            <w:proofErr w:type="spellStart"/>
+            <w:r>
+              <w:t>GitHub</w:t>
+            </w:r>
+            <w:proofErr w:type="spellEnd"/>
+            <w:r>
+              <w:t xml:space="preserve"> repo, </w:t>
             </w:r>
             <w:proofErr w:type="spellStart"/>
             <w:r>
@@ -2041,12 +2230,21 @@
             </w:tcMar>
           </w:tcPr>
           <w:p>
-            <w:r>
-              <w:rPr>
-                <w:sz w:val="24"/>
-                <w:szCs w:val="24"/>
-              </w:rPr>
-              <w:t xml:space="preserve">Nguyễn </w:t>
+            <w:proofErr w:type="spellStart"/>
+            <w:r>
+              <w:rPr>
+                <w:sz w:val="24"/>
+                <w:szCs w:val="24"/>
+              </w:rPr>
+              <w:t>Nguyễn</w:t>
+            </w:r>
+            <w:proofErr w:type="spellEnd"/>
+            <w:r>
+              <w:rPr>
+                <w:sz w:val="24"/>
+                <w:szCs w:val="24"/>
+              </w:rPr>
+              <w:t xml:space="preserve"> </w:t>
             </w:r>
             <w:proofErr w:type="spellStart"/>
             <w:r>
@@ -2171,7 +2369,23 @@
                 <w:sz w:val="24"/>
                 <w:szCs w:val="24"/>
               </w:rPr>
-              <w:t xml:space="preserve"> Trang </w:t>
+              <w:t xml:space="preserve"> </w:t>
+            </w:r>
+            <w:proofErr w:type="spellStart"/>
+            <w:r>
+              <w:rPr>
+                <w:sz w:val="24"/>
+                <w:szCs w:val="24"/>
+              </w:rPr>
+              <w:t>Trang</w:t>
+            </w:r>
+            <w:proofErr w:type="spellEnd"/>
+            <w:r>
+              <w:rPr>
+                <w:sz w:val="24"/>
+                <w:szCs w:val="24"/>
+              </w:rPr>
+              <w:t xml:space="preserve"> </w:t>
             </w:r>
             <w:proofErr w:type="spellStart"/>
             <w:r>
@@ -2368,12 +2582,21 @@
             </w:tcMar>
           </w:tcPr>
           <w:p>
-            <w:r>
-              <w:rPr>
-                <w:sz w:val="24"/>
-                <w:szCs w:val="24"/>
-              </w:rPr>
-              <w:t xml:space="preserve">Nguyễn Minh </w:t>
+            <w:proofErr w:type="spellStart"/>
+            <w:r>
+              <w:rPr>
+                <w:sz w:val="24"/>
+                <w:szCs w:val="24"/>
+              </w:rPr>
+              <w:t>Nguyễn</w:t>
+            </w:r>
+            <w:proofErr w:type="spellEnd"/>
+            <w:r>
+              <w:rPr>
+                <w:sz w:val="24"/>
+                <w:szCs w:val="24"/>
+              </w:rPr>
+              <w:t xml:space="preserve"> Minh </w:t>
             </w:r>
             <w:proofErr w:type="spellStart"/>
             <w:r>
@@ -2546,7 +2769,23 @@
                 <w:sz w:val="24"/>
                 <w:szCs w:val="24"/>
               </w:rPr>
-              <w:t xml:space="preserve"> Figma Make</w:t>
+              <w:t xml:space="preserve"> </w:t>
+            </w:r>
+            <w:proofErr w:type="spellStart"/>
+            <w:r>
+              <w:rPr>
+                <w:sz w:val="24"/>
+                <w:szCs w:val="24"/>
+              </w:rPr>
+              <w:t>Figma</w:t>
+            </w:r>
+            <w:proofErr w:type="spellEnd"/>
+            <w:r>
+              <w:rPr>
+                <w:sz w:val="24"/>
+                <w:szCs w:val="24"/>
+              </w:rPr>
+              <w:t xml:space="preserve"> Make</w:t>
             </w:r>
           </w:p>
         </w:tc>
@@ -2732,7 +2971,6 @@
               <w:t xml:space="preserve"> </w:t>
             </w:r>
             <w:proofErr w:type="spellStart"/>
-            <w:proofErr w:type="gramStart"/>
             <w:r>
               <w:rPr>
                 <w:sz w:val="24"/>
@@ -2741,7 +2979,6 @@
               <w:t>db.json</w:t>
             </w:r>
             <w:proofErr w:type="spellEnd"/>
-            <w:proofErr w:type="gramEnd"/>
             <w:r>
               <w:rPr>
                 <w:sz w:val="24"/>
@@ -2920,7 +3157,6 @@
                 <w:sz w:val="24"/>
                 <w:szCs w:val="24"/>
               </w:rPr>
-              <w:lastRenderedPageBreak/>
               <w:t>5</w:t>
             </w:r>
           </w:p>
@@ -2997,6 +3233,7 @@
                 <w:sz w:val="24"/>
                 <w:szCs w:val="24"/>
               </w:rPr>
+              <w:lastRenderedPageBreak/>
               <w:t>Kiều</w:t>
             </w:r>
             <w:proofErr w:type="spellEnd"/>
@@ -3026,6 +3263,7 @@
                 <w:sz w:val="24"/>
                 <w:szCs w:val="24"/>
               </w:rPr>
+              <w:lastRenderedPageBreak/>
               <w:t>Vẽ</w:t>
             </w:r>
             <w:proofErr w:type="spellEnd"/>
@@ -3042,6 +3280,7 @@
                 <w:sz w:val="24"/>
                 <w:szCs w:val="24"/>
               </w:rPr>
+              <w:lastRenderedPageBreak/>
               <w:t>viết</w:t>
             </w:r>
             <w:proofErr w:type="spellEnd"/>
@@ -3106,6 +3345,7 @@
           <w:p>
             <w:proofErr w:type="spellStart"/>
             <w:r>
+              <w:lastRenderedPageBreak/>
               <w:t>Đạt</w:t>
             </w:r>
             <w:proofErr w:type="spellEnd"/>
@@ -3299,12 +3539,21 @@
             </w:tcMar>
           </w:tcPr>
           <w:p>
-            <w:r>
-              <w:rPr>
-                <w:sz w:val="24"/>
-                <w:szCs w:val="24"/>
-              </w:rPr>
-              <w:t xml:space="preserve">Nguyễn </w:t>
+            <w:proofErr w:type="spellStart"/>
+            <w:r>
+              <w:rPr>
+                <w:sz w:val="24"/>
+                <w:szCs w:val="24"/>
+              </w:rPr>
+              <w:t>Nguyễn</w:t>
+            </w:r>
+            <w:proofErr w:type="spellEnd"/>
+            <w:r>
+              <w:rPr>
+                <w:sz w:val="24"/>
+                <w:szCs w:val="24"/>
+              </w:rPr>
+              <w:t xml:space="preserve"> </w:t>
             </w:r>
             <w:proofErr w:type="spellStart"/>
             <w:r>
@@ -3374,7 +3623,23 @@
                 <w:sz w:val="24"/>
                 <w:szCs w:val="24"/>
               </w:rPr>
-              <w:t xml:space="preserve">Link commit GitHub </w:t>
+              <w:t xml:space="preserve">Link commit </w:t>
+            </w:r>
+            <w:proofErr w:type="spellStart"/>
+            <w:r>
+              <w:rPr>
+                <w:sz w:val="24"/>
+                <w:szCs w:val="24"/>
+              </w:rPr>
+              <w:t>GitHub</w:t>
+            </w:r>
+            <w:proofErr w:type="spellEnd"/>
+            <w:r>
+              <w:rPr>
+                <w:sz w:val="24"/>
+                <w:szCs w:val="24"/>
+              </w:rPr>
+              <w:t xml:space="preserve"> </w:t>
             </w:r>
             <w:proofErr w:type="spellStart"/>
             <w:r>
@@ -3510,10 +3775,12 @@
         <w:t xml:space="preserve"> </w:t>
       </w:r>
       <w:proofErr w:type="spellStart"/>
+      <w:proofErr w:type="gramStart"/>
       <w:r>
         <w:t>thư</w:t>
       </w:r>
       <w:proofErr w:type="spellEnd"/>
+      <w:proofErr w:type="gramEnd"/>
       <w:r>
         <w:t xml:space="preserve"> </w:t>
       </w:r>
@@ -3542,12 +3809,10 @@
         <w:t xml:space="preserve"> mockup (Figma Make / Google Stitch), </w:t>
       </w:r>
       <w:proofErr w:type="spellStart"/>
-      <w:proofErr w:type="gramStart"/>
       <w:r>
         <w:t>db.json</w:t>
       </w:r>
       <w:proofErr w:type="spellEnd"/>
-      <w:proofErr w:type="gramEnd"/>
     </w:p>
     <w:p>
       <w:pPr>
@@ -3985,7 +4250,6 @@
               <w:jc w:val="center"/>
             </w:pPr>
             <w:proofErr w:type="spellStart"/>
-            <w:proofErr w:type="gramStart"/>
             <w:r>
               <w:rPr>
                 <w:b/>
@@ -3997,7 +4261,6 @@
               <w:t>T.thái</w:t>
             </w:r>
             <w:proofErr w:type="spellEnd"/>
-            <w:proofErr w:type="gramEnd"/>
           </w:p>
         </w:tc>
         <w:tc>
@@ -4481,12 +4744,21 @@
             </w:tcMar>
           </w:tcPr>
           <w:p>
-            <w:r>
-              <w:rPr>
-                <w:sz w:val="24"/>
-                <w:szCs w:val="24"/>
-              </w:rPr>
-              <w:t xml:space="preserve">Nguyễn Minh </w:t>
+            <w:proofErr w:type="spellStart"/>
+            <w:r>
+              <w:rPr>
+                <w:sz w:val="24"/>
+                <w:szCs w:val="24"/>
+              </w:rPr>
+              <w:t>Nguyễn</w:t>
+            </w:r>
+            <w:proofErr w:type="spellEnd"/>
+            <w:r>
+              <w:rPr>
+                <w:sz w:val="24"/>
+                <w:szCs w:val="24"/>
+              </w:rPr>
+              <w:t xml:space="preserve"> Minh </w:t>
             </w:r>
             <w:proofErr w:type="spellStart"/>
             <w:r>
@@ -4627,7 +4899,23 @@
                 <w:sz w:val="24"/>
                 <w:szCs w:val="24"/>
               </w:rPr>
-              <w:t xml:space="preserve"> Figma Make / Google Stitch</w:t>
+              <w:t xml:space="preserve"> </w:t>
+            </w:r>
+            <w:proofErr w:type="spellStart"/>
+            <w:r>
+              <w:rPr>
+                <w:sz w:val="24"/>
+                <w:szCs w:val="24"/>
+              </w:rPr>
+              <w:t>Figma</w:t>
+            </w:r>
+            <w:proofErr w:type="spellEnd"/>
+            <w:r>
+              <w:rPr>
+                <w:sz w:val="24"/>
+                <w:szCs w:val="24"/>
+              </w:rPr>
+              <w:t xml:space="preserve"> Make / Google Stitch</w:t>
             </w:r>
           </w:p>
         </w:tc>
@@ -4699,12 +4987,21 @@
             </w:tcMar>
           </w:tcPr>
           <w:p>
-            <w:r>
-              <w:rPr>
-                <w:sz w:val="24"/>
-                <w:szCs w:val="24"/>
-              </w:rPr>
-              <w:t xml:space="preserve">Nguyễn </w:t>
+            <w:proofErr w:type="spellStart"/>
+            <w:r>
+              <w:rPr>
+                <w:sz w:val="24"/>
+                <w:szCs w:val="24"/>
+              </w:rPr>
+              <w:t>Nguyễn</w:t>
+            </w:r>
+            <w:proofErr w:type="spellEnd"/>
+            <w:r>
+              <w:rPr>
+                <w:sz w:val="24"/>
+                <w:szCs w:val="24"/>
+              </w:rPr>
+              <w:t xml:space="preserve"> </w:t>
             </w:r>
             <w:proofErr w:type="spellStart"/>
             <w:r>
@@ -4816,12 +5113,10 @@
               <w:t xml:space="preserve"> </w:t>
             </w:r>
             <w:proofErr w:type="spellStart"/>
-            <w:proofErr w:type="gramStart"/>
             <w:r>
               <w:t>db.json</w:t>
             </w:r>
             <w:proofErr w:type="spellEnd"/>
-            <w:proofErr w:type="gramEnd"/>
             <w:r>
               <w:t xml:space="preserve"> </w:t>
             </w:r>
@@ -5322,7 +5617,23 @@
                 <w:sz w:val="24"/>
                 <w:szCs w:val="24"/>
               </w:rPr>
-              <w:t xml:space="preserve"> repo GitHub, push code </w:t>
+              <w:t xml:space="preserve"> repo </w:t>
+            </w:r>
+            <w:proofErr w:type="spellStart"/>
+            <w:r>
+              <w:rPr>
+                <w:sz w:val="24"/>
+                <w:szCs w:val="24"/>
+              </w:rPr>
+              <w:t>GitHub</w:t>
+            </w:r>
+            <w:proofErr w:type="spellEnd"/>
+            <w:r>
+              <w:rPr>
+                <w:sz w:val="24"/>
+                <w:szCs w:val="24"/>
+              </w:rPr>
+              <w:t xml:space="preserve">, push code </w:t>
             </w:r>
             <w:proofErr w:type="spellStart"/>
             <w:r>
@@ -5447,8 +5758,33 @@
                 <w:sz w:val="24"/>
                 <w:szCs w:val="24"/>
               </w:rPr>
-              <w:t>Nguyễn Xuân Thịnh</w:t>
-            </w:r>
+              <w:t xml:space="preserve">Nguyễn </w:t>
+            </w:r>
+            <w:proofErr w:type="spellStart"/>
+            <w:r>
+              <w:rPr>
+                <w:sz w:val="24"/>
+                <w:szCs w:val="24"/>
+              </w:rPr>
+              <w:t>Xuân</w:t>
+            </w:r>
+            <w:proofErr w:type="spellEnd"/>
+            <w:r>
+              <w:rPr>
+                <w:sz w:val="24"/>
+                <w:szCs w:val="24"/>
+              </w:rPr>
+              <w:t xml:space="preserve"> </w:t>
+            </w:r>
+            <w:proofErr w:type="spellStart"/>
+            <w:r>
+              <w:rPr>
+                <w:sz w:val="24"/>
+                <w:szCs w:val="24"/>
+              </w:rPr>
+              <w:t>Thịnh</w:t>
+            </w:r>
+            <w:proofErr w:type="spellEnd"/>
             <w:r>
               <w:rPr>
                 <w:sz w:val="24"/>
@@ -5525,6 +5861,10 @@
     <w:p>
       <w:pPr>
         <w:pStyle w:val="Heading2"/>
+        <w:rPr>
+          <w:rFonts w:hint="eastAsia"/>
+          <w:lang w:eastAsia="ja-JP"/>
+        </w:rPr>
       </w:pPr>
       <w:r>
         <w:t xml:space="preserve">3.2. </w:t>
@@ -5573,696 +5913,495 @@
       <w:r>
         <w:t>khai</w:t>
       </w:r>
-      <w:proofErr w:type="spellEnd"/>
-    </w:p>
-    <w:p>
-      <w:pPr>
-        <w:spacing w:before="60" w:after="60"/>
-      </w:pPr>
-      <w:proofErr w:type="spellStart"/>
-      <w:r>
-        <w:rPr>
-          <w:i/>
-          <w:iCs/>
-          <w:color w:val="7F8C8D"/>
-        </w:rPr>
-        <w:t>Giải</w:t>
-      </w:r>
-      <w:proofErr w:type="spellEnd"/>
-      <w:r>
-        <w:rPr>
-          <w:i/>
-          <w:iCs/>
-          <w:color w:val="7F8C8D"/>
-        </w:rPr>
-        <w:t xml:space="preserve"> </w:t>
-      </w:r>
-      <w:proofErr w:type="spellStart"/>
-      <w:r>
-        <w:rPr>
-          <w:i/>
-          <w:iCs/>
-          <w:color w:val="7F8C8D"/>
-        </w:rPr>
-        <w:t>thích</w:t>
-      </w:r>
-      <w:proofErr w:type="spellEnd"/>
-      <w:r>
-        <w:rPr>
-          <w:i/>
-          <w:iCs/>
-          <w:color w:val="7F8C8D"/>
-        </w:rPr>
-        <w:t xml:space="preserve"> </w:t>
-      </w:r>
-      <w:proofErr w:type="spellStart"/>
-      <w:r>
-        <w:rPr>
-          <w:i/>
-          <w:iCs/>
-          <w:color w:val="7F8C8D"/>
-        </w:rPr>
-        <w:t>cách</w:t>
-      </w:r>
-      <w:proofErr w:type="spellEnd"/>
-      <w:r>
-        <w:rPr>
-          <w:i/>
-          <w:iCs/>
-          <w:color w:val="7F8C8D"/>
-        </w:rPr>
-        <w:t xml:space="preserve"> </w:t>
-      </w:r>
-      <w:proofErr w:type="spellStart"/>
-      <w:r>
-        <w:rPr>
-          <w:i/>
-          <w:iCs/>
-          <w:color w:val="7F8C8D"/>
-        </w:rPr>
-        <w:t>nhóm</w:t>
-      </w:r>
-      <w:proofErr w:type="spellEnd"/>
-      <w:r>
-        <w:rPr>
-          <w:i/>
-          <w:iCs/>
-          <w:color w:val="7F8C8D"/>
-        </w:rPr>
-        <w:t xml:space="preserve"> </w:t>
-      </w:r>
-      <w:proofErr w:type="spellStart"/>
-      <w:r>
-        <w:rPr>
-          <w:i/>
-          <w:iCs/>
-          <w:color w:val="7F8C8D"/>
-        </w:rPr>
-        <w:t>tiếp</w:t>
-      </w:r>
-      <w:proofErr w:type="spellEnd"/>
-      <w:r>
-        <w:rPr>
-          <w:i/>
-          <w:iCs/>
-          <w:color w:val="7F8C8D"/>
-        </w:rPr>
-        <w:t xml:space="preserve"> </w:t>
-      </w:r>
-      <w:proofErr w:type="spellStart"/>
-      <w:r>
-        <w:rPr>
-          <w:i/>
-          <w:iCs/>
-          <w:color w:val="7F8C8D"/>
-        </w:rPr>
-        <w:t>cận</w:t>
-      </w:r>
-      <w:proofErr w:type="spellEnd"/>
-      <w:r>
-        <w:rPr>
-          <w:i/>
-          <w:iCs/>
-          <w:color w:val="7F8C8D"/>
-        </w:rPr>
-        <w:t xml:space="preserve"> </w:t>
-      </w:r>
-      <w:proofErr w:type="spellStart"/>
-      <w:r>
-        <w:rPr>
-          <w:i/>
-          <w:iCs/>
-          <w:color w:val="7F8C8D"/>
-        </w:rPr>
-        <w:t>và</w:t>
-      </w:r>
-      <w:proofErr w:type="spellEnd"/>
-      <w:r>
-        <w:rPr>
-          <w:i/>
-          <w:iCs/>
-          <w:color w:val="7F8C8D"/>
-        </w:rPr>
-        <w:t xml:space="preserve"> </w:t>
-      </w:r>
-      <w:proofErr w:type="spellStart"/>
-      <w:r>
-        <w:rPr>
-          <w:i/>
-          <w:iCs/>
-          <w:color w:val="7F8C8D"/>
-        </w:rPr>
-        <w:t>thực</w:t>
-      </w:r>
-      <w:proofErr w:type="spellEnd"/>
-      <w:r>
-        <w:rPr>
-          <w:i/>
-          <w:iCs/>
-          <w:color w:val="7F8C8D"/>
-        </w:rPr>
-        <w:t xml:space="preserve"> </w:t>
-      </w:r>
-      <w:proofErr w:type="spellStart"/>
-      <w:r>
-        <w:rPr>
-          <w:i/>
-          <w:iCs/>
-          <w:color w:val="7F8C8D"/>
-        </w:rPr>
-        <w:t>hiện</w:t>
-      </w:r>
-      <w:proofErr w:type="spellEnd"/>
-      <w:r>
-        <w:rPr>
-          <w:i/>
-          <w:iCs/>
-          <w:color w:val="7F8C8D"/>
-        </w:rPr>
-        <w:t xml:space="preserve"> </w:t>
-      </w:r>
-      <w:proofErr w:type="spellStart"/>
-      <w:r>
-        <w:rPr>
-          <w:i/>
-          <w:iCs/>
-          <w:color w:val="7F8C8D"/>
-        </w:rPr>
-        <w:t>các</w:t>
-      </w:r>
-      <w:proofErr w:type="spellEnd"/>
-      <w:r>
-        <w:rPr>
-          <w:i/>
-          <w:iCs/>
-          <w:color w:val="7F8C8D"/>
-        </w:rPr>
-        <w:t xml:space="preserve"> </w:t>
-      </w:r>
-      <w:proofErr w:type="spellStart"/>
-      <w:r>
-        <w:rPr>
-          <w:i/>
-          <w:iCs/>
-          <w:color w:val="7F8C8D"/>
-        </w:rPr>
-        <w:t>công</w:t>
-      </w:r>
-      <w:proofErr w:type="spellEnd"/>
-      <w:r>
-        <w:rPr>
-          <w:i/>
-          <w:iCs/>
-          <w:color w:val="7F8C8D"/>
-        </w:rPr>
-        <w:t xml:space="preserve"> </w:t>
-      </w:r>
-      <w:proofErr w:type="spellStart"/>
-      <w:r>
-        <w:rPr>
-          <w:i/>
-          <w:iCs/>
-          <w:color w:val="7F8C8D"/>
-        </w:rPr>
-        <w:t>việc</w:t>
-      </w:r>
-      <w:proofErr w:type="spellEnd"/>
-      <w:r>
-        <w:rPr>
-          <w:i/>
-          <w:iCs/>
-          <w:color w:val="7F8C8D"/>
-        </w:rPr>
-        <w:t xml:space="preserve"> </w:t>
-      </w:r>
-      <w:proofErr w:type="spellStart"/>
-      <w:r>
-        <w:rPr>
-          <w:i/>
-          <w:iCs/>
-          <w:color w:val="7F8C8D"/>
-        </w:rPr>
-        <w:t>chính</w:t>
-      </w:r>
-      <w:proofErr w:type="spellEnd"/>
-      <w:r>
-        <w:rPr>
-          <w:i/>
-          <w:iCs/>
-          <w:color w:val="7F8C8D"/>
-        </w:rPr>
-        <w:t xml:space="preserve">. </w:t>
-      </w:r>
-      <w:proofErr w:type="spellStart"/>
-      <w:r>
-        <w:rPr>
-          <w:i/>
-          <w:iCs/>
-          <w:color w:val="7F8C8D"/>
-        </w:rPr>
-        <w:t>Tối</w:t>
-      </w:r>
-      <w:proofErr w:type="spellEnd"/>
-      <w:r>
-        <w:rPr>
-          <w:i/>
-          <w:iCs/>
-          <w:color w:val="7F8C8D"/>
-        </w:rPr>
-        <w:t xml:space="preserve"> </w:t>
-      </w:r>
-      <w:proofErr w:type="spellStart"/>
-      <w:r>
-        <w:rPr>
-          <w:i/>
-          <w:iCs/>
-          <w:color w:val="7F8C8D"/>
-        </w:rPr>
-        <w:t>thiểu</w:t>
-      </w:r>
-      <w:proofErr w:type="spellEnd"/>
-      <w:r>
-        <w:rPr>
-          <w:i/>
-          <w:iCs/>
-          <w:color w:val="7F8C8D"/>
-        </w:rPr>
-        <w:t xml:space="preserve"> 150 </w:t>
-      </w:r>
-      <w:proofErr w:type="spellStart"/>
-      <w:r>
-        <w:rPr>
-          <w:i/>
-          <w:iCs/>
-          <w:color w:val="7F8C8D"/>
-        </w:rPr>
-        <w:t>từ</w:t>
-      </w:r>
-      <w:proofErr w:type="spellEnd"/>
-      <w:r>
-        <w:rPr>
-          <w:i/>
-          <w:iCs/>
-          <w:color w:val="7F8C8D"/>
-        </w:rPr>
-        <w:t>.</w:t>
-      </w:r>
+      <w:bookmarkStart w:id="0" w:name="_GoBack"/>
+      <w:bookmarkEnd w:id="0"/>
+      <w:proofErr w:type="spellEnd"/>
     </w:p>
     <w:p>
       <w:pPr>
         <w:spacing w:before="60"/>
       </w:pPr>
-    </w:p>
-    <w:p>
-      <w:pPr>
-        <w:spacing w:before="60" w:after="60"/>
-      </w:pPr>
-      <w:r>
-        <w:rPr>
-          <w:i/>
-          <w:iCs/>
-          <w:color w:val="AAB7C4"/>
-        </w:rPr>
+      <w:r>
+        <w:rPr>
+          <w:rStyle w:val="Strong"/>
+        </w:rPr>
+        <w:t xml:space="preserve">Approach </w:t>
+      </w:r>
+      <w:proofErr w:type="spellStart"/>
+      <w:r>
+        <w:rPr>
+          <w:rStyle w:val="Strong"/>
+        </w:rPr>
+        <w:t>đã</w:t>
+      </w:r>
+      <w:proofErr w:type="spellEnd"/>
+      <w:r>
+        <w:rPr>
+          <w:rStyle w:val="Strong"/>
+        </w:rPr>
+        <w:t xml:space="preserve"> </w:t>
+      </w:r>
+      <w:proofErr w:type="spellStart"/>
+      <w:r>
+        <w:rPr>
+          <w:rStyle w:val="Strong"/>
+        </w:rPr>
+        <w:t>chọn</w:t>
+      </w:r>
+      <w:proofErr w:type="spellEnd"/>
+      <w:r>
+        <w:rPr>
+          <w:rStyle w:val="Strong"/>
+        </w:rPr>
+        <w:t>:</w:t>
+      </w:r>
+      <w:r>
+        <w:br/>
+      </w:r>
+      <w:proofErr w:type="spellStart"/>
+      <w:r>
+        <w:t>Nhóm</w:t>
+      </w:r>
+      <w:proofErr w:type="spellEnd"/>
+      <w:r>
+        <w:t xml:space="preserve"> </w:t>
+      </w:r>
+      <w:proofErr w:type="spellStart"/>
+      <w:r>
+        <w:t>quyết</w:t>
+      </w:r>
+      <w:proofErr w:type="spellEnd"/>
+      <w:r>
+        <w:t xml:space="preserve"> </w:t>
+      </w:r>
+      <w:proofErr w:type="spellStart"/>
+      <w:r>
+        <w:t>định</w:t>
+      </w:r>
+      <w:proofErr w:type="spellEnd"/>
+      <w:r>
+        <w:t xml:space="preserve"> </w:t>
+      </w:r>
+      <w:proofErr w:type="spellStart"/>
+      <w:r>
+        <w:t>sử</w:t>
+      </w:r>
+      <w:proofErr w:type="spellEnd"/>
+      <w:r>
+        <w:t xml:space="preserve"> </w:t>
+      </w:r>
+      <w:proofErr w:type="spellStart"/>
+      <w:r>
+        <w:t>dụng</w:t>
+      </w:r>
+      <w:proofErr w:type="spellEnd"/>
+      <w:r>
+        <w:t xml:space="preserve"> </w:t>
+      </w:r>
+      <w:proofErr w:type="spellStart"/>
+      <w:r>
+        <w:rPr>
+          <w:rStyle w:val="Strong"/>
+        </w:rPr>
+        <w:t>Vite</w:t>
+      </w:r>
+      <w:proofErr w:type="spellEnd"/>
+      <w:r>
+        <w:rPr>
+          <w:rStyle w:val="Strong"/>
+        </w:rPr>
+        <w:t xml:space="preserve"> + React</w:t>
+      </w:r>
+      <w:r>
+        <w:t xml:space="preserve"> </w:t>
+      </w:r>
+      <w:proofErr w:type="spellStart"/>
+      <w:r>
+        <w:t>thay</w:t>
+      </w:r>
+      <w:proofErr w:type="spellEnd"/>
+      <w:r>
+        <w:t xml:space="preserve"> </w:t>
+      </w:r>
+      <w:proofErr w:type="spellStart"/>
+      <w:r>
+        <w:t>vì</w:t>
+      </w:r>
+      <w:proofErr w:type="spellEnd"/>
+      <w:r>
+        <w:t xml:space="preserve"> Create React App </w:t>
+      </w:r>
+      <w:proofErr w:type="spellStart"/>
+      <w:r>
+        <w:t>vì</w:t>
+      </w:r>
+      <w:proofErr w:type="spellEnd"/>
+      <w:r>
+        <w:t xml:space="preserve"> </w:t>
+      </w:r>
+      <w:proofErr w:type="spellStart"/>
+      <w:r>
+        <w:t>Vite</w:t>
+      </w:r>
+      <w:proofErr w:type="spellEnd"/>
+      <w:r>
+        <w:t xml:space="preserve"> </w:t>
+      </w:r>
+      <w:proofErr w:type="spellStart"/>
+      <w:r>
+        <w:t>có</w:t>
+      </w:r>
+      <w:proofErr w:type="spellEnd"/>
+      <w:r>
+        <w:t xml:space="preserve"> </w:t>
+      </w:r>
+      <w:proofErr w:type="spellStart"/>
+      <w:r>
+        <w:t>tốc</w:t>
+      </w:r>
+      <w:proofErr w:type="spellEnd"/>
+      <w:r>
+        <w:t xml:space="preserve"> </w:t>
+      </w:r>
+      <w:proofErr w:type="spellStart"/>
+      <w:r>
+        <w:t>độ</w:t>
+      </w:r>
+      <w:proofErr w:type="spellEnd"/>
+      <w:r>
+        <w:t xml:space="preserve"> build </w:t>
+      </w:r>
+      <w:proofErr w:type="spellStart"/>
+      <w:r>
+        <w:t>và</w:t>
+      </w:r>
+      <w:proofErr w:type="spellEnd"/>
+      <w:r>
+        <w:t xml:space="preserve"> hot-reload </w:t>
+      </w:r>
+      <w:proofErr w:type="spellStart"/>
+      <w:r>
+        <w:t>nhanh</w:t>
+      </w:r>
+      <w:proofErr w:type="spellEnd"/>
+      <w:r>
+        <w:t xml:space="preserve"> </w:t>
+      </w:r>
+      <w:proofErr w:type="spellStart"/>
+      <w:r>
+        <w:t>hơn</w:t>
+      </w:r>
+      <w:proofErr w:type="spellEnd"/>
+      <w:r>
+        <w:t xml:space="preserve"> </w:t>
+      </w:r>
+      <w:proofErr w:type="spellStart"/>
+      <w:r>
+        <w:t>đáng</w:t>
+      </w:r>
+      <w:proofErr w:type="spellEnd"/>
+      <w:r>
+        <w:t xml:space="preserve"> </w:t>
+      </w:r>
+      <w:proofErr w:type="spellStart"/>
+      <w:r>
+        <w:t>kể</w:t>
+      </w:r>
+      <w:proofErr w:type="spellEnd"/>
+      <w:r>
+        <w:t xml:space="preserve">, </w:t>
+      </w:r>
+      <w:proofErr w:type="spellStart"/>
+      <w:r>
+        <w:t>phù</w:t>
+      </w:r>
+      <w:proofErr w:type="spellEnd"/>
+      <w:r>
+        <w:t xml:space="preserve"> </w:t>
+      </w:r>
+      <w:proofErr w:type="spellStart"/>
+      <w:r>
+        <w:t>hợp</w:t>
+      </w:r>
+      <w:proofErr w:type="spellEnd"/>
+      <w:r>
+        <w:t xml:space="preserve"> </w:t>
+      </w:r>
+      <w:proofErr w:type="spellStart"/>
+      <w:r>
+        <w:t>với</w:t>
+      </w:r>
+      <w:proofErr w:type="spellEnd"/>
+      <w:r>
+        <w:t xml:space="preserve"> </w:t>
+      </w:r>
+      <w:proofErr w:type="spellStart"/>
+      <w:r>
+        <w:t>môi</w:t>
+      </w:r>
+      <w:proofErr w:type="spellEnd"/>
+      <w:r>
+        <w:t xml:space="preserve"> </w:t>
+      </w:r>
+      <w:proofErr w:type="spellStart"/>
+      <w:r>
+        <w:t>trường</w:t>
+      </w:r>
+      <w:proofErr w:type="spellEnd"/>
+      <w:r>
+        <w:t xml:space="preserve"> </w:t>
+      </w:r>
+      <w:proofErr w:type="spellStart"/>
+      <w:r>
+        <w:t>phát</w:t>
+      </w:r>
+      <w:proofErr w:type="spellEnd"/>
+      <w:r>
+        <w:t xml:space="preserve"> </w:t>
+      </w:r>
+      <w:proofErr w:type="spellStart"/>
+      <w:r>
+        <w:t>triển</w:t>
+      </w:r>
+      <w:proofErr w:type="spellEnd"/>
+      <w:r>
+        <w:t xml:space="preserve"> </w:t>
+      </w:r>
+      <w:proofErr w:type="spellStart"/>
+      <w:r>
+        <w:t>nhóm</w:t>
+      </w:r>
+      <w:proofErr w:type="spellEnd"/>
+      <w:r>
+        <w:t xml:space="preserve"> </w:t>
+      </w:r>
+      <w:proofErr w:type="spellStart"/>
+      <w:r>
+        <w:t>cần</w:t>
+      </w:r>
+      <w:proofErr w:type="spellEnd"/>
+      <w:r>
+        <w:t xml:space="preserve"> </w:t>
+      </w:r>
+      <w:proofErr w:type="spellStart"/>
+      <w:r>
+        <w:t>chạy</w:t>
+      </w:r>
+      <w:proofErr w:type="spellEnd"/>
+      <w:r>
+        <w:t xml:space="preserve"> song </w:t>
+      </w:r>
+      <w:proofErr w:type="spellStart"/>
+      <w:r>
         <w:lastRenderedPageBreak/>
-        <w:t>[</w:t>
-      </w:r>
-      <w:proofErr w:type="spellStart"/>
-      <w:r>
-        <w:rPr>
-          <w:i/>
-          <w:iCs/>
-          <w:color w:val="AAB7C4"/>
-        </w:rPr>
-        <w:t>Thành</w:t>
-      </w:r>
-      <w:proofErr w:type="spellEnd"/>
-      <w:r>
-        <w:rPr>
-          <w:i/>
-          <w:iCs/>
-          <w:color w:val="AAB7C4"/>
-        </w:rPr>
-        <w:t xml:space="preserve"> </w:t>
-      </w:r>
-      <w:proofErr w:type="spellStart"/>
-      <w:r>
-        <w:rPr>
-          <w:i/>
-          <w:iCs/>
-          <w:color w:val="AAB7C4"/>
-        </w:rPr>
+        <w:t>song</w:t>
+      </w:r>
+      <w:proofErr w:type="spellEnd"/>
+      <w:r>
+        <w:t xml:space="preserve"> </w:t>
+      </w:r>
+      <w:proofErr w:type="spellStart"/>
+      <w:r>
+        <w:t>nhiều</w:t>
+      </w:r>
+      <w:proofErr w:type="spellEnd"/>
+      <w:r>
+        <w:t xml:space="preserve"> </w:t>
+      </w:r>
+      <w:proofErr w:type="spellStart"/>
+      <w:r>
+        <w:t>nhánh</w:t>
+      </w:r>
+      <w:proofErr w:type="spellEnd"/>
+      <w:r>
+        <w:t xml:space="preserve">. </w:t>
+      </w:r>
+      <w:proofErr w:type="spellStart"/>
+      <w:r>
+        <w:rPr>
+          <w:rStyle w:val="Strong"/>
+        </w:rPr>
+        <w:t>GitHub</w:t>
+      </w:r>
+      <w:proofErr w:type="spellEnd"/>
+      <w:r>
+        <w:t xml:space="preserve"> </w:t>
+      </w:r>
+      <w:proofErr w:type="spellStart"/>
+      <w:r>
+        <w:t>được</w:t>
+      </w:r>
+      <w:proofErr w:type="spellEnd"/>
+      <w:r>
+        <w:t xml:space="preserve"> </w:t>
+      </w:r>
+      <w:proofErr w:type="spellStart"/>
+      <w:r>
+        <w:t>chọn</w:t>
+      </w:r>
+      <w:proofErr w:type="spellEnd"/>
+      <w:r>
+        <w:t xml:space="preserve"> </w:t>
+      </w:r>
+      <w:proofErr w:type="spellStart"/>
+      <w:r>
+        <w:t>làm</w:t>
+      </w:r>
+      <w:proofErr w:type="spellEnd"/>
+      <w:r>
+        <w:t xml:space="preserve"> </w:t>
+      </w:r>
+      <w:proofErr w:type="spellStart"/>
+      <w:r>
+        <w:t>nơi</w:t>
+      </w:r>
+      <w:proofErr w:type="spellEnd"/>
+      <w:r>
+        <w:t xml:space="preserve"> </w:t>
+      </w:r>
+      <w:proofErr w:type="spellStart"/>
+      <w:r>
+        <w:t>quản</w:t>
+      </w:r>
+      <w:proofErr w:type="spellEnd"/>
+      <w:r>
+        <w:t xml:space="preserve"> </w:t>
+      </w:r>
+      <w:proofErr w:type="spellStart"/>
+      <w:r>
+        <w:t>lý</w:t>
+      </w:r>
+      <w:proofErr w:type="spellEnd"/>
+      <w:r>
+        <w:t xml:space="preserve"> </w:t>
+      </w:r>
+      <w:proofErr w:type="spellStart"/>
+      <w:r>
+        <w:t>mã</w:t>
+      </w:r>
+      <w:proofErr w:type="spellEnd"/>
+      <w:r>
+        <w:t xml:space="preserve"> </w:t>
+      </w:r>
+      <w:proofErr w:type="spellStart"/>
+      <w:r>
+        <w:t>nguồn</w:t>
+      </w:r>
+      <w:proofErr w:type="spellEnd"/>
+      <w:r>
+        <w:t xml:space="preserve"> </w:t>
+      </w:r>
+      <w:proofErr w:type="spellStart"/>
+      <w:r>
+        <w:t>chung</w:t>
+      </w:r>
+      <w:proofErr w:type="spellEnd"/>
+      <w:r>
+        <w:t xml:space="preserve"> </w:t>
+      </w:r>
+      <w:proofErr w:type="spellStart"/>
+      <w:r>
+        <w:t>để</w:t>
+      </w:r>
+      <w:proofErr w:type="spellEnd"/>
+      <w:r>
+        <w:t xml:space="preserve"> </w:t>
+      </w:r>
+      <w:proofErr w:type="spellStart"/>
+      <w:r>
+        <w:t>toàn</w:t>
+      </w:r>
+      <w:proofErr w:type="spellEnd"/>
+      <w:r>
+        <w:t xml:space="preserve"> </w:t>
+      </w:r>
+      <w:proofErr w:type="spellStart"/>
+      <w:r>
+        <w:t>bộ</w:t>
+      </w:r>
+      <w:proofErr w:type="spellEnd"/>
+      <w:r>
+        <w:t xml:space="preserve"> </w:t>
+      </w:r>
+      <w:proofErr w:type="spellStart"/>
+      <w:r>
+        <w:t>thành</w:t>
+      </w:r>
+      <w:proofErr w:type="spellEnd"/>
+      <w:r>
+        <w:t xml:space="preserve"> </w:t>
+      </w:r>
+      <w:proofErr w:type="spellStart"/>
+      <w:r>
         <w:t>viên</w:t>
       </w:r>
       <w:proofErr w:type="spellEnd"/>
       <w:r>
-        <w:rPr>
-          <w:i/>
-          <w:iCs/>
-          <w:color w:val="AAB7C4"/>
-        </w:rPr>
-        <w:t xml:space="preserve"> </w:t>
-      </w:r>
-      <w:proofErr w:type="spellStart"/>
-      <w:r>
-        <w:rPr>
-          <w:i/>
-          <w:iCs/>
-          <w:color w:val="AAB7C4"/>
-        </w:rPr>
-        <w:t>phụ</w:t>
-      </w:r>
-      <w:proofErr w:type="spellEnd"/>
-      <w:r>
-        <w:rPr>
-          <w:i/>
-          <w:iCs/>
-          <w:color w:val="AAB7C4"/>
-        </w:rPr>
-        <w:t xml:space="preserve"> </w:t>
-      </w:r>
-      <w:proofErr w:type="spellStart"/>
-      <w:r>
-        <w:rPr>
-          <w:i/>
-          <w:iCs/>
-          <w:color w:val="AAB7C4"/>
-        </w:rPr>
-        <w:t>trách</w:t>
-      </w:r>
-      <w:proofErr w:type="spellEnd"/>
-      <w:r>
-        <w:rPr>
-          <w:i/>
-          <w:iCs/>
-          <w:color w:val="AAB7C4"/>
-        </w:rPr>
-        <w:t xml:space="preserve"> </w:t>
-      </w:r>
-      <w:proofErr w:type="spellStart"/>
-      <w:r>
-        <w:rPr>
-          <w:i/>
-          <w:iCs/>
-          <w:color w:val="AAB7C4"/>
-        </w:rPr>
-        <w:t>điền</w:t>
-      </w:r>
-      <w:proofErr w:type="spellEnd"/>
-      <w:r>
-        <w:rPr>
-          <w:i/>
-          <w:iCs/>
-          <w:color w:val="AAB7C4"/>
-        </w:rPr>
-        <w:t xml:space="preserve"> </w:t>
-      </w:r>
-      <w:proofErr w:type="spellStart"/>
-      <w:r>
-        <w:rPr>
-          <w:i/>
-          <w:iCs/>
-          <w:color w:val="AAB7C4"/>
-        </w:rPr>
-        <w:t>vào</w:t>
-      </w:r>
-      <w:proofErr w:type="spellEnd"/>
-      <w:r>
-        <w:rPr>
-          <w:i/>
-          <w:iCs/>
-          <w:color w:val="AAB7C4"/>
-        </w:rPr>
-        <w:t xml:space="preserve"> </w:t>
-      </w:r>
-      <w:proofErr w:type="spellStart"/>
-      <w:r>
-        <w:rPr>
-          <w:i/>
-          <w:iCs/>
-          <w:color w:val="AAB7C4"/>
-        </w:rPr>
-        <w:t>đây</w:t>
-      </w:r>
-      <w:proofErr w:type="spellEnd"/>
-      <w:r>
-        <w:rPr>
-          <w:i/>
-          <w:iCs/>
-          <w:color w:val="AAB7C4"/>
-        </w:rPr>
-        <w:t xml:space="preserve">: </w:t>
-      </w:r>
-      <w:proofErr w:type="spellStart"/>
-      <w:r>
-        <w:rPr>
-          <w:i/>
-          <w:iCs/>
-          <w:color w:val="AAB7C4"/>
-        </w:rPr>
-        <w:t>mô</w:t>
-      </w:r>
-      <w:proofErr w:type="spellEnd"/>
-      <w:r>
-        <w:rPr>
-          <w:i/>
-          <w:iCs/>
-          <w:color w:val="AAB7C4"/>
-        </w:rPr>
-        <w:t xml:space="preserve"> </w:t>
-      </w:r>
-      <w:proofErr w:type="spellStart"/>
-      <w:r>
-        <w:rPr>
-          <w:i/>
-          <w:iCs/>
-          <w:color w:val="AAB7C4"/>
-        </w:rPr>
-        <w:t>tả</w:t>
-      </w:r>
-      <w:proofErr w:type="spellEnd"/>
-      <w:r>
-        <w:rPr>
-          <w:i/>
-          <w:iCs/>
-          <w:color w:val="AAB7C4"/>
-        </w:rPr>
-        <w:t xml:space="preserve"> approach </w:t>
-      </w:r>
-      <w:proofErr w:type="spellStart"/>
-      <w:r>
-        <w:rPr>
-          <w:i/>
-          <w:iCs/>
-          <w:color w:val="AAB7C4"/>
-        </w:rPr>
-        <w:t>đã</w:t>
-      </w:r>
-      <w:proofErr w:type="spellEnd"/>
-      <w:r>
-        <w:rPr>
-          <w:i/>
-          <w:iCs/>
-          <w:color w:val="AAB7C4"/>
-        </w:rPr>
-        <w:t xml:space="preserve"> </w:t>
-      </w:r>
-      <w:proofErr w:type="spellStart"/>
-      <w:r>
-        <w:rPr>
-          <w:i/>
-          <w:iCs/>
-          <w:color w:val="AAB7C4"/>
-        </w:rPr>
-        <w:t>chọn</w:t>
-      </w:r>
-      <w:proofErr w:type="spellEnd"/>
-      <w:r>
-        <w:rPr>
-          <w:i/>
-          <w:iCs/>
-          <w:color w:val="AAB7C4"/>
-        </w:rPr>
-        <w:t xml:space="preserve">, </w:t>
-      </w:r>
-      <w:proofErr w:type="spellStart"/>
-      <w:r>
-        <w:rPr>
-          <w:i/>
-          <w:iCs/>
-          <w:color w:val="AAB7C4"/>
-        </w:rPr>
-        <w:t>lý</w:t>
-      </w:r>
-      <w:proofErr w:type="spellEnd"/>
-      <w:r>
-        <w:rPr>
-          <w:i/>
-          <w:iCs/>
-          <w:color w:val="AAB7C4"/>
-        </w:rPr>
-        <w:t xml:space="preserve"> do </w:t>
-      </w:r>
-      <w:proofErr w:type="spellStart"/>
-      <w:r>
-        <w:rPr>
-          <w:i/>
-          <w:iCs/>
-          <w:color w:val="AAB7C4"/>
-        </w:rPr>
-        <w:t>chọn</w:t>
-      </w:r>
-      <w:proofErr w:type="spellEnd"/>
-      <w:r>
-        <w:rPr>
-          <w:i/>
-          <w:iCs/>
-          <w:color w:val="AAB7C4"/>
-        </w:rPr>
-        <w:t xml:space="preserve">, </w:t>
-      </w:r>
-      <w:proofErr w:type="spellStart"/>
-      <w:r>
-        <w:rPr>
-          <w:i/>
-          <w:iCs/>
-          <w:color w:val="AAB7C4"/>
-        </w:rPr>
-        <w:t>khó</w:t>
-      </w:r>
-      <w:proofErr w:type="spellEnd"/>
-      <w:r>
-        <w:rPr>
-          <w:i/>
-          <w:iCs/>
-          <w:color w:val="AAB7C4"/>
-        </w:rPr>
-        <w:t xml:space="preserve"> </w:t>
-      </w:r>
-      <w:proofErr w:type="spellStart"/>
-      <w:r>
-        <w:rPr>
-          <w:i/>
-          <w:iCs/>
-          <w:color w:val="AAB7C4"/>
-        </w:rPr>
-        <w:t>khăn</w:t>
-      </w:r>
-      <w:proofErr w:type="spellEnd"/>
-      <w:r>
-        <w:rPr>
-          <w:i/>
-          <w:iCs/>
-          <w:color w:val="AAB7C4"/>
-        </w:rPr>
-        <w:t xml:space="preserve"> </w:t>
-      </w:r>
-      <w:proofErr w:type="spellStart"/>
-      <w:r>
-        <w:rPr>
-          <w:i/>
-          <w:iCs/>
-          <w:color w:val="AAB7C4"/>
-        </w:rPr>
-        <w:t>gặp</w:t>
-      </w:r>
-      <w:proofErr w:type="spellEnd"/>
-      <w:r>
-        <w:rPr>
-          <w:i/>
-          <w:iCs/>
-          <w:color w:val="AAB7C4"/>
-        </w:rPr>
-        <w:t xml:space="preserve"> </w:t>
-      </w:r>
-      <w:proofErr w:type="spellStart"/>
-      <w:r>
-        <w:rPr>
-          <w:i/>
-          <w:iCs/>
-          <w:color w:val="AAB7C4"/>
-        </w:rPr>
-        <w:t>phải</w:t>
-      </w:r>
-      <w:proofErr w:type="spellEnd"/>
-      <w:r>
-        <w:rPr>
-          <w:i/>
-          <w:iCs/>
-          <w:color w:val="AAB7C4"/>
-        </w:rPr>
-        <w:t xml:space="preserve"> </w:t>
-      </w:r>
-      <w:proofErr w:type="spellStart"/>
-      <w:r>
-        <w:rPr>
-          <w:i/>
-          <w:iCs/>
-          <w:color w:val="AAB7C4"/>
-        </w:rPr>
+        <w:t xml:space="preserve"> </w:t>
+      </w:r>
+      <w:proofErr w:type="spellStart"/>
+      <w:r>
+        <w:t>có</w:t>
+      </w:r>
+      <w:proofErr w:type="spellEnd"/>
+      <w:r>
+        <w:t xml:space="preserve"> </w:t>
+      </w:r>
+      <w:proofErr w:type="spellStart"/>
+      <w:r>
+        <w:t>thể</w:t>
+      </w:r>
+      <w:proofErr w:type="spellEnd"/>
+      <w:r>
+        <w:t xml:space="preserve"> </w:t>
+      </w:r>
+      <w:proofErr w:type="spellStart"/>
+      <w:r>
+        <w:t>cộng</w:t>
+      </w:r>
+      <w:proofErr w:type="spellEnd"/>
+      <w:r>
+        <w:t xml:space="preserve"> </w:t>
+      </w:r>
+      <w:proofErr w:type="spellStart"/>
+      <w:r>
+        <w:t>tác</w:t>
+      </w:r>
+      <w:proofErr w:type="spellEnd"/>
+      <w:r>
+        <w:t xml:space="preserve"> </w:t>
+      </w:r>
+      <w:proofErr w:type="spellStart"/>
+      <w:r>
         <w:t>và</w:t>
       </w:r>
       <w:proofErr w:type="spellEnd"/>
       <w:r>
-        <w:rPr>
-          <w:i/>
-          <w:iCs/>
-          <w:color w:val="AAB7C4"/>
-        </w:rPr>
-        <w:t xml:space="preserve"> </w:t>
-      </w:r>
-      <w:proofErr w:type="spellStart"/>
-      <w:r>
-        <w:rPr>
-          <w:i/>
-          <w:iCs/>
-          <w:color w:val="AAB7C4"/>
-        </w:rPr>
-        <w:t>cách</w:t>
-      </w:r>
-      <w:proofErr w:type="spellEnd"/>
-      <w:r>
-        <w:rPr>
-          <w:i/>
-          <w:iCs/>
-          <w:color w:val="AAB7C4"/>
-        </w:rPr>
-        <w:t xml:space="preserve"> </w:t>
-      </w:r>
-      <w:proofErr w:type="spellStart"/>
-      <w:r>
-        <w:rPr>
-          <w:i/>
-          <w:iCs/>
-          <w:color w:val="AAB7C4"/>
-        </w:rPr>
-        <w:t>giải</w:t>
-      </w:r>
-      <w:proofErr w:type="spellEnd"/>
-      <w:r>
-        <w:rPr>
-          <w:i/>
-          <w:iCs/>
-          <w:color w:val="AAB7C4"/>
-        </w:rPr>
-        <w:t xml:space="preserve"> </w:t>
-      </w:r>
-      <w:proofErr w:type="spellStart"/>
-      <w:r>
-        <w:rPr>
-          <w:i/>
-          <w:iCs/>
-          <w:color w:val="AAB7C4"/>
-        </w:rPr>
-        <w:t>quyết</w:t>
-      </w:r>
-      <w:proofErr w:type="spellEnd"/>
-      <w:r>
-        <w:rPr>
-          <w:i/>
-          <w:iCs/>
-          <w:color w:val="AAB7C4"/>
-        </w:rPr>
-        <w:t>...]</w:t>
+        <w:t xml:space="preserve"> </w:t>
+      </w:r>
+      <w:proofErr w:type="spellStart"/>
+      <w:r>
+        <w:t>tránh</w:t>
+      </w:r>
+      <w:proofErr w:type="spellEnd"/>
+      <w:r>
+        <w:t xml:space="preserve"> </w:t>
+      </w:r>
+      <w:proofErr w:type="spellStart"/>
+      <w:r>
+        <w:t>xung</w:t>
+      </w:r>
+      <w:proofErr w:type="spellEnd"/>
+      <w:r>
+        <w:t xml:space="preserve"> </w:t>
+      </w:r>
+      <w:proofErr w:type="spellStart"/>
+      <w:r>
+        <w:t>đột</w:t>
+      </w:r>
+      <w:proofErr w:type="spellEnd"/>
+      <w:r>
+        <w:t xml:space="preserve"> code.</w:t>
       </w:r>
     </w:p>
     <w:p>
@@ -6274,38 +6413,46 @@
       <w:pPr>
         <w:spacing w:before="60"/>
       </w:pPr>
+      <w:proofErr w:type="spellStart"/>
       <w:r>
         <w:rPr>
           <w:rStyle w:val="Strong"/>
         </w:rPr>
-        <w:t xml:space="preserve">Approach </w:t>
-      </w:r>
-      <w:proofErr w:type="spellStart"/>
+        <w:t>Cách</w:t>
+      </w:r>
+      <w:proofErr w:type="spellEnd"/>
       <w:r>
         <w:rPr>
           <w:rStyle w:val="Strong"/>
         </w:rPr>
-        <w:t>đã</w:t>
-      </w:r>
-      <w:proofErr w:type="spellEnd"/>
+        <w:t xml:space="preserve"> </w:t>
+      </w:r>
+      <w:proofErr w:type="spellStart"/>
       <w:r>
         <w:rPr>
           <w:rStyle w:val="Strong"/>
         </w:rPr>
-        <w:t xml:space="preserve"> </w:t>
-      </w:r>
-      <w:proofErr w:type="spellStart"/>
+        <w:t>thực</w:t>
+      </w:r>
+      <w:proofErr w:type="spellEnd"/>
       <w:r>
         <w:rPr>
           <w:rStyle w:val="Strong"/>
         </w:rPr>
-        <w:t>chọn</w:t>
-      </w:r>
-      <w:proofErr w:type="spellEnd"/>
+        <w:t xml:space="preserve"> </w:t>
+      </w:r>
+      <w:proofErr w:type="spellStart"/>
       <w:r>
         <w:rPr>
           <w:rStyle w:val="Strong"/>
         </w:rPr>
+        <w:t>hiện</w:t>
+      </w:r>
+      <w:proofErr w:type="spellEnd"/>
+      <w:r>
+        <w:rPr>
+          <w:rStyle w:val="Strong"/>
+        </w:rPr>
         <w:t>:</w:t>
       </w:r>
       <w:r>
@@ -6313,116 +6460,205 @@
       </w:r>
       <w:proofErr w:type="spellStart"/>
       <w:r>
-        <w:t>Nhóm</w:t>
-      </w:r>
-      <w:proofErr w:type="spellEnd"/>
-      <w:r>
-        <w:t xml:space="preserve"> </w:t>
-      </w:r>
-      <w:proofErr w:type="spellStart"/>
-      <w:r>
-        <w:t>quyết</w:t>
-      </w:r>
-      <w:proofErr w:type="spellEnd"/>
-      <w:r>
-        <w:t xml:space="preserve"> </w:t>
-      </w:r>
-      <w:proofErr w:type="spellStart"/>
-      <w:r>
-        <w:t>định</w:t>
-      </w:r>
-      <w:proofErr w:type="spellEnd"/>
-      <w:r>
-        <w:t xml:space="preserve"> </w:t>
-      </w:r>
-      <w:proofErr w:type="spellStart"/>
-      <w:r>
-        <w:t>sử</w:t>
-      </w:r>
-      <w:proofErr w:type="spellEnd"/>
-      <w:r>
-        <w:t xml:space="preserve"> </w:t>
-      </w:r>
-      <w:proofErr w:type="spellStart"/>
-      <w:r>
-        <w:t>dụng</w:t>
-      </w:r>
-      <w:proofErr w:type="spellEnd"/>
-      <w:r>
-        <w:t xml:space="preserve"> </w:t>
-      </w:r>
-      <w:proofErr w:type="spellStart"/>
-      <w:r>
-        <w:rPr>
-          <w:rStyle w:val="Strong"/>
-        </w:rPr>
-        <w:t>Vite</w:t>
-      </w:r>
-      <w:proofErr w:type="spellEnd"/>
-      <w:r>
-        <w:rPr>
-          <w:rStyle w:val="Strong"/>
-        </w:rPr>
-        <w:t xml:space="preserve"> + React</w:t>
-      </w:r>
-      <w:r>
-        <w:t xml:space="preserve"> </w:t>
-      </w:r>
-      <w:proofErr w:type="spellStart"/>
-      <w:r>
-        <w:t>thay</w:t>
-      </w:r>
-      <w:proofErr w:type="spellEnd"/>
-      <w:r>
-        <w:t xml:space="preserve"> </w:t>
-      </w:r>
-      <w:proofErr w:type="spellStart"/>
-      <w:r>
-        <w:t>vì</w:t>
-      </w:r>
-      <w:proofErr w:type="spellEnd"/>
-      <w:r>
-        <w:t xml:space="preserve"> Create React App </w:t>
-      </w:r>
-      <w:proofErr w:type="spellStart"/>
-      <w:r>
-        <w:t>vì</w:t>
-      </w:r>
-      <w:proofErr w:type="spellEnd"/>
-      <w:r>
-        <w:t xml:space="preserve"> </w:t>
-      </w:r>
-      <w:proofErr w:type="spellStart"/>
-      <w:r>
-        <w:t>Vite</w:t>
-      </w:r>
-      <w:proofErr w:type="spellEnd"/>
-      <w:r>
-        <w:t xml:space="preserve"> </w:t>
-      </w:r>
-      <w:proofErr w:type="spellStart"/>
-      <w:r>
-        <w:t>có</w:t>
-      </w:r>
-      <w:proofErr w:type="spellEnd"/>
-      <w:r>
-        <w:t xml:space="preserve"> </w:t>
-      </w:r>
-      <w:proofErr w:type="spellStart"/>
-      <w:r>
-        <w:t>tốc</w:t>
-      </w:r>
-      <w:proofErr w:type="spellEnd"/>
-      <w:r>
-        <w:t xml:space="preserve"> </w:t>
-      </w:r>
-      <w:proofErr w:type="spellStart"/>
-      <w:r>
-        <w:t>độ</w:t>
-      </w:r>
-      <w:proofErr w:type="spellEnd"/>
-      <w:r>
-        <w:t xml:space="preserve"> build </w:t>
+        <w:t>Khởi</w:t>
+      </w:r>
+      <w:proofErr w:type="spellEnd"/>
+      <w:r>
+        <w:t xml:space="preserve"> </w:t>
+      </w:r>
+      <w:proofErr w:type="spellStart"/>
+      <w:r>
+        <w:t>tạo</w:t>
+      </w:r>
+      <w:proofErr w:type="spellEnd"/>
+      <w:r>
+        <w:t xml:space="preserve"> project </w:t>
+      </w:r>
+      <w:proofErr w:type="spellStart"/>
+      <w:r>
+        <w:t>bằng</w:t>
+      </w:r>
+      <w:proofErr w:type="spellEnd"/>
+      <w:r>
+        <w:t xml:space="preserve"> </w:t>
+      </w:r>
+      <w:proofErr w:type="spellStart"/>
+      <w:r>
+        <w:t>lệnh</w:t>
+      </w:r>
+      <w:proofErr w:type="spellEnd"/>
+      <w:r>
+        <w:t xml:space="preserve"> </w:t>
+      </w:r>
+      <w:proofErr w:type="spellStart"/>
+      <w:r>
+        <w:rPr>
+          <w:rStyle w:val="HTMLCode"/>
+          <w:rFonts w:eastAsia="MS Mincho"/>
+        </w:rPr>
+        <w:t>npm</w:t>
+      </w:r>
+      <w:proofErr w:type="spellEnd"/>
+      <w:r>
+        <w:rPr>
+          <w:rStyle w:val="HTMLCode"/>
+          <w:rFonts w:eastAsia="MS Mincho"/>
+        </w:rPr>
+        <w:t xml:space="preserve"> create </w:t>
+      </w:r>
+      <w:proofErr w:type="spellStart"/>
+      <w:r>
+        <w:rPr>
+          <w:rStyle w:val="HTMLCode"/>
+          <w:rFonts w:eastAsia="MS Mincho"/>
+        </w:rPr>
+        <w:t>vite@latest</w:t>
+      </w:r>
+      <w:proofErr w:type="spellEnd"/>
+      <w:r>
+        <w:t xml:space="preserve"> </w:t>
+      </w:r>
+      <w:proofErr w:type="spellStart"/>
+      <w:r>
+        <w:t>với</w:t>
+      </w:r>
+      <w:proofErr w:type="spellEnd"/>
+      <w:r>
+        <w:t xml:space="preserve"> template React, </w:t>
+      </w:r>
+      <w:proofErr w:type="spellStart"/>
+      <w:r>
+        <w:t>sau</w:t>
+      </w:r>
+      <w:proofErr w:type="spellEnd"/>
+      <w:r>
+        <w:t xml:space="preserve"> </w:t>
+      </w:r>
+      <w:proofErr w:type="spellStart"/>
+      <w:r>
+        <w:t>đó</w:t>
+      </w:r>
+      <w:proofErr w:type="spellEnd"/>
+      <w:r>
+        <w:t xml:space="preserve"> </w:t>
+      </w:r>
+      <w:proofErr w:type="spellStart"/>
+      <w:r>
+        <w:t>cấu</w:t>
+      </w:r>
+      <w:proofErr w:type="spellEnd"/>
+      <w:r>
+        <w:t xml:space="preserve"> </w:t>
+      </w:r>
+      <w:proofErr w:type="spellStart"/>
+      <w:r>
+        <w:t>hình</w:t>
+      </w:r>
+      <w:proofErr w:type="spellEnd"/>
+      <w:r>
+        <w:t xml:space="preserve"> </w:t>
+      </w:r>
+      <w:proofErr w:type="spellStart"/>
+      <w:r>
+        <w:t>các</w:t>
+      </w:r>
+      <w:proofErr w:type="spellEnd"/>
+      <w:r>
+        <w:t xml:space="preserve"> </w:t>
+      </w:r>
+      <w:proofErr w:type="spellStart"/>
+      <w:r>
+        <w:t>thư</w:t>
+      </w:r>
+      <w:proofErr w:type="spellEnd"/>
+      <w:r>
+        <w:t xml:space="preserve"> </w:t>
+      </w:r>
+      <w:proofErr w:type="spellStart"/>
+      <w:r>
+        <w:t>viện</w:t>
+      </w:r>
+      <w:proofErr w:type="spellEnd"/>
+      <w:r>
+        <w:t xml:space="preserve"> </w:t>
+      </w:r>
+      <w:proofErr w:type="spellStart"/>
+      <w:r>
+        <w:t>cần</w:t>
+      </w:r>
+      <w:proofErr w:type="spellEnd"/>
+      <w:r>
+        <w:t xml:space="preserve"> </w:t>
+      </w:r>
+      <w:proofErr w:type="spellStart"/>
+      <w:r>
+        <w:t>thiết</w:t>
+      </w:r>
+      <w:proofErr w:type="spellEnd"/>
+      <w:r>
+        <w:t xml:space="preserve"> </w:t>
+      </w:r>
+      <w:proofErr w:type="spellStart"/>
+      <w:r>
+        <w:t>gồm</w:t>
+      </w:r>
+      <w:proofErr w:type="spellEnd"/>
+      <w:r>
+        <w:t xml:space="preserve"> </w:t>
+      </w:r>
+      <w:r>
+        <w:rPr>
+          <w:rStyle w:val="HTMLCode"/>
+          <w:rFonts w:eastAsia="MS Mincho"/>
+        </w:rPr>
+        <w:t>react-router-</w:t>
+      </w:r>
+      <w:proofErr w:type="spellStart"/>
+      <w:r>
+        <w:rPr>
+          <w:rStyle w:val="HTMLCode"/>
+          <w:rFonts w:eastAsia="MS Mincho"/>
+        </w:rPr>
+        <w:t>dom</w:t>
+      </w:r>
+      <w:proofErr w:type="spellEnd"/>
+      <w:r>
+        <w:t xml:space="preserve"> (</w:t>
+      </w:r>
+      <w:proofErr w:type="spellStart"/>
+      <w:r>
+        <w:t>điều</w:t>
+      </w:r>
+      <w:proofErr w:type="spellEnd"/>
+      <w:r>
+        <w:t xml:space="preserve"> </w:t>
+      </w:r>
+      <w:proofErr w:type="spellStart"/>
+      <w:r>
+        <w:t>hướng</w:t>
+      </w:r>
+      <w:proofErr w:type="spellEnd"/>
+      <w:r>
+        <w:t xml:space="preserve">), </w:t>
+      </w:r>
+      <w:proofErr w:type="spellStart"/>
+      <w:r>
+        <w:rPr>
+          <w:rStyle w:val="HTMLCode"/>
+          <w:rFonts w:eastAsia="MS Mincho"/>
+        </w:rPr>
+        <w:t>json</w:t>
+      </w:r>
+      <w:proofErr w:type="spellEnd"/>
+      <w:r>
+        <w:rPr>
+          <w:rStyle w:val="HTMLCode"/>
+          <w:rFonts w:eastAsia="MS Mincho"/>
+        </w:rPr>
+        <w:t>-server</w:t>
+      </w:r>
+      <w:r>
+        <w:t xml:space="preserve"> (mock API) </w:t>
       </w:r>
       <w:proofErr w:type="spellStart"/>
       <w:r>
@@ -6430,131 +6666,351 @@
       </w:r>
       <w:proofErr w:type="spellEnd"/>
       <w:r>
-        <w:t xml:space="preserve"> hot-reload </w:t>
-      </w:r>
-      <w:proofErr w:type="spellStart"/>
-      <w:r>
-        <w:t>nhanh</w:t>
-      </w:r>
-      <w:proofErr w:type="spellEnd"/>
-      <w:r>
-        <w:t xml:space="preserve"> </w:t>
-      </w:r>
-      <w:proofErr w:type="spellStart"/>
-      <w:r>
-        <w:t>hơn</w:t>
-      </w:r>
-      <w:proofErr w:type="spellEnd"/>
-      <w:r>
-        <w:t xml:space="preserve"> </w:t>
-      </w:r>
-      <w:proofErr w:type="spellStart"/>
-      <w:r>
-        <w:t>đáng</w:t>
-      </w:r>
-      <w:proofErr w:type="spellEnd"/>
-      <w:r>
-        <w:t xml:space="preserve"> </w:t>
-      </w:r>
-      <w:proofErr w:type="spellStart"/>
-      <w:r>
-        <w:t>kể</w:t>
-      </w:r>
-      <w:proofErr w:type="spellEnd"/>
+        <w:t xml:space="preserve"> </w:t>
+      </w:r>
+      <w:proofErr w:type="spellStart"/>
+      <w:r>
+        <w:rPr>
+          <w:rStyle w:val="HTMLCode"/>
+          <w:rFonts w:eastAsia="MS Mincho"/>
+        </w:rPr>
+        <w:t>axios</w:t>
+      </w:r>
+      <w:proofErr w:type="spellEnd"/>
+      <w:r>
+        <w:t xml:space="preserve"> (</w:t>
+      </w:r>
+      <w:proofErr w:type="spellStart"/>
+      <w:r>
+        <w:t>gọi</w:t>
+      </w:r>
+      <w:proofErr w:type="spellEnd"/>
+      <w:r>
+        <w:t xml:space="preserve"> API). </w:t>
+      </w:r>
+      <w:proofErr w:type="spellStart"/>
+      <w:r>
+        <w:t>Cấu</w:t>
+      </w:r>
+      <w:proofErr w:type="spellEnd"/>
+      <w:r>
+        <w:t xml:space="preserve"> </w:t>
+      </w:r>
+      <w:proofErr w:type="spellStart"/>
+      <w:r>
+        <w:t>trúc</w:t>
+      </w:r>
+      <w:proofErr w:type="spellEnd"/>
+      <w:r>
+        <w:t xml:space="preserve"> </w:t>
+      </w:r>
+      <w:proofErr w:type="spellStart"/>
+      <w:r>
+        <w:t>thư</w:t>
+      </w:r>
+      <w:proofErr w:type="spellEnd"/>
+      <w:r>
+        <w:t xml:space="preserve"> </w:t>
+      </w:r>
+      <w:proofErr w:type="spellStart"/>
+      <w:r>
+        <w:t>mục</w:t>
+      </w:r>
+      <w:proofErr w:type="spellEnd"/>
+      <w:r>
+        <w:t xml:space="preserve"> </w:t>
+      </w:r>
+      <w:proofErr w:type="spellStart"/>
+      <w:r>
+        <w:t>được</w:t>
+      </w:r>
+      <w:proofErr w:type="spellEnd"/>
+      <w:r>
+        <w:t xml:space="preserve"> </w:t>
+      </w:r>
+      <w:proofErr w:type="spellStart"/>
+      <w:r>
+        <w:t>tổ</w:t>
+      </w:r>
+      <w:proofErr w:type="spellEnd"/>
+      <w:r>
+        <w:t xml:space="preserve"> </w:t>
+      </w:r>
+      <w:proofErr w:type="spellStart"/>
+      <w:r>
+        <w:t>chức</w:t>
+      </w:r>
+      <w:proofErr w:type="spellEnd"/>
+      <w:r>
+        <w:t xml:space="preserve"> </w:t>
+      </w:r>
+      <w:proofErr w:type="spellStart"/>
+      <w:r>
+        <w:t>theo</w:t>
+      </w:r>
+      <w:proofErr w:type="spellEnd"/>
+      <w:r>
+        <w:t xml:space="preserve"> feature — </w:t>
+      </w:r>
+      <w:proofErr w:type="spellStart"/>
+      <w:r>
+        <w:t>tách</w:t>
+      </w:r>
+      <w:proofErr w:type="spellEnd"/>
+      <w:r>
+        <w:t xml:space="preserve"> </w:t>
+      </w:r>
+      <w:proofErr w:type="spellStart"/>
+      <w:r>
+        <w:t>riêng</w:t>
+      </w:r>
+      <w:proofErr w:type="spellEnd"/>
+      <w:r>
+        <w:t xml:space="preserve"> </w:t>
+      </w:r>
+      <w:r>
+        <w:rPr>
+          <w:rStyle w:val="HTMLCode"/>
+          <w:rFonts w:eastAsia="MS Mincho"/>
+        </w:rPr>
+        <w:t>components/</w:t>
+      </w:r>
       <w:r>
         <w:t xml:space="preserve">, </w:t>
       </w:r>
-      <w:proofErr w:type="spellStart"/>
-      <w:r>
-        <w:t>phù</w:t>
-      </w:r>
-      <w:proofErr w:type="spellEnd"/>
-      <w:r>
-        <w:t xml:space="preserve"> </w:t>
-      </w:r>
-      <w:proofErr w:type="spellStart"/>
-      <w:r>
-        <w:t>hợp</w:t>
-      </w:r>
-      <w:proofErr w:type="spellEnd"/>
-      <w:r>
-        <w:t xml:space="preserve"> </w:t>
-      </w:r>
-      <w:proofErr w:type="spellStart"/>
-      <w:r>
-        <w:t>với</w:t>
-      </w:r>
-      <w:proofErr w:type="spellEnd"/>
-      <w:r>
-        <w:t xml:space="preserve"> </w:t>
-      </w:r>
-      <w:proofErr w:type="spellStart"/>
-      <w:r>
-        <w:t>môi</w:t>
-      </w:r>
-      <w:proofErr w:type="spellEnd"/>
-      <w:r>
-        <w:t xml:space="preserve"> </w:t>
-      </w:r>
-      <w:proofErr w:type="spellStart"/>
-      <w:r>
-        <w:t>trường</w:t>
-      </w:r>
-      <w:proofErr w:type="spellEnd"/>
-      <w:r>
-        <w:t xml:space="preserve"> </w:t>
-      </w:r>
-      <w:proofErr w:type="spellStart"/>
-      <w:r>
-        <w:t>phát</w:t>
-      </w:r>
-      <w:proofErr w:type="spellEnd"/>
-      <w:r>
-        <w:t xml:space="preserve"> </w:t>
-      </w:r>
-      <w:proofErr w:type="spellStart"/>
-      <w:r>
-        <w:t>triển</w:t>
-      </w:r>
-      <w:proofErr w:type="spellEnd"/>
-      <w:r>
-        <w:t xml:space="preserve"> </w:t>
-      </w:r>
-      <w:proofErr w:type="spellStart"/>
-      <w:r>
-        <w:t>nhóm</w:t>
-      </w:r>
-      <w:proofErr w:type="spellEnd"/>
-      <w:r>
-        <w:t xml:space="preserve"> </w:t>
-      </w:r>
-      <w:proofErr w:type="spellStart"/>
-      <w:r>
-        <w:t>cần</w:t>
-      </w:r>
-      <w:proofErr w:type="spellEnd"/>
-      <w:r>
-        <w:t xml:space="preserve"> </w:t>
-      </w:r>
-      <w:proofErr w:type="spellStart"/>
-      <w:r>
-        <w:t>chạy</w:t>
-      </w:r>
-      <w:proofErr w:type="spellEnd"/>
-      <w:r>
-        <w:t xml:space="preserve"> song </w:t>
-      </w:r>
-      <w:proofErr w:type="spellStart"/>
-      <w:r>
-        <w:t>song</w:t>
-      </w:r>
-      <w:proofErr w:type="spellEnd"/>
-      <w:r>
-        <w:t xml:space="preserve"> </w:t>
-      </w:r>
-      <w:proofErr w:type="spellStart"/>
-      <w:r>
-        <w:t>nhiều</w:t>
+      <w:r>
+        <w:rPr>
+          <w:rStyle w:val="HTMLCode"/>
+          <w:rFonts w:eastAsia="MS Mincho"/>
+        </w:rPr>
+        <w:t>pages/</w:t>
+      </w:r>
+      <w:r>
+        <w:t xml:space="preserve">, </w:t>
+      </w:r>
+      <w:r>
+        <w:rPr>
+          <w:rStyle w:val="HTMLCode"/>
+          <w:rFonts w:eastAsia="MS Mincho"/>
+        </w:rPr>
+        <w:t>assets/</w:t>
+      </w:r>
+      <w:r>
+        <w:t xml:space="preserve"> </w:t>
+      </w:r>
+      <w:proofErr w:type="spellStart"/>
+      <w:r>
+        <w:t>và</w:t>
+      </w:r>
+      <w:proofErr w:type="spellEnd"/>
+      <w:r>
+        <w:t xml:space="preserve"> </w:t>
+      </w:r>
+      <w:r>
+        <w:rPr>
+          <w:rStyle w:val="HTMLCode"/>
+          <w:rFonts w:eastAsia="MS Mincho"/>
+        </w:rPr>
+        <w:t>services/</w:t>
+      </w:r>
+      <w:r>
+        <w:t xml:space="preserve"> — </w:t>
+      </w:r>
+      <w:proofErr w:type="spellStart"/>
+      <w:r>
+        <w:t>giúp</w:t>
+      </w:r>
+      <w:proofErr w:type="spellEnd"/>
+      <w:r>
+        <w:t xml:space="preserve"> </w:t>
+      </w:r>
+      <w:proofErr w:type="spellStart"/>
+      <w:r>
+        <w:t>các</w:t>
+      </w:r>
+      <w:proofErr w:type="spellEnd"/>
+      <w:r>
+        <w:t xml:space="preserve"> </w:t>
+      </w:r>
+      <w:proofErr w:type="spellStart"/>
+      <w:r>
+        <w:t>thành</w:t>
+      </w:r>
+      <w:proofErr w:type="spellEnd"/>
+      <w:r>
+        <w:t xml:space="preserve"> </w:t>
+      </w:r>
+      <w:proofErr w:type="spellStart"/>
+      <w:r>
+        <w:t>viên</w:t>
+      </w:r>
+      <w:proofErr w:type="spellEnd"/>
+      <w:r>
+        <w:t xml:space="preserve"> </w:t>
+      </w:r>
+      <w:proofErr w:type="spellStart"/>
+      <w:r>
+        <w:t>làm</w:t>
+      </w:r>
+      <w:proofErr w:type="spellEnd"/>
+      <w:r>
+        <w:t xml:space="preserve"> </w:t>
+      </w:r>
+      <w:proofErr w:type="spellStart"/>
+      <w:r>
+        <w:t>việc</w:t>
+      </w:r>
+      <w:proofErr w:type="spellEnd"/>
+      <w:r>
+        <w:t xml:space="preserve"> </w:t>
+      </w:r>
+      <w:proofErr w:type="spellStart"/>
+      <w:r>
+        <w:t>độc</w:t>
+      </w:r>
+      <w:proofErr w:type="spellEnd"/>
+      <w:r>
+        <w:t xml:space="preserve"> </w:t>
+      </w:r>
+      <w:proofErr w:type="spellStart"/>
+      <w:r>
+        <w:t>lập</w:t>
+      </w:r>
+      <w:proofErr w:type="spellEnd"/>
+      <w:r>
+        <w:t xml:space="preserve"> </w:t>
+      </w:r>
+      <w:proofErr w:type="spellStart"/>
+      <w:r>
+        <w:t>trên</w:t>
+      </w:r>
+      <w:proofErr w:type="spellEnd"/>
+      <w:r>
+        <w:t xml:space="preserve"> </w:t>
+      </w:r>
+      <w:proofErr w:type="spellStart"/>
+      <w:r>
+        <w:t>từng</w:t>
+      </w:r>
+      <w:proofErr w:type="spellEnd"/>
+      <w:r>
+        <w:t xml:space="preserve"> </w:t>
+      </w:r>
+      <w:proofErr w:type="spellStart"/>
+      <w:r>
+        <w:t>màn</w:t>
+      </w:r>
+      <w:proofErr w:type="spellEnd"/>
+      <w:r>
+        <w:t xml:space="preserve"> </w:t>
+      </w:r>
+      <w:proofErr w:type="spellStart"/>
+      <w:r>
+        <w:t>hình</w:t>
+      </w:r>
+      <w:proofErr w:type="spellEnd"/>
+      <w:r>
+        <w:t xml:space="preserve"> </w:t>
+      </w:r>
+      <w:proofErr w:type="spellStart"/>
+      <w:r>
+        <w:t>mà</w:t>
+      </w:r>
+      <w:proofErr w:type="spellEnd"/>
+      <w:r>
+        <w:t xml:space="preserve"> </w:t>
+      </w:r>
+      <w:proofErr w:type="spellStart"/>
+      <w:r>
+        <w:t>không</w:t>
+      </w:r>
+      <w:proofErr w:type="spellEnd"/>
+      <w:r>
+        <w:t xml:space="preserve"> </w:t>
+      </w:r>
+      <w:proofErr w:type="spellStart"/>
+      <w:r>
+        <w:t>ảnh</w:t>
+      </w:r>
+      <w:proofErr w:type="spellEnd"/>
+      <w:r>
+        <w:t xml:space="preserve"> </w:t>
+      </w:r>
+      <w:proofErr w:type="spellStart"/>
+      <w:r>
+        <w:t>hưởng</w:t>
+      </w:r>
+      <w:proofErr w:type="spellEnd"/>
+      <w:r>
+        <w:t xml:space="preserve"> </w:t>
+      </w:r>
+      <w:proofErr w:type="spellStart"/>
+      <w:r>
+        <w:t>lẫn</w:t>
+      </w:r>
+      <w:proofErr w:type="spellEnd"/>
+      <w:r>
+        <w:t xml:space="preserve"> </w:t>
+      </w:r>
+      <w:proofErr w:type="spellStart"/>
+      <w:r>
+        <w:t>nhau</w:t>
+      </w:r>
+      <w:proofErr w:type="spellEnd"/>
+      <w:r>
+        <w:t xml:space="preserve">. </w:t>
+      </w:r>
+      <w:proofErr w:type="spellStart"/>
+      <w:r>
+        <w:t>Sau</w:t>
+      </w:r>
+      <w:proofErr w:type="spellEnd"/>
+      <w:r>
+        <w:t xml:space="preserve"> </w:t>
+      </w:r>
+      <w:proofErr w:type="spellStart"/>
+      <w:r>
+        <w:t>khi</w:t>
+      </w:r>
+      <w:proofErr w:type="spellEnd"/>
+      <w:r>
+        <w:t xml:space="preserve"> setup </w:t>
+      </w:r>
+      <w:proofErr w:type="spellStart"/>
+      <w:r>
+        <w:t>xong</w:t>
+      </w:r>
+      <w:proofErr w:type="spellEnd"/>
+      <w:r>
+        <w:t xml:space="preserve">, </w:t>
+      </w:r>
+      <w:proofErr w:type="spellStart"/>
+      <w:r>
+        <w:t>tạo</w:t>
+      </w:r>
+      <w:proofErr w:type="spellEnd"/>
+      <w:r>
+        <w:t xml:space="preserve"> </w:t>
+      </w:r>
+      <w:proofErr w:type="spellStart"/>
+      <w:r>
+        <w:t>GitHub</w:t>
+      </w:r>
+      <w:proofErr w:type="spellEnd"/>
+      <w:r>
+        <w:t xml:space="preserve"> repo, </w:t>
+      </w:r>
+      <w:proofErr w:type="spellStart"/>
+      <w:r>
+        <w:t>thiết</w:t>
+      </w:r>
+      <w:proofErr w:type="spellEnd"/>
+      <w:r>
+        <w:t xml:space="preserve"> </w:t>
+      </w:r>
+      <w:proofErr w:type="spellStart"/>
+      <w:r>
+        <w:t>lập</w:t>
       </w:r>
       <w:proofErr w:type="spellEnd"/>
       <w:r>
@@ -6566,30 +7022,15 @@
       </w:r>
       <w:proofErr w:type="spellEnd"/>
       <w:r>
-        <w:t xml:space="preserve">. </w:t>
-      </w:r>
-      <w:r>
-        <w:rPr>
-          <w:rStyle w:val="Strong"/>
-        </w:rPr>
-        <w:t>GitHub</w:t>
-      </w:r>
-      <w:r>
-        <w:t xml:space="preserve"> </w:t>
-      </w:r>
-      <w:proofErr w:type="spellStart"/>
-      <w:r>
-        <w:t>được</w:t>
-      </w:r>
-      <w:proofErr w:type="spellEnd"/>
-      <w:r>
-        <w:t xml:space="preserve"> </w:t>
-      </w:r>
-      <w:proofErr w:type="spellStart"/>
-      <w:r>
-        <w:t>chọn</w:t>
-      </w:r>
-      <w:proofErr w:type="spellEnd"/>
+        <w:t xml:space="preserve"> </w:t>
+      </w:r>
+      <w:r>
+        <w:rPr>
+          <w:rStyle w:val="HTMLCode"/>
+          <w:rFonts w:eastAsia="MS Mincho"/>
+        </w:rPr>
+        <w:t>main</w:t>
+      </w:r>
       <w:r>
         <w:t xml:space="preserve"> </w:t>
       </w:r>
@@ -6603,71 +7044,55 @@
       </w:r>
       <w:proofErr w:type="spellStart"/>
       <w:r>
-        <w:t>nơi</w:t>
-      </w:r>
-      <w:proofErr w:type="spellEnd"/>
-      <w:r>
-        <w:t xml:space="preserve"> </w:t>
-      </w:r>
-      <w:proofErr w:type="spellStart"/>
-      <w:r>
-        <w:t>quản</w:t>
-      </w:r>
-      <w:proofErr w:type="spellEnd"/>
-      <w:r>
-        <w:t xml:space="preserve"> </w:t>
-      </w:r>
-      <w:proofErr w:type="spellStart"/>
-      <w:r>
-        <w:t>lý</w:t>
-      </w:r>
-      <w:proofErr w:type="spellEnd"/>
-      <w:r>
-        <w:t xml:space="preserve"> </w:t>
-      </w:r>
-      <w:proofErr w:type="spellStart"/>
-      <w:r>
-        <w:t>mã</w:t>
-      </w:r>
-      <w:proofErr w:type="spellEnd"/>
-      <w:r>
-        <w:t xml:space="preserve"> </w:t>
-      </w:r>
-      <w:proofErr w:type="spellStart"/>
-      <w:r>
-        <w:t>nguồn</w:t>
-      </w:r>
-      <w:proofErr w:type="spellEnd"/>
-      <w:r>
-        <w:t xml:space="preserve"> </w:t>
-      </w:r>
-      <w:proofErr w:type="spellStart"/>
-      <w:r>
-        <w:t>chung</w:t>
-      </w:r>
-      <w:proofErr w:type="spellEnd"/>
-      <w:r>
-        <w:t xml:space="preserve"> </w:t>
-      </w:r>
-      <w:proofErr w:type="spellStart"/>
-      <w:r>
-        <w:t>để</w:t>
-      </w:r>
-      <w:proofErr w:type="spellEnd"/>
-      <w:r>
-        <w:t xml:space="preserve"> </w:t>
-      </w:r>
-      <w:proofErr w:type="spellStart"/>
-      <w:r>
-        <w:t>toàn</w:t>
-      </w:r>
-      <w:proofErr w:type="spellEnd"/>
-      <w:r>
-        <w:t xml:space="preserve"> </w:t>
-      </w:r>
-      <w:proofErr w:type="spellStart"/>
-      <w:r>
-        <w:t>bộ</w:t>
+        <w:t>nhánh</w:t>
+      </w:r>
+      <w:proofErr w:type="spellEnd"/>
+      <w:r>
+        <w:t xml:space="preserve"> </w:t>
+      </w:r>
+      <w:proofErr w:type="spellStart"/>
+      <w:r>
+        <w:t>bảo</w:t>
+      </w:r>
+      <w:proofErr w:type="spellEnd"/>
+      <w:r>
+        <w:t xml:space="preserve"> </w:t>
+      </w:r>
+      <w:proofErr w:type="spellStart"/>
+      <w:r>
+        <w:t>vệ</w:t>
+      </w:r>
+      <w:proofErr w:type="spellEnd"/>
+      <w:r>
+        <w:t xml:space="preserve"> </w:t>
+      </w:r>
+      <w:proofErr w:type="spellStart"/>
+      <w:r>
+        <w:t>và</w:t>
+      </w:r>
+      <w:proofErr w:type="spellEnd"/>
+      <w:r>
+        <w:t xml:space="preserve"> </w:t>
+      </w:r>
+      <w:proofErr w:type="spellStart"/>
+      <w:r>
+        <w:t>hướng</w:t>
+      </w:r>
+      <w:proofErr w:type="spellEnd"/>
+      <w:r>
+        <w:t xml:space="preserve"> </w:t>
+      </w:r>
+      <w:proofErr w:type="spellStart"/>
+      <w:r>
+        <w:t>dẫn</w:t>
+      </w:r>
+      <w:proofErr w:type="spellEnd"/>
+      <w:r>
+        <w:t xml:space="preserve"> </w:t>
+      </w:r>
+      <w:proofErr w:type="spellStart"/>
+      <w:r>
+        <w:t>từng</w:t>
       </w:r>
       <w:proofErr w:type="spellEnd"/>
       <w:r>
@@ -6691,31 +7116,31 @@
       </w:r>
       <w:proofErr w:type="spellStart"/>
       <w:r>
-        <w:t>có</w:t>
-      </w:r>
-      <w:proofErr w:type="spellEnd"/>
-      <w:r>
-        <w:t xml:space="preserve"> </w:t>
-      </w:r>
-      <w:proofErr w:type="spellStart"/>
-      <w:r>
-        <w:t>thể</w:t>
-      </w:r>
-      <w:proofErr w:type="spellEnd"/>
-      <w:r>
-        <w:t xml:space="preserve"> </w:t>
-      </w:r>
-      <w:proofErr w:type="spellStart"/>
-      <w:r>
-        <w:t>cộng</w:t>
-      </w:r>
-      <w:proofErr w:type="spellEnd"/>
-      <w:r>
-        <w:t xml:space="preserve"> </w:t>
-      </w:r>
-      <w:proofErr w:type="spellStart"/>
-      <w:r>
-        <w:t>tác</w:t>
+        <w:t>cách</w:t>
+      </w:r>
+      <w:proofErr w:type="spellEnd"/>
+      <w:r>
+        <w:t xml:space="preserve"> clone, </w:t>
+      </w:r>
+      <w:proofErr w:type="spellStart"/>
+      <w:r>
+        <w:t>tạo</w:t>
+      </w:r>
+      <w:proofErr w:type="spellEnd"/>
+      <w:r>
+        <w:t xml:space="preserve"> </w:t>
+      </w:r>
+      <w:proofErr w:type="spellStart"/>
+      <w:r>
+        <w:t>nhánh</w:t>
+      </w:r>
+      <w:proofErr w:type="spellEnd"/>
+      <w:r>
+        <w:t xml:space="preserve"> </w:t>
+      </w:r>
+      <w:proofErr w:type="spellStart"/>
+      <w:r>
+        <w:t>riêng</w:t>
       </w:r>
       <w:proofErr w:type="spellEnd"/>
       <w:r>
@@ -6731,27 +7156,11 @@
       </w:r>
       <w:proofErr w:type="spellStart"/>
       <w:r>
-        <w:t>tránh</w:t>
-      </w:r>
-      <w:proofErr w:type="spellEnd"/>
-      <w:r>
-        <w:t xml:space="preserve"> </w:t>
-      </w:r>
-      <w:proofErr w:type="spellStart"/>
-      <w:r>
-        <w:t>xung</w:t>
-      </w:r>
-      <w:proofErr w:type="spellEnd"/>
-      <w:r>
-        <w:t xml:space="preserve"> </w:t>
-      </w:r>
-      <w:proofErr w:type="spellStart"/>
-      <w:r>
-        <w:t>đột</w:t>
-      </w:r>
-      <w:proofErr w:type="spellEnd"/>
-      <w:r>
-        <w:t xml:space="preserve"> code.</w:t>
+        <w:t>tạo</w:t>
+      </w:r>
+      <w:proofErr w:type="spellEnd"/>
+      <w:r>
+        <w:t xml:space="preserve"> Pull Request.</w:t>
       </w:r>
     </w:p>
     <w:p>
@@ -6768,7 +7177,7 @@
         <w:rPr>
           <w:rStyle w:val="Strong"/>
         </w:rPr>
-        <w:t>Cách</w:t>
+        <w:t>Khó</w:t>
       </w:r>
       <w:proofErr w:type="spellEnd"/>
       <w:r>
@@ -6782,7 +7191,7 @@
         <w:rPr>
           <w:rStyle w:val="Strong"/>
         </w:rPr>
-        <w:t>thực</w:t>
+        <w:t>khăn</w:t>
       </w:r>
       <w:proofErr w:type="spellEnd"/>
       <w:r>
@@ -6796,13 +7205,27 @@
         <w:rPr>
           <w:rStyle w:val="Strong"/>
         </w:rPr>
-        <w:t>hiện</w:t>
+        <w:t>gặp</w:t>
       </w:r>
       <w:proofErr w:type="spellEnd"/>
       <w:r>
         <w:rPr>
           <w:rStyle w:val="Strong"/>
         </w:rPr>
+        <w:t xml:space="preserve"> </w:t>
+      </w:r>
+      <w:proofErr w:type="spellStart"/>
+      <w:r>
+        <w:rPr>
+          <w:rStyle w:val="Strong"/>
+        </w:rPr>
+        <w:t>phải</w:t>
+      </w:r>
+      <w:proofErr w:type="spellEnd"/>
+      <w:r>
+        <w:rPr>
+          <w:rStyle w:val="Strong"/>
+        </w:rPr>
         <w:t>:</w:t>
       </w:r>
       <w:r>
@@ -6810,80 +7233,255 @@
       </w:r>
       <w:proofErr w:type="spellStart"/>
       <w:r>
-        <w:t>Khởi</w:t>
-      </w:r>
-      <w:proofErr w:type="spellEnd"/>
-      <w:r>
-        <w:t xml:space="preserve"> </w:t>
-      </w:r>
-      <w:proofErr w:type="spellStart"/>
-      <w:r>
-        <w:t>tạo</w:t>
-      </w:r>
-      <w:proofErr w:type="spellEnd"/>
-      <w:r>
-        <w:t xml:space="preserve"> project </w:t>
-      </w:r>
-      <w:proofErr w:type="spellStart"/>
-      <w:r>
-        <w:t>bằng</w:t>
-      </w:r>
-      <w:proofErr w:type="spellEnd"/>
-      <w:r>
-        <w:t xml:space="preserve"> </w:t>
-      </w:r>
-      <w:proofErr w:type="spellStart"/>
-      <w:r>
-        <w:t>lệnh</w:t>
-      </w:r>
-      <w:proofErr w:type="spellEnd"/>
-      <w:r>
-        <w:t xml:space="preserve"> </w:t>
-      </w:r>
-      <w:proofErr w:type="spellStart"/>
-      <w:r>
-        <w:rPr>
-          <w:rStyle w:val="HTMLCode"/>
-        </w:rPr>
-        <w:t>npm</w:t>
-      </w:r>
-      <w:proofErr w:type="spellEnd"/>
-      <w:r>
-        <w:rPr>
-          <w:rStyle w:val="HTMLCode"/>
-        </w:rPr>
-        <w:t xml:space="preserve"> create </w:t>
-      </w:r>
-      <w:proofErr w:type="spellStart"/>
-      <w:r>
-        <w:rPr>
-          <w:rStyle w:val="HTMLCode"/>
-        </w:rPr>
-        <w:t>vite@latest</w:t>
-      </w:r>
-      <w:proofErr w:type="spellEnd"/>
-      <w:r>
-        <w:t xml:space="preserve"> </w:t>
-      </w:r>
-      <w:proofErr w:type="spellStart"/>
-      <w:r>
-        <w:t>với</w:t>
-      </w:r>
-      <w:proofErr w:type="spellEnd"/>
-      <w:r>
-        <w:t xml:space="preserve"> template React, </w:t>
-      </w:r>
-      <w:proofErr w:type="spellStart"/>
-      <w:r>
-        <w:t>sau</w:t>
-      </w:r>
-      <w:proofErr w:type="spellEnd"/>
-      <w:r>
-        <w:t xml:space="preserve"> </w:t>
-      </w:r>
-      <w:proofErr w:type="spellStart"/>
-      <w:r>
-        <w:t>đó</w:t>
+        <w:t>Khó</w:t>
+      </w:r>
+      <w:proofErr w:type="spellEnd"/>
+      <w:r>
+        <w:t xml:space="preserve"> </w:t>
+      </w:r>
+      <w:proofErr w:type="spellStart"/>
+      <w:r>
+        <w:t>khăn</w:t>
+      </w:r>
+      <w:proofErr w:type="spellEnd"/>
+      <w:r>
+        <w:t xml:space="preserve"> </w:t>
+      </w:r>
+      <w:proofErr w:type="spellStart"/>
+      <w:r>
+        <w:t>lớn</w:t>
+      </w:r>
+      <w:proofErr w:type="spellEnd"/>
+      <w:r>
+        <w:t xml:space="preserve"> </w:t>
+      </w:r>
+      <w:proofErr w:type="spellStart"/>
+      <w:r>
+        <w:t>nhất</w:t>
+      </w:r>
+      <w:proofErr w:type="spellEnd"/>
+      <w:r>
+        <w:t xml:space="preserve"> </w:t>
+      </w:r>
+      <w:proofErr w:type="spellStart"/>
+      <w:r>
+        <w:t>là</w:t>
+      </w:r>
+      <w:proofErr w:type="spellEnd"/>
+      <w:r>
+        <w:t xml:space="preserve"> </w:t>
+      </w:r>
+      <w:proofErr w:type="spellStart"/>
+      <w:r>
+        <w:t>chuẩn</w:t>
+      </w:r>
+      <w:proofErr w:type="spellEnd"/>
+      <w:r>
+        <w:t xml:space="preserve"> </w:t>
+      </w:r>
+      <w:proofErr w:type="spellStart"/>
+      <w:r>
+        <w:t>hóa</w:t>
+      </w:r>
+      <w:proofErr w:type="spellEnd"/>
+      <w:r>
+        <w:t xml:space="preserve"> </w:t>
+      </w:r>
+      <w:proofErr w:type="spellStart"/>
+      <w:r>
+        <w:t>môi</w:t>
+      </w:r>
+      <w:proofErr w:type="spellEnd"/>
+      <w:r>
+        <w:t xml:space="preserve"> </w:t>
+      </w:r>
+      <w:proofErr w:type="spellStart"/>
+      <w:r>
+        <w:t>trường</w:t>
+      </w:r>
+      <w:proofErr w:type="spellEnd"/>
+      <w:r>
+        <w:t xml:space="preserve"> </w:t>
+      </w:r>
+      <w:proofErr w:type="spellStart"/>
+      <w:r>
+        <w:t>cho</w:t>
+      </w:r>
+      <w:proofErr w:type="spellEnd"/>
+      <w:r>
+        <w:t xml:space="preserve"> </w:t>
+      </w:r>
+      <w:proofErr w:type="spellStart"/>
+      <w:r>
+        <w:t>tất</w:t>
+      </w:r>
+      <w:proofErr w:type="spellEnd"/>
+      <w:r>
+        <w:t xml:space="preserve"> </w:t>
+      </w:r>
+      <w:proofErr w:type="spellStart"/>
+      <w:r>
+        <w:t>cả</w:t>
+      </w:r>
+      <w:proofErr w:type="spellEnd"/>
+      <w:r>
+        <w:t xml:space="preserve"> </w:t>
+      </w:r>
+      <w:proofErr w:type="spellStart"/>
+      <w:r>
+        <w:t>thành</w:t>
+      </w:r>
+      <w:proofErr w:type="spellEnd"/>
+      <w:r>
+        <w:t xml:space="preserve"> </w:t>
+      </w:r>
+      <w:proofErr w:type="spellStart"/>
+      <w:r>
+        <w:t>viên</w:t>
+      </w:r>
+      <w:proofErr w:type="spellEnd"/>
+      <w:r>
+        <w:t xml:space="preserve"> — </w:t>
+      </w:r>
+      <w:proofErr w:type="spellStart"/>
+      <w:r>
+        <w:t>mỗi</w:t>
+      </w:r>
+      <w:proofErr w:type="spellEnd"/>
+      <w:r>
+        <w:t xml:space="preserve"> </w:t>
+      </w:r>
+      <w:proofErr w:type="spellStart"/>
+      <w:r>
+        <w:t>người</w:t>
+      </w:r>
+      <w:proofErr w:type="spellEnd"/>
+      <w:r>
+        <w:t xml:space="preserve"> </w:t>
+      </w:r>
+      <w:proofErr w:type="spellStart"/>
+      <w:r>
+        <w:t>dùng</w:t>
+      </w:r>
+      <w:proofErr w:type="spellEnd"/>
+      <w:r>
+        <w:t xml:space="preserve"> </w:t>
+      </w:r>
+      <w:proofErr w:type="spellStart"/>
+      <w:r>
+        <w:t>phiên</w:t>
+      </w:r>
+      <w:proofErr w:type="spellEnd"/>
+      <w:r>
+        <w:t xml:space="preserve"> </w:t>
+      </w:r>
+      <w:proofErr w:type="spellStart"/>
+      <w:r>
+        <w:t>bản</w:t>
+      </w:r>
+      <w:proofErr w:type="spellEnd"/>
+      <w:r>
+        <w:t xml:space="preserve"> Node.js </w:t>
+      </w:r>
+      <w:proofErr w:type="spellStart"/>
+      <w:r>
+        <w:t>khác</w:t>
+      </w:r>
+      <w:proofErr w:type="spellEnd"/>
+      <w:r>
+        <w:t xml:space="preserve"> </w:t>
+      </w:r>
+      <w:proofErr w:type="spellStart"/>
+      <w:r>
+        <w:t>nhau</w:t>
+      </w:r>
+      <w:proofErr w:type="spellEnd"/>
+      <w:r>
+        <w:t xml:space="preserve"> </w:t>
+      </w:r>
+      <w:proofErr w:type="spellStart"/>
+      <w:r>
+        <w:t>dẫn</w:t>
+      </w:r>
+      <w:proofErr w:type="spellEnd"/>
+      <w:r>
+        <w:t xml:space="preserve"> </w:t>
+      </w:r>
+      <w:proofErr w:type="spellStart"/>
+      <w:r>
+        <w:t>đến</w:t>
+      </w:r>
+      <w:proofErr w:type="spellEnd"/>
+      <w:r>
+        <w:t xml:space="preserve"> </w:t>
+      </w:r>
+      <w:proofErr w:type="spellStart"/>
+      <w:r>
+        <w:t>lỗi</w:t>
+      </w:r>
+      <w:proofErr w:type="spellEnd"/>
+      <w:r>
+        <w:t xml:space="preserve"> </w:t>
+      </w:r>
+      <w:proofErr w:type="spellStart"/>
+      <w:r>
+        <w:t>khi</w:t>
+      </w:r>
+      <w:proofErr w:type="spellEnd"/>
+      <w:r>
+        <w:t xml:space="preserve"> </w:t>
+      </w:r>
+      <w:proofErr w:type="spellStart"/>
+      <w:r>
+        <w:t>cài</w:t>
+      </w:r>
+      <w:proofErr w:type="spellEnd"/>
+      <w:r>
+        <w:t xml:space="preserve"> </w:t>
+      </w:r>
+      <w:proofErr w:type="spellStart"/>
+      <w:r>
+        <w:t>đặt</w:t>
+      </w:r>
+      <w:proofErr w:type="spellEnd"/>
+      <w:r>
+        <w:t xml:space="preserve"> dependencies. </w:t>
+      </w:r>
+      <w:proofErr w:type="spellStart"/>
+      <w:r>
+        <w:t>Ngoài</w:t>
+      </w:r>
+      <w:proofErr w:type="spellEnd"/>
+      <w:r>
+        <w:t xml:space="preserve"> </w:t>
+      </w:r>
+      <w:proofErr w:type="spellStart"/>
+      <w:r>
+        <w:t>ra</w:t>
+      </w:r>
+      <w:proofErr w:type="spellEnd"/>
+      <w:r>
+        <w:t xml:space="preserve">, </w:t>
+      </w:r>
+      <w:proofErr w:type="spellStart"/>
+      <w:r>
+        <w:t>việc</w:t>
+      </w:r>
+      <w:proofErr w:type="spellEnd"/>
+      <w:r>
+        <w:t xml:space="preserve"> </w:t>
+      </w:r>
+      <w:proofErr w:type="spellStart"/>
+      <w:r>
+        <w:t>quy</w:t>
+      </w:r>
+      <w:proofErr w:type="spellEnd"/>
+      <w:r>
+        <w:t xml:space="preserve"> </w:t>
+      </w:r>
+      <w:proofErr w:type="spellStart"/>
+      <w:r>
+        <w:t>ước</w:t>
       </w:r>
       <w:proofErr w:type="spellEnd"/>
       <w:r>
@@ -6899,15 +7497,7 @@
       </w:r>
       <w:proofErr w:type="spellStart"/>
       <w:r>
-        <w:t>hình</w:t>
-      </w:r>
-      <w:proofErr w:type="spellEnd"/>
-      <w:r>
-        <w:t xml:space="preserve"> </w:t>
-      </w:r>
-      <w:proofErr w:type="spellStart"/>
-      <w:r>
-        <w:t>các</w:t>
+        <w:t>trúc</w:t>
       </w:r>
       <w:proofErr w:type="spellEnd"/>
       <w:r>
@@ -6923,7 +7513,7 @@
       </w:r>
       <w:proofErr w:type="spellStart"/>
       <w:r>
-        <w:t>viện</w:t>
+        <w:t>mục</w:t>
       </w:r>
       <w:proofErr w:type="spellEnd"/>
       <w:r>
@@ -6939,123 +7529,6 @@
       </w:r>
       <w:proofErr w:type="spellStart"/>
       <w:r>
-        <w:t>thiết</w:t>
-      </w:r>
-      <w:proofErr w:type="spellEnd"/>
-      <w:r>
-        <w:t xml:space="preserve"> </w:t>
-      </w:r>
-      <w:proofErr w:type="spellStart"/>
-      <w:r>
-        <w:t>gồm</w:t>
-      </w:r>
-      <w:proofErr w:type="spellEnd"/>
-      <w:r>
-        <w:t xml:space="preserve"> </w:t>
-      </w:r>
-      <w:r>
-        <w:rPr>
-          <w:rStyle w:val="HTMLCode"/>
-        </w:rPr>
-        <w:t>react-router-</w:t>
-      </w:r>
-      <w:proofErr w:type="spellStart"/>
-      <w:r>
-        <w:rPr>
-          <w:rStyle w:val="HTMLCode"/>
-        </w:rPr>
-        <w:t>dom</w:t>
-      </w:r>
-      <w:proofErr w:type="spellEnd"/>
-      <w:r>
-        <w:t xml:space="preserve"> (</w:t>
-      </w:r>
-      <w:proofErr w:type="spellStart"/>
-      <w:r>
-        <w:t>điều</w:t>
-      </w:r>
-      <w:proofErr w:type="spellEnd"/>
-      <w:r>
-        <w:t xml:space="preserve"> </w:t>
-      </w:r>
-      <w:proofErr w:type="spellStart"/>
-      <w:r>
-        <w:t>hướng</w:t>
-      </w:r>
-      <w:proofErr w:type="spellEnd"/>
-      <w:r>
-        <w:t xml:space="preserve">), </w:t>
-      </w:r>
-      <w:r>
-        <w:rPr>
-          <w:rStyle w:val="HTMLCode"/>
-        </w:rPr>
-        <w:t>json-server</w:t>
-      </w:r>
-      <w:r>
-        <w:t xml:space="preserve"> (mock API) </w:t>
-      </w:r>
-      <w:proofErr w:type="spellStart"/>
-      <w:r>
-        <w:t>và</w:t>
-      </w:r>
-      <w:proofErr w:type="spellEnd"/>
-      <w:r>
-        <w:t xml:space="preserve"> </w:t>
-      </w:r>
-      <w:proofErr w:type="spellStart"/>
-      <w:r>
-        <w:rPr>
-          <w:rStyle w:val="HTMLCode"/>
-        </w:rPr>
-        <w:t>axios</w:t>
-      </w:r>
-      <w:proofErr w:type="spellEnd"/>
-      <w:r>
-        <w:t xml:space="preserve"> (</w:t>
-      </w:r>
-      <w:proofErr w:type="spellStart"/>
-      <w:r>
-        <w:t>gọi</w:t>
-      </w:r>
-      <w:proofErr w:type="spellEnd"/>
-      <w:r>
-        <w:t xml:space="preserve"> API). </w:t>
-      </w:r>
-      <w:proofErr w:type="spellStart"/>
-      <w:r>
-        <w:t>Cấu</w:t>
-      </w:r>
-      <w:proofErr w:type="spellEnd"/>
-      <w:r>
-        <w:t xml:space="preserve"> </w:t>
-      </w:r>
-      <w:proofErr w:type="spellStart"/>
-      <w:r>
-        <w:t>trúc</w:t>
-      </w:r>
-      <w:proofErr w:type="spellEnd"/>
-      <w:r>
-        <w:t xml:space="preserve"> </w:t>
-      </w:r>
-      <w:proofErr w:type="spellStart"/>
-      <w:r>
-        <w:t>thư</w:t>
-      </w:r>
-      <w:proofErr w:type="spellEnd"/>
-      <w:r>
-        <w:t xml:space="preserve"> </w:t>
-      </w:r>
-      <w:proofErr w:type="spellStart"/>
-      <w:r>
-        <w:t>mục</w:t>
-      </w:r>
-      <w:proofErr w:type="spellEnd"/>
-      <w:r>
-        <w:t xml:space="preserve"> </w:t>
-      </w:r>
-      <w:proofErr w:type="spellStart"/>
-      <w:r>
         <w:t>được</w:t>
       </w:r>
       <w:proofErr w:type="spellEnd"/>
@@ -7064,231 +7537,43 @@
       </w:r>
       <w:proofErr w:type="spellStart"/>
       <w:r>
-        <w:t>tổ</w:t>
-      </w:r>
-      <w:proofErr w:type="spellEnd"/>
-      <w:r>
-        <w:t xml:space="preserve"> </w:t>
-      </w:r>
-      <w:proofErr w:type="spellStart"/>
-      <w:r>
-        <w:t>chức</w:t>
-      </w:r>
-      <w:proofErr w:type="spellEnd"/>
-      <w:r>
-        <w:t xml:space="preserve"> </w:t>
-      </w:r>
-      <w:proofErr w:type="spellStart"/>
-      <w:r>
-        <w:t>theo</w:t>
-      </w:r>
-      <w:proofErr w:type="spellEnd"/>
-      <w:r>
-        <w:t xml:space="preserve"> feature — </w:t>
-      </w:r>
-      <w:proofErr w:type="spellStart"/>
-      <w:r>
-        <w:t>tách</w:t>
-      </w:r>
-      <w:proofErr w:type="spellEnd"/>
-      <w:r>
-        <w:t xml:space="preserve"> </w:t>
-      </w:r>
-      <w:proofErr w:type="spellStart"/>
-      <w:r>
-        <w:t>riêng</w:t>
-      </w:r>
-      <w:proofErr w:type="spellEnd"/>
-      <w:r>
-        <w:t xml:space="preserve"> </w:t>
-      </w:r>
-      <w:r>
-        <w:rPr>
-          <w:rStyle w:val="HTMLCode"/>
-        </w:rPr>
-        <w:t>components/</w:t>
-      </w:r>
-      <w:r>
-        <w:t xml:space="preserve">, </w:t>
-      </w:r>
-      <w:r>
-        <w:rPr>
-          <w:rStyle w:val="HTMLCode"/>
-        </w:rPr>
-        <w:t>pages/</w:t>
-      </w:r>
-      <w:r>
-        <w:t xml:space="preserve">, </w:t>
-      </w:r>
-      <w:r>
-        <w:rPr>
-          <w:rStyle w:val="HTMLCode"/>
-        </w:rPr>
-        <w:t>assets/</w:t>
-      </w:r>
-      <w:r>
-        <w:t xml:space="preserve"> </w:t>
-      </w:r>
-      <w:proofErr w:type="spellStart"/>
-      <w:r>
-        <w:t>và</w:t>
-      </w:r>
-      <w:proofErr w:type="spellEnd"/>
-      <w:r>
-        <w:t xml:space="preserve"> </w:t>
-      </w:r>
-      <w:r>
-        <w:rPr>
-          <w:rStyle w:val="HTMLCode"/>
-        </w:rPr>
-        <w:t>services/</w:t>
-      </w:r>
-      <w:r>
-        <w:t xml:space="preserve"> — </w:t>
-      </w:r>
-      <w:proofErr w:type="spellStart"/>
-      <w:r>
-        <w:t>giúp</w:t>
-      </w:r>
-      <w:proofErr w:type="spellEnd"/>
-      <w:r>
-        <w:t xml:space="preserve"> </w:t>
-      </w:r>
-      <w:proofErr w:type="spellStart"/>
-      <w:r>
-        <w:t>các</w:t>
-      </w:r>
-      <w:proofErr w:type="spellEnd"/>
-      <w:r>
-        <w:t xml:space="preserve"> </w:t>
-      </w:r>
-      <w:proofErr w:type="spellStart"/>
-      <w:r>
-        <w:t>thành</w:t>
-      </w:r>
-      <w:proofErr w:type="spellEnd"/>
-      <w:r>
-        <w:t xml:space="preserve"> </w:t>
-      </w:r>
-      <w:proofErr w:type="spellStart"/>
-      <w:r>
-        <w:t>viên</w:t>
-      </w:r>
-      <w:proofErr w:type="spellEnd"/>
-      <w:r>
-        <w:t xml:space="preserve"> </w:t>
-      </w:r>
-      <w:proofErr w:type="spellStart"/>
-      <w:r>
-        <w:t>làm</w:t>
-      </w:r>
-      <w:proofErr w:type="spellEnd"/>
-      <w:r>
-        <w:t xml:space="preserve"> </w:t>
-      </w:r>
-      <w:proofErr w:type="spellStart"/>
-      <w:r>
-        <w:t>việc</w:t>
-      </w:r>
-      <w:proofErr w:type="spellEnd"/>
-      <w:r>
-        <w:t xml:space="preserve"> </w:t>
-      </w:r>
-      <w:proofErr w:type="spellStart"/>
-      <w:r>
-        <w:t>độc</w:t>
-      </w:r>
-      <w:proofErr w:type="spellEnd"/>
-      <w:r>
-        <w:t xml:space="preserve"> </w:t>
-      </w:r>
-      <w:proofErr w:type="spellStart"/>
-      <w:r>
-        <w:t>lập</w:t>
-      </w:r>
-      <w:proofErr w:type="spellEnd"/>
-      <w:r>
-        <w:t xml:space="preserve"> </w:t>
-      </w:r>
-      <w:proofErr w:type="spellStart"/>
-      <w:r>
-        <w:t>trên</w:t>
-      </w:r>
-      <w:proofErr w:type="spellEnd"/>
-      <w:r>
-        <w:t xml:space="preserve"> </w:t>
-      </w:r>
-      <w:proofErr w:type="spellStart"/>
-      <w:r>
-        <w:t>từng</w:t>
-      </w:r>
-      <w:proofErr w:type="spellEnd"/>
-      <w:r>
-        <w:t xml:space="preserve"> </w:t>
-      </w:r>
-      <w:proofErr w:type="spellStart"/>
-      <w:r>
-        <w:t>màn</w:t>
-      </w:r>
-      <w:proofErr w:type="spellEnd"/>
-      <w:r>
-        <w:t xml:space="preserve"> </w:t>
-      </w:r>
-      <w:proofErr w:type="spellStart"/>
-      <w:r>
-        <w:t>hình</w:t>
-      </w:r>
-      <w:proofErr w:type="spellEnd"/>
-      <w:r>
-        <w:t xml:space="preserve"> </w:t>
-      </w:r>
-      <w:proofErr w:type="spellStart"/>
-      <w:r>
-        <w:t>mà</w:t>
-      </w:r>
-      <w:proofErr w:type="spellEnd"/>
-      <w:r>
-        <w:t xml:space="preserve"> </w:t>
-      </w:r>
-      <w:proofErr w:type="spellStart"/>
-      <w:r>
-        <w:t>không</w:t>
-      </w:r>
-      <w:proofErr w:type="spellEnd"/>
-      <w:r>
-        <w:t xml:space="preserve"> </w:t>
-      </w:r>
-      <w:proofErr w:type="spellStart"/>
-      <w:r>
-        <w:t>ảnh</w:t>
-      </w:r>
-      <w:proofErr w:type="spellEnd"/>
-      <w:r>
-        <w:t xml:space="preserve"> </w:t>
-      </w:r>
-      <w:proofErr w:type="spellStart"/>
-      <w:r>
-        <w:t>hưởng</w:t>
-      </w:r>
-      <w:proofErr w:type="spellEnd"/>
-      <w:r>
-        <w:t xml:space="preserve"> </w:t>
-      </w:r>
-      <w:proofErr w:type="spellStart"/>
-      <w:r>
-        <w:t>lẫn</w:t>
-      </w:r>
-      <w:proofErr w:type="spellEnd"/>
-      <w:r>
-        <w:t xml:space="preserve"> </w:t>
-      </w:r>
-      <w:proofErr w:type="spellStart"/>
-      <w:r>
-        <w:t>nhau</w:t>
-      </w:r>
-      <w:proofErr w:type="spellEnd"/>
-      <w:r>
-        <w:t xml:space="preserve">. Sau </w:t>
+        <w:t>thống</w:t>
+      </w:r>
+      <w:proofErr w:type="spellEnd"/>
+      <w:r>
+        <w:t xml:space="preserve"> </w:t>
+      </w:r>
+      <w:proofErr w:type="spellStart"/>
+      <w:r>
+        <w:t>nhất</w:t>
+      </w:r>
+      <w:proofErr w:type="spellEnd"/>
+      <w:r>
+        <w:t xml:space="preserve"> </w:t>
+      </w:r>
+      <w:proofErr w:type="spellStart"/>
+      <w:r>
+        <w:t>sớm</w:t>
+      </w:r>
+      <w:proofErr w:type="spellEnd"/>
+      <w:r>
+        <w:t xml:space="preserve"> </w:t>
+      </w:r>
+      <w:proofErr w:type="spellStart"/>
+      <w:r>
+        <w:t>để</w:t>
+      </w:r>
+      <w:proofErr w:type="spellEnd"/>
+      <w:r>
+        <w:t xml:space="preserve"> </w:t>
+      </w:r>
+      <w:proofErr w:type="spellStart"/>
+      <w:r>
+        <w:t>tránh</w:t>
+      </w:r>
+      <w:proofErr w:type="spellEnd"/>
+      <w:r>
+        <w:t xml:space="preserve"> conflict </w:t>
       </w:r>
       <w:proofErr w:type="spellStart"/>
       <w:r>
@@ -7296,184 +7581,7 @@
       </w:r>
       <w:proofErr w:type="spellEnd"/>
       <w:r>
-        <w:t xml:space="preserve"> setup </w:t>
-      </w:r>
-      <w:proofErr w:type="spellStart"/>
-      <w:r>
-        <w:t>xong</w:t>
-      </w:r>
-      <w:proofErr w:type="spellEnd"/>
-      <w:r>
-        <w:t xml:space="preserve">, </w:t>
-      </w:r>
-      <w:proofErr w:type="spellStart"/>
-      <w:r>
-        <w:t>tạo</w:t>
-      </w:r>
-      <w:proofErr w:type="spellEnd"/>
-      <w:r>
-        <w:t xml:space="preserve"> GitHub repo, </w:t>
-      </w:r>
-      <w:proofErr w:type="spellStart"/>
-      <w:r>
-        <w:t>thiết</w:t>
-      </w:r>
-      <w:proofErr w:type="spellEnd"/>
-      <w:r>
-        <w:t xml:space="preserve"> </w:t>
-      </w:r>
-      <w:proofErr w:type="spellStart"/>
-      <w:r>
-        <w:t>lập</w:t>
-      </w:r>
-      <w:proofErr w:type="spellEnd"/>
-      <w:r>
-        <w:t xml:space="preserve"> </w:t>
-      </w:r>
-      <w:proofErr w:type="spellStart"/>
-      <w:r>
-        <w:t>nhánh</w:t>
-      </w:r>
-      <w:proofErr w:type="spellEnd"/>
-      <w:r>
-        <w:t xml:space="preserve"> </w:t>
-      </w:r>
-      <w:r>
-        <w:rPr>
-          <w:rStyle w:val="HTMLCode"/>
-        </w:rPr>
-        <w:t>main</w:t>
-      </w:r>
-      <w:r>
-        <w:t xml:space="preserve"> </w:t>
-      </w:r>
-      <w:proofErr w:type="spellStart"/>
-      <w:r>
-        <w:t>làm</w:t>
-      </w:r>
-      <w:proofErr w:type="spellEnd"/>
-      <w:r>
-        <w:t xml:space="preserve"> </w:t>
-      </w:r>
-      <w:proofErr w:type="spellStart"/>
-      <w:r>
-        <w:t>nhánh</w:t>
-      </w:r>
-      <w:proofErr w:type="spellEnd"/>
-      <w:r>
-        <w:t xml:space="preserve"> </w:t>
-      </w:r>
-      <w:proofErr w:type="spellStart"/>
-      <w:r>
-        <w:t>bảo</w:t>
-      </w:r>
-      <w:proofErr w:type="spellEnd"/>
-      <w:r>
-        <w:t xml:space="preserve"> </w:t>
-      </w:r>
-      <w:proofErr w:type="spellStart"/>
-      <w:r>
-        <w:t>vệ</w:t>
-      </w:r>
-      <w:proofErr w:type="spellEnd"/>
-      <w:r>
-        <w:t xml:space="preserve"> </w:t>
-      </w:r>
-      <w:proofErr w:type="spellStart"/>
-      <w:r>
-        <w:t>và</w:t>
-      </w:r>
-      <w:proofErr w:type="spellEnd"/>
-      <w:r>
-        <w:t xml:space="preserve"> </w:t>
-      </w:r>
-      <w:proofErr w:type="spellStart"/>
-      <w:r>
-        <w:t>hướng</w:t>
-      </w:r>
-      <w:proofErr w:type="spellEnd"/>
-      <w:r>
-        <w:t xml:space="preserve"> </w:t>
-      </w:r>
-      <w:proofErr w:type="spellStart"/>
-      <w:r>
-        <w:t>dẫn</w:t>
-      </w:r>
-      <w:proofErr w:type="spellEnd"/>
-      <w:r>
-        <w:t xml:space="preserve"> </w:t>
-      </w:r>
-      <w:proofErr w:type="spellStart"/>
-      <w:r>
-        <w:t>từng</w:t>
-      </w:r>
-      <w:proofErr w:type="spellEnd"/>
-      <w:r>
-        <w:t xml:space="preserve"> </w:t>
-      </w:r>
-      <w:proofErr w:type="spellStart"/>
-      <w:r>
-        <w:t>thành</w:t>
-      </w:r>
-      <w:proofErr w:type="spellEnd"/>
-      <w:r>
-        <w:t xml:space="preserve"> </w:t>
-      </w:r>
-      <w:proofErr w:type="spellStart"/>
-      <w:r>
-        <w:t>viên</w:t>
-      </w:r>
-      <w:proofErr w:type="spellEnd"/>
-      <w:r>
-        <w:t xml:space="preserve"> </w:t>
-      </w:r>
-      <w:proofErr w:type="spellStart"/>
-      <w:r>
-        <w:t>cách</w:t>
-      </w:r>
-      <w:proofErr w:type="spellEnd"/>
-      <w:r>
-        <w:t xml:space="preserve"> clone, </w:t>
-      </w:r>
-      <w:proofErr w:type="spellStart"/>
-      <w:r>
-        <w:t>tạo</w:t>
-      </w:r>
-      <w:proofErr w:type="spellEnd"/>
-      <w:r>
-        <w:t xml:space="preserve"> </w:t>
-      </w:r>
-      <w:proofErr w:type="spellStart"/>
-      <w:r>
-        <w:t>nhánh</w:t>
-      </w:r>
-      <w:proofErr w:type="spellEnd"/>
-      <w:r>
-        <w:t xml:space="preserve"> </w:t>
-      </w:r>
-      <w:proofErr w:type="spellStart"/>
-      <w:r>
-        <w:t>riêng</w:t>
-      </w:r>
-      <w:proofErr w:type="spellEnd"/>
-      <w:r>
-        <w:t xml:space="preserve"> </w:t>
-      </w:r>
-      <w:proofErr w:type="spellStart"/>
-      <w:r>
-        <w:t>và</w:t>
-      </w:r>
-      <w:proofErr w:type="spellEnd"/>
-      <w:r>
-        <w:t xml:space="preserve"> </w:t>
-      </w:r>
-      <w:proofErr w:type="spellStart"/>
-      <w:r>
-        <w:t>tạo</w:t>
-      </w:r>
-      <w:proofErr w:type="spellEnd"/>
-      <w:r>
-        <w:t xml:space="preserve"> Pull Request.</w:t>
+        <w:t xml:space="preserve"> merge code.</w:t>
       </w:r>
     </w:p>
     <w:p>
@@ -7490,7 +7598,7 @@
         <w:rPr>
           <w:rStyle w:val="Strong"/>
         </w:rPr>
-        <w:t>Khó</w:t>
+        <w:t>Cách</w:t>
       </w:r>
       <w:proofErr w:type="spellEnd"/>
       <w:r>
@@ -7504,7 +7612,7 @@
         <w:rPr>
           <w:rStyle w:val="Strong"/>
         </w:rPr>
-        <w:t>khăn</w:t>
+        <w:t>giải</w:t>
       </w:r>
       <w:proofErr w:type="spellEnd"/>
       <w:r>
@@ -7518,27 +7626,13 @@
         <w:rPr>
           <w:rStyle w:val="Strong"/>
         </w:rPr>
-        <w:t>gặp</w:t>
+        <w:t>quyết</w:t>
       </w:r>
       <w:proofErr w:type="spellEnd"/>
       <w:r>
         <w:rPr>
           <w:rStyle w:val="Strong"/>
         </w:rPr>
-        <w:t xml:space="preserve"> </w:t>
-      </w:r>
-      <w:proofErr w:type="spellStart"/>
-      <w:r>
-        <w:rPr>
-          <w:rStyle w:val="Strong"/>
-        </w:rPr>
-        <w:t>phải</w:t>
-      </w:r>
-      <w:proofErr w:type="spellEnd"/>
-      <w:r>
-        <w:rPr>
-          <w:rStyle w:val="Strong"/>
-        </w:rPr>
         <w:t>:</w:t>
       </w:r>
       <w:r>
@@ -7546,23 +7640,81 @@
       </w:r>
       <w:proofErr w:type="spellStart"/>
       <w:r>
-        <w:t>Khó</w:t>
-      </w:r>
-      <w:proofErr w:type="spellEnd"/>
-      <w:r>
-        <w:t xml:space="preserve"> </w:t>
-      </w:r>
-      <w:proofErr w:type="spellStart"/>
-      <w:r>
-        <w:t>khăn</w:t>
-      </w:r>
-      <w:proofErr w:type="spellEnd"/>
-      <w:r>
-        <w:t xml:space="preserve"> </w:t>
-      </w:r>
-      <w:proofErr w:type="spellStart"/>
-      <w:r>
-        <w:t>lớn</w:t>
+        <w:t>Ghi</w:t>
+      </w:r>
+      <w:proofErr w:type="spellEnd"/>
+      <w:r>
+        <w:t xml:space="preserve"> </w:t>
+      </w:r>
+      <w:proofErr w:type="spellStart"/>
+      <w:r>
+        <w:t>rõ</w:t>
+      </w:r>
+      <w:proofErr w:type="spellEnd"/>
+      <w:r>
+        <w:t xml:space="preserve"> </w:t>
+      </w:r>
+      <w:proofErr w:type="spellStart"/>
+      <w:r>
+        <w:t>phiên</w:t>
+      </w:r>
+      <w:proofErr w:type="spellEnd"/>
+      <w:r>
+        <w:t xml:space="preserve"> </w:t>
+      </w:r>
+      <w:proofErr w:type="spellStart"/>
+      <w:r>
+        <w:t>bản</w:t>
+      </w:r>
+      <w:proofErr w:type="spellEnd"/>
+      <w:r>
+        <w:t xml:space="preserve"> Node </w:t>
+      </w:r>
+      <w:proofErr w:type="spellStart"/>
+      <w:r>
+        <w:t>yêu</w:t>
+      </w:r>
+      <w:proofErr w:type="spellEnd"/>
+      <w:r>
+        <w:t xml:space="preserve"> </w:t>
+      </w:r>
+      <w:proofErr w:type="spellStart"/>
+      <w:r>
+        <w:t>cầu</w:t>
+      </w:r>
+      <w:proofErr w:type="spellEnd"/>
+      <w:r>
+        <w:t xml:space="preserve"> </w:t>
+      </w:r>
+      <w:proofErr w:type="spellStart"/>
+      <w:r>
+        <w:t>trong</w:t>
+      </w:r>
+      <w:proofErr w:type="spellEnd"/>
+      <w:r>
+        <w:t xml:space="preserve"> </w:t>
+      </w:r>
+      <w:r>
+        <w:rPr>
+          <w:rStyle w:val="HTMLCode"/>
+          <w:rFonts w:eastAsia="MS Mincho"/>
+        </w:rPr>
+        <w:t>README.md</w:t>
+      </w:r>
+      <w:r>
+        <w:t xml:space="preserve">. </w:t>
+      </w:r>
+      <w:proofErr w:type="spellStart"/>
+      <w:r>
+        <w:t>Nhóm</w:t>
+      </w:r>
+      <w:proofErr w:type="spellEnd"/>
+      <w:r>
+        <w:t xml:space="preserve"> </w:t>
+      </w:r>
+      <w:proofErr w:type="spellStart"/>
+      <w:r>
+        <w:t>thống</w:t>
       </w:r>
       <w:proofErr w:type="spellEnd"/>
       <w:r>
@@ -7578,175 +7730,15 @@
       </w:r>
       <w:proofErr w:type="spellStart"/>
       <w:r>
-        <w:t>là</w:t>
-      </w:r>
-      <w:proofErr w:type="spellEnd"/>
-      <w:r>
-        <w:t xml:space="preserve"> </w:t>
-      </w:r>
-      <w:proofErr w:type="spellStart"/>
-      <w:r>
-        <w:t>chuẩn</w:t>
-      </w:r>
-      <w:proofErr w:type="spellEnd"/>
-      <w:r>
-        <w:t xml:space="preserve"> </w:t>
-      </w:r>
-      <w:proofErr w:type="spellStart"/>
-      <w:r>
-        <w:t>hóa</w:t>
-      </w:r>
-      <w:proofErr w:type="spellEnd"/>
-      <w:r>
-        <w:t xml:space="preserve"> </w:t>
-      </w:r>
-      <w:proofErr w:type="spellStart"/>
-      <w:r>
-        <w:t>môi</w:t>
-      </w:r>
-      <w:proofErr w:type="spellEnd"/>
-      <w:r>
-        <w:t xml:space="preserve"> </w:t>
-      </w:r>
-      <w:proofErr w:type="spellStart"/>
-      <w:r>
-        <w:t>trường</w:t>
-      </w:r>
-      <w:proofErr w:type="spellEnd"/>
-      <w:r>
-        <w:t xml:space="preserve"> </w:t>
-      </w:r>
-      <w:proofErr w:type="spellStart"/>
-      <w:r>
-        <w:t>cho</w:t>
-      </w:r>
-      <w:proofErr w:type="spellEnd"/>
-      <w:r>
-        <w:t xml:space="preserve"> </w:t>
-      </w:r>
-      <w:proofErr w:type="spellStart"/>
-      <w:r>
-        <w:t>tất</w:t>
-      </w:r>
-      <w:proofErr w:type="spellEnd"/>
-      <w:r>
-        <w:t xml:space="preserve"> </w:t>
-      </w:r>
-      <w:proofErr w:type="spellStart"/>
-      <w:r>
-        <w:t>cả</w:t>
-      </w:r>
-      <w:proofErr w:type="spellEnd"/>
-      <w:r>
-        <w:t xml:space="preserve"> </w:t>
-      </w:r>
-      <w:proofErr w:type="spellStart"/>
-      <w:r>
-        <w:t>thành</w:t>
-      </w:r>
-      <w:proofErr w:type="spellEnd"/>
-      <w:r>
-        <w:t xml:space="preserve"> </w:t>
-      </w:r>
-      <w:proofErr w:type="spellStart"/>
-      <w:r>
-        <w:t>viên</w:t>
-      </w:r>
-      <w:proofErr w:type="spellEnd"/>
-      <w:r>
-        <w:t xml:space="preserve"> — </w:t>
-      </w:r>
-      <w:proofErr w:type="spellStart"/>
-      <w:r>
-        <w:t>mỗi</w:t>
-      </w:r>
-      <w:proofErr w:type="spellEnd"/>
-      <w:r>
-        <w:t xml:space="preserve"> </w:t>
-      </w:r>
-      <w:proofErr w:type="spellStart"/>
-      <w:r>
-        <w:t>người</w:t>
-      </w:r>
-      <w:proofErr w:type="spellEnd"/>
-      <w:r>
-        <w:t xml:space="preserve"> </w:t>
-      </w:r>
-      <w:proofErr w:type="spellStart"/>
-      <w:r>
-        <w:t>dùng</w:t>
-      </w:r>
-      <w:proofErr w:type="spellEnd"/>
-      <w:r>
-        <w:t xml:space="preserve"> </w:t>
-      </w:r>
-      <w:proofErr w:type="spellStart"/>
-      <w:r>
-        <w:t>phiên</w:t>
-      </w:r>
-      <w:proofErr w:type="spellEnd"/>
-      <w:r>
-        <w:t xml:space="preserve"> </w:t>
-      </w:r>
-      <w:proofErr w:type="spellStart"/>
-      <w:r>
-        <w:t>bản</w:t>
-      </w:r>
-      <w:proofErr w:type="spellEnd"/>
-      <w:r>
-        <w:t xml:space="preserve"> Node.js </w:t>
-      </w:r>
-      <w:proofErr w:type="spellStart"/>
-      <w:r>
-        <w:t>khác</w:t>
-      </w:r>
-      <w:proofErr w:type="spellEnd"/>
-      <w:r>
-        <w:t xml:space="preserve"> </w:t>
-      </w:r>
-      <w:proofErr w:type="spellStart"/>
-      <w:r>
-        <w:t>nhau</w:t>
-      </w:r>
-      <w:proofErr w:type="spellEnd"/>
-      <w:r>
-        <w:t xml:space="preserve"> </w:t>
-      </w:r>
-      <w:proofErr w:type="spellStart"/>
-      <w:r>
-        <w:t>dẫn</w:t>
-      </w:r>
-      <w:proofErr w:type="spellEnd"/>
-      <w:r>
-        <w:t xml:space="preserve"> </w:t>
-      </w:r>
-      <w:proofErr w:type="spellStart"/>
-      <w:r>
-        <w:t>đến</w:t>
-      </w:r>
-      <w:proofErr w:type="spellEnd"/>
-      <w:r>
-        <w:t xml:space="preserve"> </w:t>
-      </w:r>
-      <w:proofErr w:type="spellStart"/>
-      <w:r>
-        <w:t>lỗi</w:t>
-      </w:r>
-      <w:proofErr w:type="spellEnd"/>
-      <w:r>
-        <w:t xml:space="preserve"> </w:t>
-      </w:r>
-      <w:proofErr w:type="spellStart"/>
-      <w:r>
-        <w:t>khi</w:t>
-      </w:r>
-      <w:proofErr w:type="spellEnd"/>
-      <w:r>
-        <w:t xml:space="preserve"> </w:t>
-      </w:r>
-      <w:proofErr w:type="spellStart"/>
-      <w:r>
-        <w:t>cài</w:t>
+        <w:t>quy</w:t>
+      </w:r>
+      <w:proofErr w:type="spellEnd"/>
+      <w:r>
+        <w:t xml:space="preserve"> </w:t>
+      </w:r>
+      <w:proofErr w:type="spellStart"/>
+      <w:r>
+        <w:t>tắc</w:t>
       </w:r>
       <w:proofErr w:type="spellEnd"/>
       <w:r>
@@ -7758,338 +7750,44 @@
       </w:r>
       <w:proofErr w:type="spellEnd"/>
       <w:r>
-        <w:t xml:space="preserve"> dependencies. </w:t>
-      </w:r>
-      <w:proofErr w:type="spellStart"/>
-      <w:r>
-        <w:t>Ngoài</w:t>
-      </w:r>
-      <w:proofErr w:type="spellEnd"/>
-      <w:r>
-        <w:t xml:space="preserve"> ra, </w:t>
-      </w:r>
-      <w:proofErr w:type="spellStart"/>
-      <w:r>
-        <w:t>việc</w:t>
-      </w:r>
-      <w:proofErr w:type="spellEnd"/>
-      <w:r>
-        <w:t xml:space="preserve"> </w:t>
-      </w:r>
-      <w:proofErr w:type="spellStart"/>
-      <w:r>
-        <w:t>quy</w:t>
-      </w:r>
-      <w:proofErr w:type="spellEnd"/>
-      <w:r>
-        <w:t xml:space="preserve"> </w:t>
-      </w:r>
-      <w:proofErr w:type="spellStart"/>
-      <w:r>
-        <w:t>ước</w:t>
-      </w:r>
-      <w:proofErr w:type="spellEnd"/>
-      <w:r>
-        <w:t xml:space="preserve"> </w:t>
-      </w:r>
-      <w:proofErr w:type="spellStart"/>
-      <w:r>
-        <w:t>cấu</w:t>
-      </w:r>
-      <w:proofErr w:type="spellEnd"/>
-      <w:r>
-        <w:t xml:space="preserve"> </w:t>
-      </w:r>
-      <w:proofErr w:type="spellStart"/>
-      <w:r>
-        <w:t>trúc</w:t>
-      </w:r>
-      <w:proofErr w:type="spellEnd"/>
-      <w:r>
-        <w:t xml:space="preserve"> </w:t>
-      </w:r>
-      <w:proofErr w:type="spellStart"/>
-      <w:r>
-        <w:t>thư</w:t>
-      </w:r>
-      <w:proofErr w:type="spellEnd"/>
-      <w:r>
-        <w:t xml:space="preserve"> </w:t>
-      </w:r>
-      <w:proofErr w:type="spellStart"/>
-      <w:r>
-        <w:t>mục</w:t>
-      </w:r>
-      <w:proofErr w:type="spellEnd"/>
-      <w:r>
-        <w:t xml:space="preserve"> </w:t>
-      </w:r>
-      <w:proofErr w:type="spellStart"/>
-      <w:r>
-        <w:t>cần</w:t>
-      </w:r>
-      <w:proofErr w:type="spellEnd"/>
-      <w:r>
-        <w:t xml:space="preserve"> </w:t>
-      </w:r>
-      <w:proofErr w:type="spellStart"/>
-      <w:r>
-        <w:t>được</w:t>
-      </w:r>
-      <w:proofErr w:type="spellEnd"/>
-      <w:r>
-        <w:t xml:space="preserve"> </w:t>
-      </w:r>
-      <w:proofErr w:type="spellStart"/>
-      <w:r>
-        <w:t>thống</w:t>
-      </w:r>
-      <w:proofErr w:type="spellEnd"/>
-      <w:r>
-        <w:t xml:space="preserve"> </w:t>
-      </w:r>
-      <w:proofErr w:type="spellStart"/>
-      <w:r>
-        <w:t>nhất</w:t>
-      </w:r>
-      <w:proofErr w:type="spellEnd"/>
-      <w:r>
-        <w:t xml:space="preserve"> </w:t>
-      </w:r>
-      <w:proofErr w:type="spellStart"/>
-      <w:r>
-        <w:t>sớm</w:t>
-      </w:r>
-      <w:proofErr w:type="spellEnd"/>
-      <w:r>
-        <w:t xml:space="preserve"> </w:t>
-      </w:r>
-      <w:proofErr w:type="spellStart"/>
-      <w:r>
-        <w:t>để</w:t>
-      </w:r>
-      <w:proofErr w:type="spellEnd"/>
-      <w:r>
-        <w:t xml:space="preserve"> </w:t>
-      </w:r>
-      <w:proofErr w:type="spellStart"/>
-      <w:r>
-        <w:t>tránh</w:t>
-      </w:r>
-      <w:proofErr w:type="spellEnd"/>
-      <w:r>
-        <w:t xml:space="preserve"> conflict </w:t>
-      </w:r>
-      <w:proofErr w:type="spellStart"/>
-      <w:r>
-        <w:t>khi</w:t>
-      </w:r>
-      <w:proofErr w:type="spellEnd"/>
-      <w:r>
-        <w:t xml:space="preserve"> merge code.</w:t>
-      </w:r>
-    </w:p>
-    <w:p>
-      <w:pPr>
-        <w:spacing w:before="60"/>
-      </w:pPr>
-    </w:p>
-    <w:p>
-      <w:pPr>
-        <w:spacing w:before="60"/>
-      </w:pPr>
-      <w:proofErr w:type="spellStart"/>
-      <w:r>
-        <w:rPr>
-          <w:rStyle w:val="Strong"/>
-        </w:rPr>
-        <w:t>Cách</w:t>
-      </w:r>
-      <w:proofErr w:type="spellEnd"/>
-      <w:r>
-        <w:rPr>
-          <w:rStyle w:val="Strong"/>
-        </w:rPr>
-        <w:t xml:space="preserve"> </w:t>
-      </w:r>
-      <w:proofErr w:type="spellStart"/>
-      <w:r>
-        <w:rPr>
-          <w:rStyle w:val="Strong"/>
-        </w:rPr>
-        <w:t>giải</w:t>
-      </w:r>
-      <w:proofErr w:type="spellEnd"/>
-      <w:r>
-        <w:rPr>
-          <w:rStyle w:val="Strong"/>
-        </w:rPr>
-        <w:t xml:space="preserve"> </w:t>
-      </w:r>
-      <w:proofErr w:type="spellStart"/>
-      <w:r>
-        <w:rPr>
-          <w:rStyle w:val="Strong"/>
-        </w:rPr>
-        <w:t>quyết</w:t>
-      </w:r>
-      <w:proofErr w:type="spellEnd"/>
-      <w:r>
-        <w:rPr>
-          <w:rStyle w:val="Strong"/>
-        </w:rPr>
-        <w:t>:</w:t>
-      </w:r>
-      <w:r>
-        <w:br/>
-      </w:r>
-      <w:proofErr w:type="spellStart"/>
-      <w:r>
-        <w:t>Ghi</w:t>
-      </w:r>
-      <w:proofErr w:type="spellEnd"/>
-      <w:r>
-        <w:t xml:space="preserve"> </w:t>
-      </w:r>
-      <w:proofErr w:type="spellStart"/>
-      <w:r>
-        <w:t>rõ</w:t>
-      </w:r>
-      <w:proofErr w:type="spellEnd"/>
-      <w:r>
-        <w:t xml:space="preserve"> </w:t>
-      </w:r>
-      <w:proofErr w:type="spellStart"/>
-      <w:r>
-        <w:t>phiên</w:t>
-      </w:r>
-      <w:proofErr w:type="spellEnd"/>
-      <w:r>
-        <w:t xml:space="preserve"> </w:t>
-      </w:r>
-      <w:proofErr w:type="spellStart"/>
-      <w:r>
-        <w:t>bản</w:t>
-      </w:r>
-      <w:proofErr w:type="spellEnd"/>
-      <w:r>
-        <w:t xml:space="preserve"> Node </w:t>
-      </w:r>
-      <w:proofErr w:type="spellStart"/>
-      <w:r>
-        <w:t>yêu</w:t>
-      </w:r>
-      <w:proofErr w:type="spellEnd"/>
-      <w:r>
-        <w:t xml:space="preserve"> </w:t>
-      </w:r>
-      <w:proofErr w:type="spellStart"/>
-      <w:r>
-        <w:t>cầu</w:t>
-      </w:r>
-      <w:proofErr w:type="spellEnd"/>
-      <w:r>
-        <w:t xml:space="preserve"> </w:t>
-      </w:r>
-      <w:proofErr w:type="spellStart"/>
-      <w:r>
-        <w:t>trong</w:t>
-      </w:r>
-      <w:proofErr w:type="spellEnd"/>
-      <w:r>
-        <w:t xml:space="preserve"> </w:t>
+        <w:t xml:space="preserve"> </w:t>
+      </w:r>
+      <w:proofErr w:type="spellStart"/>
+      <w:r>
+        <w:t>tên</w:t>
+      </w:r>
+      <w:proofErr w:type="spellEnd"/>
+      <w:r>
+        <w:t xml:space="preserve"> </w:t>
+      </w:r>
+      <w:proofErr w:type="spellStart"/>
+      <w:r>
+        <w:t>nhánh</w:t>
+      </w:r>
+      <w:proofErr w:type="spellEnd"/>
+      <w:r>
+        <w:t xml:space="preserve"> </w:t>
+      </w:r>
+      <w:proofErr w:type="spellStart"/>
+      <w:r>
+        <w:t>theo</w:t>
+      </w:r>
+      <w:proofErr w:type="spellEnd"/>
+      <w:r>
+        <w:t xml:space="preserve"> format </w:t>
       </w:r>
       <w:r>
         <w:rPr>
           <w:rStyle w:val="HTMLCode"/>
-        </w:rPr>
-        <w:t>README.md</w:t>
-      </w:r>
-      <w:r>
-        <w:t xml:space="preserve">. </w:t>
-      </w:r>
-      <w:proofErr w:type="spellStart"/>
-      <w:r>
-        <w:t>Nhóm</w:t>
-      </w:r>
-      <w:proofErr w:type="spellEnd"/>
-      <w:r>
-        <w:t xml:space="preserve"> </w:t>
-      </w:r>
-      <w:proofErr w:type="spellStart"/>
-      <w:r>
-        <w:t>thống</w:t>
-      </w:r>
-      <w:proofErr w:type="spellEnd"/>
-      <w:r>
-        <w:t xml:space="preserve"> </w:t>
-      </w:r>
-      <w:proofErr w:type="spellStart"/>
-      <w:r>
-        <w:t>nhất</w:t>
-      </w:r>
-      <w:proofErr w:type="spellEnd"/>
-      <w:r>
-        <w:t xml:space="preserve"> </w:t>
-      </w:r>
-      <w:proofErr w:type="spellStart"/>
-      <w:r>
-        <w:t>quy</w:t>
-      </w:r>
-      <w:proofErr w:type="spellEnd"/>
-      <w:r>
-        <w:t xml:space="preserve"> </w:t>
-      </w:r>
-      <w:proofErr w:type="spellStart"/>
-      <w:r>
-        <w:t>tắc</w:t>
-      </w:r>
-      <w:proofErr w:type="spellEnd"/>
-      <w:r>
-        <w:t xml:space="preserve"> </w:t>
-      </w:r>
-      <w:proofErr w:type="spellStart"/>
-      <w:r>
-        <w:t>đặt</w:t>
-      </w:r>
-      <w:proofErr w:type="spellEnd"/>
-      <w:r>
-        <w:t xml:space="preserve"> </w:t>
-      </w:r>
-      <w:proofErr w:type="spellStart"/>
-      <w:r>
-        <w:t>tên</w:t>
-      </w:r>
-      <w:proofErr w:type="spellEnd"/>
-      <w:r>
-        <w:t xml:space="preserve"> </w:t>
-      </w:r>
-      <w:proofErr w:type="spellStart"/>
-      <w:r>
-        <w:t>nhánh</w:t>
-      </w:r>
-      <w:proofErr w:type="spellEnd"/>
-      <w:r>
-        <w:t xml:space="preserve"> </w:t>
-      </w:r>
-      <w:proofErr w:type="spellStart"/>
-      <w:r>
-        <w:t>theo</w:t>
-      </w:r>
-      <w:proofErr w:type="spellEnd"/>
-      <w:r>
-        <w:t xml:space="preserve"> format </w:t>
-      </w:r>
+          <w:rFonts w:eastAsia="MS Mincho"/>
+        </w:rPr>
+        <w:t>feature/ten-man-</w:t>
+      </w:r>
+      <w:proofErr w:type="spellStart"/>
       <w:r>
         <w:rPr>
           <w:rStyle w:val="HTMLCode"/>
-        </w:rPr>
-        <w:t>feature/ten-man-</w:t>
-      </w:r>
-      <w:proofErr w:type="spellStart"/>
-      <w:r>
-        <w:rPr>
-          <w:rStyle w:val="HTMLCode"/>
+          <w:rFonts w:eastAsia="MS Mincho"/>
         </w:rPr>
         <w:t>hinh</w:t>
       </w:r>
@@ -8452,13 +8150,27 @@
         <w:rPr>
           <w:rStyle w:val="Strong"/>
         </w:rPr>
-        <w:t xml:space="preserve"> GitHub repository </w:t>
+        <w:t xml:space="preserve"> </w:t>
       </w:r>
       <w:proofErr w:type="spellStart"/>
       <w:r>
         <w:rPr>
           <w:rStyle w:val="Strong"/>
         </w:rPr>
+        <w:t>GitHub</w:t>
+      </w:r>
+      <w:proofErr w:type="spellEnd"/>
+      <w:r>
+        <w:rPr>
+          <w:rStyle w:val="Strong"/>
+        </w:rPr>
+        <w:t xml:space="preserve"> repository </w:t>
+      </w:r>
+      <w:proofErr w:type="spellStart"/>
+      <w:r>
+        <w:rPr>
+          <w:rStyle w:val="Strong"/>
+        </w:rPr>
         <w:t>và</w:t>
       </w:r>
       <w:proofErr w:type="spellEnd"/>
@@ -8545,7 +8257,15 @@
       </w:r>
       <w:proofErr w:type="spellEnd"/>
       <w:r>
-        <w:t xml:space="preserve"> GitHub, </w:t>
+        <w:t xml:space="preserve"> </w:t>
+      </w:r>
+      <w:proofErr w:type="spellStart"/>
+      <w:r>
+        <w:t>GitHub</w:t>
+      </w:r>
+      <w:proofErr w:type="spellEnd"/>
+      <w:r>
+        <w:t xml:space="preserve">, </w:t>
       </w:r>
       <w:proofErr w:type="spellStart"/>
       <w:r>
@@ -8929,6 +8649,7 @@
       <w:r>
         <w:rPr>
           <w:rStyle w:val="HTMLCode"/>
+          <w:rFonts w:eastAsia="MS Mincho"/>
         </w:rPr>
         <w:t>react-router-</w:t>
       </w:r>
@@ -8936,6 +8657,7 @@
       <w:r>
         <w:rPr>
           <w:rStyle w:val="HTMLCode"/>
+          <w:rFonts w:eastAsia="MS Mincho"/>
         </w:rPr>
         <w:t>dom</w:t>
       </w:r>
@@ -8947,6 +8669,7 @@
       <w:r>
         <w:rPr>
           <w:rStyle w:val="HTMLCode"/>
+          <w:rFonts w:eastAsia="MS Mincho"/>
         </w:rPr>
         <w:t>axios</w:t>
       </w:r>
@@ -8954,11 +8677,21 @@
       <w:r>
         <w:t xml:space="preserve">, </w:t>
       </w:r>
+      <w:proofErr w:type="spellStart"/>
       <w:r>
         <w:rPr>
           <w:rStyle w:val="HTMLCode"/>
-        </w:rPr>
-        <w:t>json-server</w:t>
+          <w:rFonts w:eastAsia="MS Mincho"/>
+        </w:rPr>
+        <w:t>json</w:t>
+      </w:r>
+      <w:proofErr w:type="spellEnd"/>
+      <w:r>
+        <w:rPr>
+          <w:rStyle w:val="HTMLCode"/>
+          <w:rFonts w:eastAsia="MS Mincho"/>
+        </w:rPr>
+        <w:t>-server</w:t>
       </w:r>
       <w:r>
         <w:t xml:space="preserve">. Project </w:t>
@@ -9240,6 +8973,7 @@
       <w:r>
         <w:rPr>
           <w:rStyle w:val="HTMLCode"/>
+          <w:rFonts w:eastAsia="MS Mincho"/>
         </w:rPr>
         <w:t>components/</w:t>
       </w:r>
@@ -9249,6 +8983,7 @@
       <w:r>
         <w:rPr>
           <w:rStyle w:val="HTMLCode"/>
+          <w:rFonts w:eastAsia="MS Mincho"/>
         </w:rPr>
         <w:t>pages/</w:t>
       </w:r>
@@ -9258,6 +8993,7 @@
       <w:r>
         <w:rPr>
           <w:rStyle w:val="HTMLCode"/>
+          <w:rFonts w:eastAsia="MS Mincho"/>
         </w:rPr>
         <w:t>services/</w:t>
       </w:r>
@@ -9267,6 +9003,7 @@
       <w:r>
         <w:rPr>
           <w:rStyle w:val="HTMLCode"/>
+          <w:rFonts w:eastAsia="MS Mincho"/>
         </w:rPr>
         <w:t>assets/</w:t>
       </w:r>
@@ -9370,7 +9107,6 @@
         <w:pStyle w:val="Heading2"/>
       </w:pPr>
       <w:r>
-        <w:lastRenderedPageBreak/>
         <w:t xml:space="preserve">4.2. Screenshot / Demo </w:t>
       </w:r>
       <w:proofErr w:type="spellStart"/>
@@ -9806,214 +9542,18 @@
               <w:rPr>
                 <w:i/>
                 <w:iCs/>
+                <w:noProof/>
                 <w:color w:val="AAB7C4"/>
                 <w:sz w:val="22"/>
                 <w:szCs w:val="22"/>
-              </w:rPr>
+                <w:lang w:eastAsia="ja-JP"/>
+              </w:rPr>
+              <w:lastRenderedPageBreak/>
               <w:drawing>
                 <wp:inline distT="0" distB="0" distL="0" distR="0" wp14:anchorId="38A64337" wp14:editId="5D6D708B">
                   <wp:extent cx="1819529" cy="6544588"/>
                   <wp:effectExtent l="0" t="0" r="9525" b="0"/>
                   <wp:docPr id="1" name="Picture 1"/>
-                  <wp:cNvGraphicFramePr>
-                    <a:graphicFrameLocks xmlns:a="http://schemas.openxmlformats.org/drawingml/2006/main" noChangeAspect="1"/>
-                  </wp:cNvGraphicFramePr>
-                  <a:graphic xmlns:a="http://schemas.openxmlformats.org/drawingml/2006/main">
-                    <a:graphicData uri="http://schemas.openxmlformats.org/drawingml/2006/picture">
-                      <pic:pic xmlns:pic="http://schemas.openxmlformats.org/drawingml/2006/picture">
-                        <pic:nvPicPr>
-                          <pic:cNvPr id="1" name=""/>
-                          <pic:cNvPicPr/>
-                        </pic:nvPicPr>
-                        <pic:blipFill>
-                          <a:blip r:embed="rId8"/>
-                          <a:stretch>
-                            <a:fillRect/>
-                          </a:stretch>
-                        </pic:blipFill>
-                        <pic:spPr>
-                          <a:xfrm>
-                            <a:off x="0" y="0"/>
-                            <a:ext cx="1819529" cy="6544588"/>
-                          </a:xfrm>
-                          <a:prstGeom prst="rect">
-                            <a:avLst/>
-                          </a:prstGeom>
-                        </pic:spPr>
-                      </pic:pic>
-                    </a:graphicData>
-                  </a:graphic>
-                </wp:inline>
-              </w:drawing>
-            </w:r>
-            <w:r>
-              <w:rPr>
-                <w:i/>
-                <w:iCs/>
-                <w:color w:val="AAB7C4"/>
-                <w:sz w:val="22"/>
-                <w:szCs w:val="22"/>
-              </w:rPr>
-              <w:t xml:space="preserve"> </w:t>
-            </w:r>
-            <w:r>
-              <w:rPr>
-                <w:i/>
-                <w:iCs/>
-                <w:color w:val="AAB7C4"/>
-                <w:sz w:val="22"/>
-                <w:szCs w:val="22"/>
-              </w:rPr>
-              <w:t>[</w:t>
-            </w:r>
-            <w:proofErr w:type="spellStart"/>
-            <w:r>
-              <w:rPr>
-                <w:i/>
-                <w:iCs/>
-                <w:sz w:val="22"/>
-                <w:szCs w:val="22"/>
-              </w:rPr>
-              <w:t>Hình</w:t>
-            </w:r>
-            <w:proofErr w:type="spellEnd"/>
-            <w:r>
-              <w:rPr>
-                <w:i/>
-                <w:iCs/>
-                <w:sz w:val="22"/>
-                <w:szCs w:val="22"/>
-              </w:rPr>
-              <w:t xml:space="preserve"> 1: </w:t>
-            </w:r>
-            <w:proofErr w:type="spellStart"/>
-            <w:r>
-              <w:rPr>
-                <w:i/>
-                <w:iCs/>
-                <w:sz w:val="22"/>
-                <w:szCs w:val="22"/>
-              </w:rPr>
-              <w:t>Tạo</w:t>
-            </w:r>
-            <w:proofErr w:type="spellEnd"/>
-            <w:r>
-              <w:rPr>
-                <w:i/>
-                <w:iCs/>
-                <w:sz w:val="22"/>
-                <w:szCs w:val="22"/>
-              </w:rPr>
-              <w:t xml:space="preserve"> project – </w:t>
-            </w:r>
-            <w:proofErr w:type="spellStart"/>
-            <w:r>
-              <w:rPr>
-                <w:i/>
-                <w:iCs/>
-                <w:sz w:val="22"/>
-                <w:szCs w:val="22"/>
-              </w:rPr>
-              <w:t>cấu</w:t>
-            </w:r>
-            <w:proofErr w:type="spellEnd"/>
-            <w:r>
-              <w:rPr>
-                <w:i/>
-                <w:iCs/>
-                <w:sz w:val="22"/>
-                <w:szCs w:val="22"/>
-              </w:rPr>
-              <w:t xml:space="preserve"> </w:t>
-            </w:r>
-            <w:proofErr w:type="spellStart"/>
-            <w:r>
-              <w:rPr>
-                <w:i/>
-                <w:iCs/>
-                <w:sz w:val="22"/>
-                <w:szCs w:val="22"/>
-              </w:rPr>
-              <w:t>trúc</w:t>
-            </w:r>
-            <w:proofErr w:type="spellEnd"/>
-            <w:r>
-              <w:rPr>
-                <w:i/>
-                <w:iCs/>
-                <w:sz w:val="22"/>
-                <w:szCs w:val="22"/>
-              </w:rPr>
-              <w:t xml:space="preserve"> </w:t>
-            </w:r>
-            <w:proofErr w:type="spellStart"/>
-            <w:r>
-              <w:rPr>
-                <w:i/>
-                <w:iCs/>
-                <w:sz w:val="22"/>
-                <w:szCs w:val="22"/>
-              </w:rPr>
-              <w:t>thư</w:t>
-            </w:r>
-            <w:proofErr w:type="spellEnd"/>
-            <w:r>
-              <w:rPr>
-                <w:i/>
-                <w:iCs/>
-                <w:sz w:val="22"/>
-                <w:szCs w:val="22"/>
-              </w:rPr>
-              <w:t xml:space="preserve"> </w:t>
-            </w:r>
-            <w:proofErr w:type="spellStart"/>
-            <w:r>
-              <w:rPr>
-                <w:i/>
-                <w:iCs/>
-                <w:sz w:val="22"/>
-                <w:szCs w:val="22"/>
-              </w:rPr>
-              <w:t>mục</w:t>
-            </w:r>
-            <w:proofErr w:type="spellEnd"/>
-          </w:p>
-        </w:tc>
-        <w:tc>
-          <w:tcPr>
-            <w:tcW w:w="5640" w:type="dxa"/>
-            <w:gridSpan w:val="2"/>
-            <w:shd w:val="clear" w:color="auto" w:fill="F4F6F8"/>
-            <w:tcMar>
-              <w:top w:w="80" w:type="dxa"/>
-              <w:left w:w="120" w:type="dxa"/>
-              <w:bottom w:w="80" w:type="dxa"/>
-              <w:right w:w="120" w:type="dxa"/>
-            </w:tcMar>
-          </w:tcPr>
-          <w:p>
-            <w:pPr>
-              <w:spacing w:before="1200" w:after="80"/>
-              <w:jc w:val="center"/>
-              <w:rPr>
-                <w:i/>
-                <w:iCs/>
-                <w:sz w:val="22"/>
-                <w:szCs w:val="22"/>
-              </w:rPr>
-            </w:pPr>
-            <w:r>
-              <w:rPr>
-                <w:i/>
-                <w:iCs/>
-                <w:sz w:val="22"/>
-                <w:szCs w:val="22"/>
-              </w:rPr>
-              <w:drawing>
-                <wp:inline distT="0" distB="0" distL="0" distR="0" wp14:anchorId="6D5DB4CC" wp14:editId="2FA0A3E0">
-                  <wp:extent cx="3425825" cy="1651940"/>
-                  <wp:effectExtent l="0" t="0" r="3175" b="5715"/>
-                  <wp:docPr id="3" name="Picture 3"/>
                   <wp:cNvGraphicFramePr>
                     <a:graphicFrameLocks xmlns:a="http://schemas.openxmlformats.org/drawingml/2006/main" noChangeAspect="1"/>
                   </wp:cNvGraphicFramePr>
@@ -10033,6 +9573,207 @@
                         <pic:spPr>
                           <a:xfrm>
                             <a:off x="0" y="0"/>
+                            <a:ext cx="1819529" cy="6544588"/>
+                          </a:xfrm>
+                          <a:prstGeom prst="rect">
+                            <a:avLst/>
+                          </a:prstGeom>
+                        </pic:spPr>
+                      </pic:pic>
+                    </a:graphicData>
+                  </a:graphic>
+                </wp:inline>
+              </w:drawing>
+            </w:r>
+            <w:r>
+              <w:rPr>
+                <w:i/>
+                <w:iCs/>
+                <w:color w:val="AAB7C4"/>
+                <w:sz w:val="22"/>
+                <w:szCs w:val="22"/>
+              </w:rPr>
+              <w:t xml:space="preserve"> </w:t>
+            </w:r>
+            <w:r>
+              <w:rPr>
+                <w:i/>
+                <w:iCs/>
+                <w:color w:val="AAB7C4"/>
+                <w:sz w:val="22"/>
+                <w:szCs w:val="22"/>
+              </w:rPr>
+              <w:t>[</w:t>
+            </w:r>
+            <w:proofErr w:type="spellStart"/>
+            <w:r>
+              <w:rPr>
+                <w:i/>
+                <w:iCs/>
+                <w:sz w:val="22"/>
+                <w:szCs w:val="22"/>
+              </w:rPr>
+              <w:t>Hình</w:t>
+            </w:r>
+            <w:proofErr w:type="spellEnd"/>
+            <w:r>
+              <w:rPr>
+                <w:i/>
+                <w:iCs/>
+                <w:sz w:val="22"/>
+                <w:szCs w:val="22"/>
+              </w:rPr>
+              <w:t xml:space="preserve"> 1: </w:t>
+            </w:r>
+            <w:proofErr w:type="spellStart"/>
+            <w:r>
+              <w:rPr>
+                <w:i/>
+                <w:iCs/>
+                <w:sz w:val="22"/>
+                <w:szCs w:val="22"/>
+              </w:rPr>
+              <w:t>Tạo</w:t>
+            </w:r>
+            <w:proofErr w:type="spellEnd"/>
+            <w:r>
+              <w:rPr>
+                <w:i/>
+                <w:iCs/>
+                <w:sz w:val="22"/>
+                <w:szCs w:val="22"/>
+              </w:rPr>
+              <w:t xml:space="preserve"> project – </w:t>
+            </w:r>
+            <w:proofErr w:type="spellStart"/>
+            <w:r>
+              <w:rPr>
+                <w:i/>
+                <w:iCs/>
+                <w:sz w:val="22"/>
+                <w:szCs w:val="22"/>
+              </w:rPr>
+              <w:t>cấu</w:t>
+            </w:r>
+            <w:proofErr w:type="spellEnd"/>
+            <w:r>
+              <w:rPr>
+                <w:i/>
+                <w:iCs/>
+                <w:sz w:val="22"/>
+                <w:szCs w:val="22"/>
+              </w:rPr>
+              <w:t xml:space="preserve"> </w:t>
+            </w:r>
+            <w:proofErr w:type="spellStart"/>
+            <w:r>
+              <w:rPr>
+                <w:i/>
+                <w:iCs/>
+                <w:sz w:val="22"/>
+                <w:szCs w:val="22"/>
+              </w:rPr>
+              <w:t>trúc</w:t>
+            </w:r>
+            <w:proofErr w:type="spellEnd"/>
+            <w:r>
+              <w:rPr>
+                <w:i/>
+                <w:iCs/>
+                <w:sz w:val="22"/>
+                <w:szCs w:val="22"/>
+              </w:rPr>
+              <w:t xml:space="preserve"> </w:t>
+            </w:r>
+            <w:proofErr w:type="spellStart"/>
+            <w:r>
+              <w:rPr>
+                <w:i/>
+                <w:iCs/>
+                <w:sz w:val="22"/>
+                <w:szCs w:val="22"/>
+              </w:rPr>
+              <w:t>thư</w:t>
+            </w:r>
+            <w:proofErr w:type="spellEnd"/>
+            <w:r>
+              <w:rPr>
+                <w:i/>
+                <w:iCs/>
+                <w:sz w:val="22"/>
+                <w:szCs w:val="22"/>
+              </w:rPr>
+              <w:t xml:space="preserve"> </w:t>
+            </w:r>
+            <w:proofErr w:type="spellStart"/>
+            <w:r>
+              <w:rPr>
+                <w:i/>
+                <w:iCs/>
+                <w:sz w:val="22"/>
+                <w:szCs w:val="22"/>
+              </w:rPr>
+              <w:t>mục</w:t>
+            </w:r>
+            <w:proofErr w:type="spellEnd"/>
+          </w:p>
+        </w:tc>
+        <w:tc>
+          <w:tcPr>
+            <w:tcW w:w="5640" w:type="dxa"/>
+            <w:gridSpan w:val="2"/>
+            <w:shd w:val="clear" w:color="auto" w:fill="F4F6F8"/>
+            <w:tcMar>
+              <w:top w:w="80" w:type="dxa"/>
+              <w:left w:w="120" w:type="dxa"/>
+              <w:bottom w:w="80" w:type="dxa"/>
+              <w:right w:w="120" w:type="dxa"/>
+            </w:tcMar>
+          </w:tcPr>
+          <w:p>
+            <w:pPr>
+              <w:spacing w:before="1200" w:after="80"/>
+              <w:jc w:val="center"/>
+              <w:rPr>
+                <w:i/>
+                <w:iCs/>
+                <w:sz w:val="22"/>
+                <w:szCs w:val="22"/>
+              </w:rPr>
+            </w:pPr>
+            <w:r>
+              <w:rPr>
+                <w:i/>
+                <w:iCs/>
+                <w:noProof/>
+                <w:sz w:val="22"/>
+                <w:szCs w:val="22"/>
+                <w:lang w:eastAsia="ja-JP"/>
+              </w:rPr>
+              <w:drawing>
+                <wp:inline distT="0" distB="0" distL="0" distR="0" wp14:anchorId="6D5DB4CC" wp14:editId="2FA0A3E0">
+                  <wp:extent cx="3425825" cy="1651940"/>
+                  <wp:effectExtent l="0" t="0" r="3175" b="5715"/>
+                  <wp:docPr id="3" name="Picture 3"/>
+                  <wp:cNvGraphicFramePr>
+                    <a:graphicFrameLocks xmlns:a="http://schemas.openxmlformats.org/drawingml/2006/main" noChangeAspect="1"/>
+                  </wp:cNvGraphicFramePr>
+                  <a:graphic xmlns:a="http://schemas.openxmlformats.org/drawingml/2006/main">
+                    <a:graphicData uri="http://schemas.openxmlformats.org/drawingml/2006/picture">
+                      <pic:pic xmlns:pic="http://schemas.openxmlformats.org/drawingml/2006/picture">
+                        <pic:nvPicPr>
+                          <pic:cNvPr id="1" name=""/>
+                          <pic:cNvPicPr/>
+                        </pic:nvPicPr>
+                        <pic:blipFill>
+                          <a:blip r:embed="rId10"/>
+                          <a:stretch>
+                            <a:fillRect/>
+                          </a:stretch>
+                        </pic:blipFill>
+                        <pic:spPr>
+                          <a:xfrm>
+                            <a:off x="0" y="0"/>
                             <a:ext cx="3434736" cy="1656237"/>
                           </a:xfrm>
                           <a:prstGeom prst="rect">
@@ -10077,6 +9818,7 @@
               </w:rPr>
               <w:t xml:space="preserve"> 2: </w:t>
             </w:r>
+            <w:proofErr w:type="spellStart"/>
             <w:r>
               <w:rPr>
                 <w:i/>
@@ -10084,7 +9826,17 @@
                 <w:sz w:val="22"/>
                 <w:szCs w:val="22"/>
               </w:rPr>
-              <w:t xml:space="preserve">Giao </w:t>
+              <w:t>Giao</w:t>
+            </w:r>
+            <w:proofErr w:type="spellEnd"/>
+            <w:r>
+              <w:rPr>
+                <w:i/>
+                <w:iCs/>
+                <w:sz w:val="22"/>
+                <w:szCs w:val="22"/>
+              </w:rPr>
+              <w:t xml:space="preserve"> </w:t>
             </w:r>
             <w:proofErr w:type="spellStart"/>
             <w:r>
@@ -10218,9 +9970,11 @@
               <w:rPr>
                 <w:i/>
                 <w:iCs/>
+                <w:noProof/>
                 <w:color w:val="AAB7C4"/>
                 <w:sz w:val="22"/>
                 <w:szCs w:val="22"/>
+                <w:lang w:eastAsia="ja-JP"/>
               </w:rPr>
               <w:lastRenderedPageBreak/>
               <w:drawing>
@@ -10239,7 +9993,7 @@
                           <pic:cNvPicPr/>
                         </pic:nvPicPr>
                         <pic:blipFill>
-                          <a:blip r:embed="rId10"/>
+                          <a:blip r:embed="rId11"/>
                           <a:stretch>
                             <a:fillRect/>
                           </a:stretch>
@@ -10580,7 +10334,25 @@
           <w:iCs/>
           <w:color w:val="7F8C8D"/>
         </w:rPr>
-        <w:t xml:space="preserve"> ra </w:t>
+        <w:t xml:space="preserve"> </w:t>
+      </w:r>
+      <w:proofErr w:type="spellStart"/>
+      <w:r>
+        <w:rPr>
+          <w:i/>
+          <w:iCs/>
+          <w:color w:val="7F8C8D"/>
+        </w:rPr>
+        <w:t>ra</w:t>
+      </w:r>
+      <w:proofErr w:type="spellEnd"/>
+      <w:r>
+        <w:rPr>
+          <w:i/>
+          <w:iCs/>
+          <w:color w:val="7F8C8D"/>
+        </w:rPr>
+        <w:t xml:space="preserve"> </w:t>
       </w:r>
       <w:proofErr w:type="spellStart"/>
       <w:r>
@@ -10750,11 +10522,11 @@
         <w:tblLook w:val="0000" w:firstRow="0" w:lastRow="0" w:firstColumn="0" w:lastColumn="0" w:noHBand="0" w:noVBand="0"/>
       </w:tblPr>
       <w:tblGrid>
-        <w:gridCol w:w="397"/>
-        <w:gridCol w:w="3443"/>
-        <w:gridCol w:w="1083"/>
+        <w:gridCol w:w="398"/>
+        <w:gridCol w:w="3450"/>
+        <w:gridCol w:w="1072"/>
         <w:gridCol w:w="2580"/>
-        <w:gridCol w:w="1523"/>
+        <w:gridCol w:w="1526"/>
       </w:tblGrid>
       <w:tr>
         <w:tc>
@@ -10875,7 +10647,29 @@
                 <w:sz w:val="24"/>
                 <w:szCs w:val="24"/>
               </w:rPr>
-              <w:t xml:space="preserve"> ra (</w:t>
+              <w:t xml:space="preserve"> </w:t>
+            </w:r>
+            <w:proofErr w:type="spellStart"/>
+            <w:r>
+              <w:rPr>
+                <w:b/>
+                <w:bCs/>
+                <w:color w:val="FFFFFF"/>
+                <w:sz w:val="24"/>
+                <w:szCs w:val="24"/>
+              </w:rPr>
+              <w:t>ra</w:t>
+            </w:r>
+            <w:proofErr w:type="spellEnd"/>
+            <w:r>
+              <w:rPr>
+                <w:b/>
+                <w:bCs/>
+                <w:color w:val="FFFFFF"/>
+                <w:sz w:val="24"/>
+                <w:szCs w:val="24"/>
+              </w:rPr>
+              <w:t xml:space="preserve"> (</w:t>
             </w:r>
             <w:proofErr w:type="spellStart"/>
             <w:r>
@@ -11211,7 +11005,23 @@
                 <w:sz w:val="24"/>
                 <w:szCs w:val="24"/>
               </w:rPr>
-              <w:t xml:space="preserve"> (Figma Make / Google Stitch)</w:t>
+              <w:t xml:space="preserve"> (</w:t>
+            </w:r>
+            <w:proofErr w:type="spellStart"/>
+            <w:r>
+              <w:rPr>
+                <w:sz w:val="24"/>
+                <w:szCs w:val="24"/>
+              </w:rPr>
+              <w:t>Figma</w:t>
+            </w:r>
+            <w:proofErr w:type="spellEnd"/>
+            <w:r>
+              <w:rPr>
+                <w:sz w:val="24"/>
+                <w:szCs w:val="24"/>
+              </w:rPr>
+              <w:t xml:space="preserve"> Make / Google Stitch)</w:t>
             </w:r>
           </w:p>
         </w:tc>
@@ -11287,7 +11097,23 @@
                 <w:sz w:val="24"/>
                 <w:szCs w:val="24"/>
               </w:rPr>
-              <w:t xml:space="preserve">Link Figma </w:t>
+              <w:t xml:space="preserve">Link </w:t>
+            </w:r>
+            <w:proofErr w:type="spellStart"/>
+            <w:r>
+              <w:rPr>
+                <w:sz w:val="24"/>
+                <w:szCs w:val="24"/>
+              </w:rPr>
+              <w:t>Figma</w:t>
+            </w:r>
+            <w:proofErr w:type="spellEnd"/>
+            <w:r>
+              <w:rPr>
+                <w:sz w:val="24"/>
+                <w:szCs w:val="24"/>
+              </w:rPr>
+              <w:t xml:space="preserve"> </w:t>
             </w:r>
             <w:proofErr w:type="spellStart"/>
             <w:r>
@@ -11453,7 +11279,23 @@
                 <w:sz w:val="24"/>
                 <w:szCs w:val="24"/>
               </w:rPr>
-              <w:t xml:space="preserve">Repo GitHub </w:t>
+              <w:t xml:space="preserve">Repo </w:t>
+            </w:r>
+            <w:proofErr w:type="spellStart"/>
+            <w:r>
+              <w:rPr>
+                <w:sz w:val="24"/>
+                <w:szCs w:val="24"/>
+              </w:rPr>
+              <w:t>GitHub</w:t>
+            </w:r>
+            <w:proofErr w:type="spellEnd"/>
+            <w:r>
+              <w:rPr>
+                <w:sz w:val="24"/>
+                <w:szCs w:val="24"/>
+              </w:rPr>
+              <w:t xml:space="preserve"> </w:t>
             </w:r>
             <w:proofErr w:type="spellStart"/>
             <w:r>
@@ -11533,7 +11375,23 @@
                 <w:sz w:val="24"/>
                 <w:szCs w:val="24"/>
               </w:rPr>
-              <w:t xml:space="preserve"> run dev)</w:t>
+              <w:t xml:space="preserve"> run </w:t>
+            </w:r>
+            <w:proofErr w:type="spellStart"/>
+            <w:r>
+              <w:rPr>
+                <w:sz w:val="24"/>
+                <w:szCs w:val="24"/>
+              </w:rPr>
+              <w:t>dev</w:t>
+            </w:r>
+            <w:proofErr w:type="spellEnd"/>
+            <w:r>
+              <w:rPr>
+                <w:sz w:val="24"/>
+                <w:szCs w:val="24"/>
+              </w:rPr>
+              <w:t>)</w:t>
             </w:r>
           </w:p>
         </w:tc>
@@ -11698,7 +11556,6 @@
               <w:t xml:space="preserve">File </w:t>
             </w:r>
             <w:proofErr w:type="spellStart"/>
-            <w:proofErr w:type="gramStart"/>
             <w:r>
               <w:rPr>
                 <w:sz w:val="24"/>
@@ -11707,7 +11564,6 @@
               <w:t>db.json</w:t>
             </w:r>
             <w:proofErr w:type="spellEnd"/>
-            <w:proofErr w:type="gramEnd"/>
             <w:r>
               <w:rPr>
                 <w:sz w:val="24"/>
@@ -11865,7 +11721,6 @@
           </w:tcPr>
           <w:p>
             <w:proofErr w:type="spellStart"/>
-            <w:proofErr w:type="gramStart"/>
             <w:r>
               <w:rPr>
                 <w:sz w:val="24"/>
@@ -11874,7 +11729,6 @@
               <w:t>db.json</w:t>
             </w:r>
             <w:proofErr w:type="spellEnd"/>
-            <w:proofErr w:type="gramEnd"/>
             <w:r>
               <w:rPr>
                 <w:sz w:val="24"/>
@@ -13163,7 +13017,6 @@
               <w:jc w:val="center"/>
             </w:pPr>
             <w:proofErr w:type="spellStart"/>
-            <w:proofErr w:type="gramStart"/>
             <w:r>
               <w:rPr>
                 <w:b/>
@@ -13175,7 +13028,6 @@
               <w:t>T.thái</w:t>
             </w:r>
             <w:proofErr w:type="spellEnd"/>
-            <w:proofErr w:type="gramEnd"/>
           </w:p>
         </w:tc>
       </w:tr>
@@ -13228,6 +13080,7 @@
             <w:r>
               <w:rPr>
                 <w:rStyle w:val="HTMLCode"/>
+                <w:rFonts w:eastAsia="MS Mincho"/>
               </w:rPr>
               <w:t>Error: ENOENT: no such file or directory</w:t>
             </w:r>
@@ -13304,6 +13157,7 @@
             <w:r>
               <w:rPr>
                 <w:rStyle w:val="HTMLCode"/>
+                <w:rFonts w:eastAsia="MS Mincho"/>
               </w:rPr>
               <w:t>vite.config.js</w:t>
             </w:r>
@@ -13327,7 +13181,6 @@
               <w:t xml:space="preserve"> clone repo do </w:t>
             </w:r>
             <w:proofErr w:type="spellStart"/>
-            <w:proofErr w:type="gramStart"/>
             <w:r>
               <w:t>bị</w:t>
             </w:r>
@@ -13338,6 +13191,7 @@
             <w:r>
               <w:rPr>
                 <w:rStyle w:val="HTMLCode"/>
+                <w:rFonts w:eastAsia="MS Mincho"/>
               </w:rPr>
               <w:t>.</w:t>
             </w:r>
@@ -13345,11 +13199,11 @@
             <w:r>
               <w:rPr>
                 <w:rStyle w:val="HTMLCode"/>
+                <w:rFonts w:eastAsia="MS Mincho"/>
               </w:rPr>
               <w:t>gitignore</w:t>
             </w:r>
             <w:proofErr w:type="spellEnd"/>
-            <w:proofErr w:type="gramEnd"/>
             <w:r>
               <w:t xml:space="preserve"> </w:t>
             </w:r>
@@ -13395,7 +13249,6 @@
               <w:t xml:space="preserve"> </w:t>
             </w:r>
             <w:proofErr w:type="spellStart"/>
-            <w:proofErr w:type="gramStart"/>
             <w:r>
               <w:t>lại</w:t>
             </w:r>
@@ -13406,6 +13259,7 @@
             <w:r>
               <w:rPr>
                 <w:rStyle w:val="HTMLCode"/>
+                <w:rFonts w:eastAsia="MS Mincho"/>
               </w:rPr>
               <w:t>.</w:t>
             </w:r>
@@ -13413,11 +13267,11 @@
             <w:r>
               <w:rPr>
                 <w:rStyle w:val="HTMLCode"/>
+                <w:rFonts w:eastAsia="MS Mincho"/>
               </w:rPr>
               <w:t>gitignore</w:t>
             </w:r>
             <w:proofErr w:type="spellEnd"/>
-            <w:proofErr w:type="gramEnd"/>
             <w:r>
               <w:t xml:space="preserve">, commit </w:t>
             </w:r>
@@ -13523,6 +13377,7 @@
             <w:r>
               <w:rPr>
                 <w:rStyle w:val="HTMLCode"/>
+                <w:rFonts w:eastAsia="MS Mincho"/>
               </w:rPr>
               <w:t>sh</w:t>
             </w:r>
@@ -13530,6 +13385,7 @@
             <w:r>
               <w:rPr>
                 <w:rStyle w:val="HTMLCode"/>
+                <w:rFonts w:eastAsia="MS Mincho"/>
               </w:rPr>
               <w:t xml:space="preserve">: </w:t>
             </w:r>
@@ -13537,6 +13393,7 @@
             <w:r>
               <w:rPr>
                 <w:rStyle w:val="HTMLCode"/>
+                <w:rFonts w:eastAsia="MS Mincho"/>
               </w:rPr>
               <w:t>vite</w:t>
             </w:r>
@@ -13544,6 +13401,7 @@
             <w:r>
               <w:rPr>
                 <w:rStyle w:val="HTMLCode"/>
+                <w:rFonts w:eastAsia="MS Mincho"/>
               </w:rPr>
               <w:t>: command not found</w:t>
             </w:r>
@@ -14215,8 +14073,8 @@
       </w:pPr>
     </w:p>
     <w:sectPr>
-      <w:headerReference w:type="default" r:id="rId11"/>
-      <w:footerReference w:type="default" r:id="rId12"/>
+      <w:headerReference w:type="default" r:id="rId12"/>
+      <w:footerReference w:type="default" r:id="rId13"/>
       <w:pgSz w:w="11906" w:h="16838"/>
       <w:pgMar w:top="1134" w:right="850" w:bottom="1134" w:left="1701" w:header="708" w:footer="708" w:gutter="0"/>
       <w:cols w:space="720"/>
@@ -14227,7 +14085,7 @@
 </file>
 
 <file path=word/endnotes.xml><?xml version="1.0" encoding="utf-8"?>
-<w:endnotes xmlns:wpc="http://schemas.microsoft.com/office/word/2010/wordprocessingCanvas" xmlns:cx="http://schemas.microsoft.com/office/drawing/2014/chartex" xmlns:cx1="http://schemas.microsoft.com/office/drawing/2015/9/8/chartex" xmlns:cx2="http://schemas.microsoft.com/office/drawing/2015/10/21/chartex" xmlns:cx3="http://schemas.microsoft.com/office/drawing/2016/5/9/chartex" xmlns:cx4="http://schemas.microsoft.com/office/drawing/2016/5/10/chartex" xmlns:cx5="http://schemas.microsoft.com/office/drawing/2016/5/11/chartex" xmlns:cx6="http://schemas.microsoft.com/office/drawing/2016/5/12/chartex" xmlns:cx7="http://schemas.microsoft.com/office/drawing/2016/5/13/chartex" xmlns:cx8="http://schemas.microsoft.com/office/drawing/2016/5/14/chartex" xmlns:mc="http://schemas.openxmlformats.org/markup-compatibility/2006" xmlns:aink="http://schemas.microsoft.com/office/drawing/2016/ink" xmlns:am3d="http://schemas.microsoft.com/office/drawing/2017/model3d" xmlns:o="urn:schemas-microsoft-com:office:office" xmlns:r="http://schemas.openxmlformats.org/officeDocument/2006/relationships" xmlns:m="http://schemas.openxmlformats.org/officeDocument/2006/math" xmlns:v="urn:schemas-microsoft-com:vml" xmlns:wp14="http://schemas.microsoft.com/office/word/2010/wordprocessingDrawing" xmlns:wp="http://schemas.openxmlformats.org/drawingml/2006/wordprocessingDrawing" xmlns:w10="urn:schemas-microsoft-com:office:word" xmlns:w="http://schemas.openxmlformats.org/wordprocessingml/2006/main" xmlns:w14="http://schemas.microsoft.com/office/word/2010/wordml" xmlns:w15="http://schemas.microsoft.com/office/word/2012/wordml" xmlns:w16cex="http://schemas.microsoft.com/office/word/2018/wordml/cex" xmlns:w16cid="http://schemas.microsoft.com/office/word/2016/wordml/cid" xmlns:w16="http://schemas.microsoft.com/office/word/2018/wordml" xmlns:w16sdtdh="http://schemas.microsoft.com/office/word/2020/wordml/sdtdatahash" xmlns:w16se="http://schemas.microsoft.com/office/word/2015/wordml/symex" xmlns:wpg="http://schemas.microsoft.com/office/word/2010/wordprocessingGroup" xmlns:wpi="http://schemas.microsoft.com/office/word/2010/wordprocessingInk" xmlns:wne="http://schemas.microsoft.com/office/word/2006/wordml" xmlns:wps="http://schemas.microsoft.com/office/word/2010/wordprocessingShape" mc:Ignorable="w14 w15 w16se w16cid w16 w16cex w16sdtdh wp14">
+<w:endnotes xmlns:wpc="http://schemas.microsoft.com/office/word/2010/wordprocessingCanvas" xmlns:mc="http://schemas.openxmlformats.org/markup-compatibility/2006" xmlns:o="urn:schemas-microsoft-com:office:office" xmlns:r="http://schemas.openxmlformats.org/officeDocument/2006/relationships" xmlns:m="http://schemas.openxmlformats.org/officeDocument/2006/math" xmlns:v="urn:schemas-microsoft-com:vml" xmlns:wp14="http://schemas.microsoft.com/office/word/2010/wordprocessingDrawing" xmlns:wp="http://schemas.openxmlformats.org/drawingml/2006/wordprocessingDrawing" xmlns:w10="urn:schemas-microsoft-com:office:word" xmlns:w="http://schemas.openxmlformats.org/wordprocessingml/2006/main" xmlns:w14="http://schemas.microsoft.com/office/word/2010/wordml" xmlns:wpg="http://schemas.microsoft.com/office/word/2010/wordprocessingGroup" xmlns:wpi="http://schemas.microsoft.com/office/word/2010/wordprocessingInk" xmlns:wne="http://schemas.microsoft.com/office/word/2006/wordml" xmlns:wps="http://schemas.microsoft.com/office/word/2010/wordprocessingShape" mc:Ignorable="w14 wp14">
   <w:endnote w:type="separator" w:id="-1">
     <w:p>
       <w:r>
@@ -14246,7 +14104,7 @@
 </file>
 
 <file path=word/footer1.xml><?xml version="1.0" encoding="utf-8"?>
-<w:ftr xmlns:wpc="http://schemas.microsoft.com/office/word/2010/wordprocessingCanvas" xmlns:cx="http://schemas.microsoft.com/office/drawing/2014/chartex" xmlns:cx1="http://schemas.microsoft.com/office/drawing/2015/9/8/chartex" xmlns:cx2="http://schemas.microsoft.com/office/drawing/2015/10/21/chartex" xmlns:cx3="http://schemas.microsoft.com/office/drawing/2016/5/9/chartex" xmlns:cx4="http://schemas.microsoft.com/office/drawing/2016/5/10/chartex" xmlns:cx5="http://schemas.microsoft.com/office/drawing/2016/5/11/chartex" xmlns:cx6="http://schemas.microsoft.com/office/drawing/2016/5/12/chartex" xmlns:cx7="http://schemas.microsoft.com/office/drawing/2016/5/13/chartex" xmlns:cx8="http://schemas.microsoft.com/office/drawing/2016/5/14/chartex" xmlns:mc="http://schemas.openxmlformats.org/markup-compatibility/2006" xmlns:aink="http://schemas.microsoft.com/office/drawing/2016/ink" xmlns:am3d="http://schemas.microsoft.com/office/drawing/2017/model3d" xmlns:o="urn:schemas-microsoft-com:office:office" xmlns:r="http://schemas.openxmlformats.org/officeDocument/2006/relationships" xmlns:m="http://schemas.openxmlformats.org/officeDocument/2006/math" xmlns:v="urn:schemas-microsoft-com:vml" xmlns:wp14="http://schemas.microsoft.com/office/word/2010/wordprocessingDrawing" xmlns:wp="http://schemas.openxmlformats.org/drawingml/2006/wordprocessingDrawing" xmlns:w10="urn:schemas-microsoft-com:office:word" xmlns:w="http://schemas.openxmlformats.org/wordprocessingml/2006/main" xmlns:w14="http://schemas.microsoft.com/office/word/2010/wordml" xmlns:w15="http://schemas.microsoft.com/office/word/2012/wordml" xmlns:w16cex="http://schemas.microsoft.com/office/word/2018/wordml/cex" xmlns:w16cid="http://schemas.microsoft.com/office/word/2016/wordml/cid" xmlns:w16="http://schemas.microsoft.com/office/word/2018/wordml" xmlns:w16sdtdh="http://schemas.microsoft.com/office/word/2020/wordml/sdtdatahash" xmlns:w16se="http://schemas.microsoft.com/office/word/2015/wordml/symex" xmlns:wpg="http://schemas.microsoft.com/office/word/2010/wordprocessingGroup" xmlns:wpi="http://schemas.microsoft.com/office/word/2010/wordprocessingInk" xmlns:wne="http://schemas.microsoft.com/office/word/2006/wordml" xmlns:wps="http://schemas.microsoft.com/office/word/2010/wordprocessingShape" mc:Ignorable="w14 w15 w16se w16cid w16 w16cex w16sdtdh wp14">
+<w:ftr xmlns:wpc="http://schemas.microsoft.com/office/word/2010/wordprocessingCanvas" xmlns:mc="http://schemas.openxmlformats.org/markup-compatibility/2006" xmlns:o="urn:schemas-microsoft-com:office:office" xmlns:r="http://schemas.openxmlformats.org/officeDocument/2006/relationships" xmlns:m="http://schemas.openxmlformats.org/officeDocument/2006/math" xmlns:v="urn:schemas-microsoft-com:vml" xmlns:wp14="http://schemas.microsoft.com/office/word/2010/wordprocessingDrawing" xmlns:wp="http://schemas.openxmlformats.org/drawingml/2006/wordprocessingDrawing" xmlns:w10="urn:schemas-microsoft-com:office:word" xmlns:w="http://schemas.openxmlformats.org/wordprocessingml/2006/main" xmlns:w14="http://schemas.microsoft.com/office/word/2010/wordml" xmlns:wpg="http://schemas.microsoft.com/office/word/2010/wordprocessingGroup" xmlns:wpi="http://schemas.microsoft.com/office/word/2010/wordprocessingInk" xmlns:wne="http://schemas.microsoft.com/office/word/2006/wordml" xmlns:wps="http://schemas.microsoft.com/office/word/2010/wordprocessingShape" mc:Ignorable="w14 wp14">
   <w:p>
     <w:pPr>
       <w:jc w:val="center"/>
@@ -14308,7 +14166,7 @@
         <w:sz w:val="20"/>
         <w:szCs w:val="20"/>
       </w:rPr>
-      <w:t>1</w:t>
+      <w:t>4</w:t>
     </w:r>
     <w:r>
       <w:rPr>
@@ -14357,7 +14215,7 @@
         <w:sz w:val="20"/>
         <w:szCs w:val="20"/>
       </w:rPr>
-      <w:t>2</w:t>
+      <w:t>6</w:t>
     </w:r>
     <w:r>
       <w:rPr>
@@ -14372,7 +14230,7 @@
 </file>
 
 <file path=word/footnotes.xml><?xml version="1.0" encoding="utf-8"?>
-<w:footnotes xmlns:wpc="http://schemas.microsoft.com/office/word/2010/wordprocessingCanvas" xmlns:cx="http://schemas.microsoft.com/office/drawing/2014/chartex" xmlns:cx1="http://schemas.microsoft.com/office/drawing/2015/9/8/chartex" xmlns:cx2="http://schemas.microsoft.com/office/drawing/2015/10/21/chartex" xmlns:cx3="http://schemas.microsoft.com/office/drawing/2016/5/9/chartex" xmlns:cx4="http://schemas.microsoft.com/office/drawing/2016/5/10/chartex" xmlns:cx5="http://schemas.microsoft.com/office/drawing/2016/5/11/chartex" xmlns:cx6="http://schemas.microsoft.com/office/drawing/2016/5/12/chartex" xmlns:cx7="http://schemas.microsoft.com/office/drawing/2016/5/13/chartex" xmlns:cx8="http://schemas.microsoft.com/office/drawing/2016/5/14/chartex" xmlns:mc="http://schemas.openxmlformats.org/markup-compatibility/2006" xmlns:aink="http://schemas.microsoft.com/office/drawing/2016/ink" xmlns:am3d="http://schemas.microsoft.com/office/drawing/2017/model3d" xmlns:o="urn:schemas-microsoft-com:office:office" xmlns:r="http://schemas.openxmlformats.org/officeDocument/2006/relationships" xmlns:m="http://schemas.openxmlformats.org/officeDocument/2006/math" xmlns:v="urn:schemas-microsoft-com:vml" xmlns:wp14="http://schemas.microsoft.com/office/word/2010/wordprocessingDrawing" xmlns:wp="http://schemas.openxmlformats.org/drawingml/2006/wordprocessingDrawing" xmlns:w10="urn:schemas-microsoft-com:office:word" xmlns:w="http://schemas.openxmlformats.org/wordprocessingml/2006/main" xmlns:w14="http://schemas.microsoft.com/office/word/2010/wordml" xmlns:w15="http://schemas.microsoft.com/office/word/2012/wordml" xmlns:w16cex="http://schemas.microsoft.com/office/word/2018/wordml/cex" xmlns:w16cid="http://schemas.microsoft.com/office/word/2016/wordml/cid" xmlns:w16="http://schemas.microsoft.com/office/word/2018/wordml" xmlns:w16sdtdh="http://schemas.microsoft.com/office/word/2020/wordml/sdtdatahash" xmlns:w16se="http://schemas.microsoft.com/office/word/2015/wordml/symex" xmlns:wpg="http://schemas.microsoft.com/office/word/2010/wordprocessingGroup" xmlns:wpi="http://schemas.microsoft.com/office/word/2010/wordprocessingInk" xmlns:wne="http://schemas.microsoft.com/office/word/2006/wordml" xmlns:wps="http://schemas.microsoft.com/office/word/2010/wordprocessingShape" mc:Ignorable="w14 w15 w16se w16cid w16 w16cex w16sdtdh wp14">
+<w:footnotes xmlns:wpc="http://schemas.microsoft.com/office/word/2010/wordprocessingCanvas" xmlns:mc="http://schemas.openxmlformats.org/markup-compatibility/2006" xmlns:o="urn:schemas-microsoft-com:office:office" xmlns:r="http://schemas.openxmlformats.org/officeDocument/2006/relationships" xmlns:m="http://schemas.openxmlformats.org/officeDocument/2006/math" xmlns:v="urn:schemas-microsoft-com:vml" xmlns:wp14="http://schemas.microsoft.com/office/word/2010/wordprocessingDrawing" xmlns:wp="http://schemas.openxmlformats.org/drawingml/2006/wordprocessingDrawing" xmlns:w10="urn:schemas-microsoft-com:office:word" xmlns:w="http://schemas.openxmlformats.org/wordprocessingml/2006/main" xmlns:w14="http://schemas.microsoft.com/office/word/2010/wordml" xmlns:wpg="http://schemas.microsoft.com/office/word/2010/wordprocessingGroup" xmlns:wpi="http://schemas.microsoft.com/office/word/2010/wordprocessingInk" xmlns:wne="http://schemas.microsoft.com/office/word/2006/wordml" xmlns:wps="http://schemas.microsoft.com/office/word/2010/wordprocessingShape" mc:Ignorable="w14 wp14">
   <w:footnote w:type="separator" w:id="-1">
     <w:p>
       <w:r>
@@ -14391,7 +14249,7 @@
 </file>
 
 <file path=word/header1.xml><?xml version="1.0" encoding="utf-8"?>
-<w:hdr xmlns:wpc="http://schemas.microsoft.com/office/word/2010/wordprocessingCanvas" xmlns:cx="http://schemas.microsoft.com/office/drawing/2014/chartex" xmlns:cx1="http://schemas.microsoft.com/office/drawing/2015/9/8/chartex" xmlns:cx2="http://schemas.microsoft.com/office/drawing/2015/10/21/chartex" xmlns:cx3="http://schemas.microsoft.com/office/drawing/2016/5/9/chartex" xmlns:cx4="http://schemas.microsoft.com/office/drawing/2016/5/10/chartex" xmlns:cx5="http://schemas.microsoft.com/office/drawing/2016/5/11/chartex" xmlns:cx6="http://schemas.microsoft.com/office/drawing/2016/5/12/chartex" xmlns:cx7="http://schemas.microsoft.com/office/drawing/2016/5/13/chartex" xmlns:cx8="http://schemas.microsoft.com/office/drawing/2016/5/14/chartex" xmlns:mc="http://schemas.openxmlformats.org/markup-compatibility/2006" xmlns:aink="http://schemas.microsoft.com/office/drawing/2016/ink" xmlns:am3d="http://schemas.microsoft.com/office/drawing/2017/model3d" xmlns:o="urn:schemas-microsoft-com:office:office" xmlns:r="http://schemas.openxmlformats.org/officeDocument/2006/relationships" xmlns:m="http://schemas.openxmlformats.org/officeDocument/2006/math" xmlns:v="urn:schemas-microsoft-com:vml" xmlns:wp14="http://schemas.microsoft.com/office/word/2010/wordprocessingDrawing" xmlns:wp="http://schemas.openxmlformats.org/drawingml/2006/wordprocessingDrawing" xmlns:w10="urn:schemas-microsoft-com:office:word" xmlns:w="http://schemas.openxmlformats.org/wordprocessingml/2006/main" xmlns:w14="http://schemas.microsoft.com/office/word/2010/wordml" xmlns:w15="http://schemas.microsoft.com/office/word/2012/wordml" xmlns:w16cex="http://schemas.microsoft.com/office/word/2018/wordml/cex" xmlns:w16cid="http://schemas.microsoft.com/office/word/2016/wordml/cid" xmlns:w16="http://schemas.microsoft.com/office/word/2018/wordml" xmlns:w16sdtdh="http://schemas.microsoft.com/office/word/2020/wordml/sdtdatahash" xmlns:w16se="http://schemas.microsoft.com/office/word/2015/wordml/symex" xmlns:wpg="http://schemas.microsoft.com/office/word/2010/wordprocessingGroup" xmlns:wpi="http://schemas.microsoft.com/office/word/2010/wordprocessingInk" xmlns:wne="http://schemas.microsoft.com/office/word/2006/wordml" xmlns:wps="http://schemas.microsoft.com/office/word/2010/wordprocessingShape" mc:Ignorable="w14 w15 w16se w16cid w16 w16cex w16sdtdh wp14">
+<w:hdr xmlns:wpc="http://schemas.microsoft.com/office/word/2010/wordprocessingCanvas" xmlns:mc="http://schemas.openxmlformats.org/markup-compatibility/2006" xmlns:o="urn:schemas-microsoft-com:office:office" xmlns:r="http://schemas.openxmlformats.org/officeDocument/2006/relationships" xmlns:m="http://schemas.openxmlformats.org/officeDocument/2006/math" xmlns:v="urn:schemas-microsoft-com:vml" xmlns:wp14="http://schemas.microsoft.com/office/word/2010/wordprocessingDrawing" xmlns:wp="http://schemas.openxmlformats.org/drawingml/2006/wordprocessingDrawing" xmlns:w10="urn:schemas-microsoft-com:office:word" xmlns:w="http://schemas.openxmlformats.org/wordprocessingml/2006/main" xmlns:w14="http://schemas.microsoft.com/office/word/2010/wordml" xmlns:wpg="http://schemas.microsoft.com/office/word/2010/wordprocessingGroup" xmlns:wpi="http://schemas.microsoft.com/office/word/2010/wordprocessingInk" xmlns:wne="http://schemas.microsoft.com/office/word/2006/wordml" xmlns:wps="http://schemas.microsoft.com/office/word/2010/wordprocessingShape" mc:Ignorable="w14 wp14">
   <w:p>
     <w:pPr>
       <w:pBdr>
@@ -14572,7 +14430,29 @@
         <w:sz w:val="20"/>
         <w:szCs w:val="20"/>
       </w:rPr>
-      <w:t xml:space="preserve"> Giao </w:t>
+      <w:t xml:space="preserve"> </w:t>
+    </w:r>
+    <w:proofErr w:type="spellStart"/>
+    <w:r>
+      <w:rPr>
+        <w:i/>
+        <w:iCs/>
+        <w:color w:val="7F8C8D"/>
+        <w:sz w:val="20"/>
+        <w:szCs w:val="20"/>
+      </w:rPr>
+      <w:t>Giao</w:t>
+    </w:r>
+    <w:proofErr w:type="spellEnd"/>
+    <w:r>
+      <w:rPr>
+        <w:i/>
+        <w:iCs/>
+        <w:color w:val="7F8C8D"/>
+        <w:sz w:val="20"/>
+        <w:szCs w:val="20"/>
+      </w:rPr>
+      <w:t xml:space="preserve"> </w:t>
     </w:r>
     <w:proofErr w:type="spellStart"/>
     <w:r>
@@ -14591,8 +14471,8 @@
 </file>
 
 <file path=word/numbering.xml><?xml version="1.0" encoding="utf-8"?>
-<w:numbering xmlns:wpc="http://schemas.microsoft.com/office/word/2010/wordprocessingCanvas" xmlns:cx="http://schemas.microsoft.com/office/drawing/2014/chartex" xmlns:cx1="http://schemas.microsoft.com/office/drawing/2015/9/8/chartex" xmlns:cx2="http://schemas.microsoft.com/office/drawing/2015/10/21/chartex" xmlns:cx3="http://schemas.microsoft.com/office/drawing/2016/5/9/chartex" xmlns:cx4="http://schemas.microsoft.com/office/drawing/2016/5/10/chartex" xmlns:cx5="http://schemas.microsoft.com/office/drawing/2016/5/11/chartex" xmlns:cx6="http://schemas.microsoft.com/office/drawing/2016/5/12/chartex" xmlns:cx7="http://schemas.microsoft.com/office/drawing/2016/5/13/chartex" xmlns:cx8="http://schemas.microsoft.com/office/drawing/2016/5/14/chartex" xmlns:mc="http://schemas.openxmlformats.org/markup-compatibility/2006" xmlns:aink="http://schemas.microsoft.com/office/drawing/2016/ink" xmlns:am3d="http://schemas.microsoft.com/office/drawing/2017/model3d" xmlns:o="urn:schemas-microsoft-com:office:office" xmlns:r="http://schemas.openxmlformats.org/officeDocument/2006/relationships" xmlns:m="http://schemas.openxmlformats.org/officeDocument/2006/math" xmlns:v="urn:schemas-microsoft-com:vml" xmlns:wp14="http://schemas.microsoft.com/office/word/2010/wordprocessingDrawing" xmlns:wp="http://schemas.openxmlformats.org/drawingml/2006/wordprocessingDrawing" xmlns:w10="urn:schemas-microsoft-com:office:word" xmlns:w="http://schemas.openxmlformats.org/wordprocessingml/2006/main" xmlns:w14="http://schemas.microsoft.com/office/word/2010/wordml" xmlns:w15="http://schemas.microsoft.com/office/word/2012/wordml" xmlns:w16cex="http://schemas.microsoft.com/office/word/2018/wordml/cex" xmlns:w16cid="http://schemas.microsoft.com/office/word/2016/wordml/cid" xmlns:w16="http://schemas.microsoft.com/office/word/2018/wordml" xmlns:w16sdtdh="http://schemas.microsoft.com/office/word/2020/wordml/sdtdatahash" xmlns:w16se="http://schemas.microsoft.com/office/word/2015/wordml/symex" xmlns:wpg="http://schemas.microsoft.com/office/word/2010/wordprocessingGroup" xmlns:wpi="http://schemas.microsoft.com/office/word/2010/wordprocessingInk" xmlns:wne="http://schemas.microsoft.com/office/word/2006/wordml" xmlns:wps="http://schemas.microsoft.com/office/word/2010/wordprocessingShape" mc:Ignorable="w14 w15 w16se w16cid w16 w16cex w16sdtdh wp14">
-  <w:abstractNum w:abstractNumId="0" w15:restartNumberingAfterBreak="0">
+<w:numbering xmlns:wpc="http://schemas.microsoft.com/office/word/2010/wordprocessingCanvas" xmlns:mc="http://schemas.openxmlformats.org/markup-compatibility/2006" xmlns:o="urn:schemas-microsoft-com:office:office" xmlns:r="http://schemas.openxmlformats.org/officeDocument/2006/relationships" xmlns:m="http://schemas.openxmlformats.org/officeDocument/2006/math" xmlns:v="urn:schemas-microsoft-com:vml" xmlns:wp14="http://schemas.microsoft.com/office/word/2010/wordprocessingDrawing" xmlns:wp="http://schemas.openxmlformats.org/drawingml/2006/wordprocessingDrawing" xmlns:w10="urn:schemas-microsoft-com:office:word" xmlns:w="http://schemas.openxmlformats.org/wordprocessingml/2006/main" xmlns:w14="http://schemas.microsoft.com/office/word/2010/wordml" xmlns:wpg="http://schemas.microsoft.com/office/word/2010/wordprocessingGroup" xmlns:wpi="http://schemas.microsoft.com/office/word/2010/wordprocessingInk" xmlns:wne="http://schemas.microsoft.com/office/word/2006/wordml" xmlns:wps="http://schemas.microsoft.com/office/word/2010/wordprocessingShape" mc:Ignorable="w14 wp14">
+  <w:abstractNum w:abstractNumId="0">
     <w:nsid w:val="21225D73"/>
     <w:multiLevelType w:val="hybridMultilevel"/>
     <w:tmpl w:val="B002DECA"/>
@@ -14646,7 +14526,7 @@
       <w:lvlJc w:val="left"/>
     </w:lvl>
   </w:abstractNum>
-  <w:abstractNum w:abstractNumId="1" w15:restartNumberingAfterBreak="0">
+  <w:abstractNum w:abstractNumId="1">
     <w:nsid w:val="4699182A"/>
     <w:multiLevelType w:val="hybridMultilevel"/>
     <w:tmpl w:val="7F96FCD2"/>
@@ -14732,7 +14612,7 @@
       </w:pPr>
     </w:lvl>
   </w:abstractNum>
-  <w:abstractNum w:abstractNumId="2" w15:restartNumberingAfterBreak="0">
+  <w:abstractNum w:abstractNumId="2">
     <w:nsid w:val="71CE445F"/>
     <w:multiLevelType w:val="hybridMultilevel"/>
     <w:tmpl w:val="40C8A90A"/>
@@ -14808,11 +14688,11 @@
 </file>
 
 <file path=word/styles.xml><?xml version="1.0" encoding="utf-8"?>
-<w:styles xmlns:mc="http://schemas.openxmlformats.org/markup-compatibility/2006" xmlns:r="http://schemas.openxmlformats.org/officeDocument/2006/relationships" xmlns:w="http://schemas.openxmlformats.org/wordprocessingml/2006/main" xmlns:w14="http://schemas.microsoft.com/office/word/2010/wordml" xmlns:w15="http://schemas.microsoft.com/office/word/2012/wordml" xmlns:w16cex="http://schemas.microsoft.com/office/word/2018/wordml/cex" xmlns:w16cid="http://schemas.microsoft.com/office/word/2016/wordml/cid" xmlns:w16="http://schemas.microsoft.com/office/word/2018/wordml" xmlns:w16sdtdh="http://schemas.microsoft.com/office/word/2020/wordml/sdtdatahash" xmlns:w16se="http://schemas.microsoft.com/office/word/2015/wordml/symex" mc:Ignorable="w14 w15 w16se w16cid w16 w16cex w16sdtdh">
+<w:styles xmlns:mc="http://schemas.openxmlformats.org/markup-compatibility/2006" xmlns:r="http://schemas.openxmlformats.org/officeDocument/2006/relationships" xmlns:w="http://schemas.openxmlformats.org/wordprocessingml/2006/main" xmlns:w14="http://schemas.microsoft.com/office/word/2010/wordml" mc:Ignorable="w14">
   <w:docDefaults>
     <w:rPrDefault>
       <w:rPr>
-        <w:rFonts w:ascii="Times New Roman" w:eastAsia="Times New Roman" w:hAnsi="Times New Roman" w:cs="Times New Roman"/>
+        <w:rFonts w:ascii="Times New Roman" w:eastAsia="MS Mincho" w:hAnsi="Times New Roman" w:cs="Times New Roman"/>
         <w:sz w:val="26"/>
         <w:szCs w:val="26"/>
         <w:lang w:val="en-US" w:eastAsia="en-US" w:bidi="ar-SA"/>
@@ -14820,383 +14700,144 @@
     </w:rPrDefault>
     <w:pPrDefault/>
   </w:docDefaults>
-  <w:latentStyles w:defLockedState="0" w:defUIPriority="99" w:defSemiHidden="0" w:defUnhideWhenUsed="0" w:defQFormat="0" w:count="376">
-    <w:lsdException w:name="Normal" w:uiPriority="0" w:qFormat="1"/>
-    <w:lsdException w:name="heading 1" w:uiPriority="9" w:qFormat="1"/>
-    <w:lsdException w:name="heading 2" w:semiHidden="1" w:uiPriority="9" w:unhideWhenUsed="1" w:qFormat="1"/>
-    <w:lsdException w:name="heading 3" w:semiHidden="1" w:uiPriority="9" w:unhideWhenUsed="1" w:qFormat="1"/>
-    <w:lsdException w:name="heading 4" w:semiHidden="1" w:uiPriority="9" w:unhideWhenUsed="1" w:qFormat="1"/>
-    <w:lsdException w:name="heading 5" w:semiHidden="1" w:uiPriority="9" w:unhideWhenUsed="1" w:qFormat="1"/>
-    <w:lsdException w:name="heading 6" w:semiHidden="1" w:uiPriority="9" w:unhideWhenUsed="1" w:qFormat="1"/>
-    <w:lsdException w:name="heading 7" w:semiHidden="1" w:uiPriority="9" w:unhideWhenUsed="1" w:qFormat="1"/>
-    <w:lsdException w:name="heading 8" w:semiHidden="1" w:uiPriority="9" w:unhideWhenUsed="1" w:qFormat="1"/>
-    <w:lsdException w:name="heading 9" w:semiHidden="1" w:uiPriority="9" w:unhideWhenUsed="1" w:qFormat="1"/>
-    <w:lsdException w:name="index 1" w:semiHidden="1" w:unhideWhenUsed="1"/>
-    <w:lsdException w:name="index 2" w:semiHidden="1" w:unhideWhenUsed="1"/>
-    <w:lsdException w:name="index 3" w:semiHidden="1" w:unhideWhenUsed="1"/>
-    <w:lsdException w:name="index 4" w:semiHidden="1" w:unhideWhenUsed="1"/>
-    <w:lsdException w:name="index 5" w:semiHidden="1" w:unhideWhenUsed="1"/>
-    <w:lsdException w:name="index 6" w:semiHidden="1" w:unhideWhenUsed="1"/>
-    <w:lsdException w:name="index 7" w:semiHidden="1" w:unhideWhenUsed="1"/>
-    <w:lsdException w:name="index 8" w:semiHidden="1" w:unhideWhenUsed="1"/>
-    <w:lsdException w:name="index 9" w:semiHidden="1" w:unhideWhenUsed="1"/>
-    <w:lsdException w:name="toc 1" w:semiHidden="1" w:uiPriority="39" w:unhideWhenUsed="1"/>
-    <w:lsdException w:name="toc 2" w:semiHidden="1" w:uiPriority="39" w:unhideWhenUsed="1"/>
-    <w:lsdException w:name="toc 3" w:semiHidden="1" w:uiPriority="39" w:unhideWhenUsed="1"/>
-    <w:lsdException w:name="toc 4" w:semiHidden="1" w:uiPriority="39" w:unhideWhenUsed="1"/>
-    <w:lsdException w:name="toc 5" w:semiHidden="1" w:uiPriority="39" w:unhideWhenUsed="1"/>
-    <w:lsdException w:name="toc 6" w:semiHidden="1" w:uiPriority="39" w:unhideWhenUsed="1"/>
-    <w:lsdException w:name="toc 7" w:semiHidden="1" w:uiPriority="39" w:unhideWhenUsed="1"/>
-    <w:lsdException w:name="toc 8" w:semiHidden="1" w:uiPriority="39" w:unhideWhenUsed="1"/>
-    <w:lsdException w:name="toc 9" w:semiHidden="1" w:uiPriority="39" w:unhideWhenUsed="1"/>
-    <w:lsdException w:name="Normal Indent" w:semiHidden="1" w:unhideWhenUsed="1"/>
-    <w:lsdException w:name="footnote text" w:semiHidden="1" w:unhideWhenUsed="1"/>
-    <w:lsdException w:name="annotation text" w:semiHidden="1" w:unhideWhenUsed="1"/>
-    <w:lsdException w:name="header" w:semiHidden="1" w:unhideWhenUsed="1"/>
-    <w:lsdException w:name="footer" w:semiHidden="1" w:unhideWhenUsed="1"/>
-    <w:lsdException w:name="index heading" w:semiHidden="1" w:unhideWhenUsed="1"/>
-    <w:lsdException w:name="caption" w:semiHidden="1" w:uiPriority="35" w:unhideWhenUsed="1" w:qFormat="1"/>
-    <w:lsdException w:name="table of figures" w:semiHidden="1" w:unhideWhenUsed="1"/>
-    <w:lsdException w:name="envelope address" w:semiHidden="1" w:unhideWhenUsed="1"/>
-    <w:lsdException w:name="envelope return" w:semiHidden="1" w:unhideWhenUsed="1"/>
-    <w:lsdException w:name="footnote reference" w:semiHidden="1" w:unhideWhenUsed="1"/>
-    <w:lsdException w:name="annotation reference" w:semiHidden="1" w:unhideWhenUsed="1"/>
-    <w:lsdException w:name="line number" w:semiHidden="1" w:unhideWhenUsed="1"/>
-    <w:lsdException w:name="page number" w:semiHidden="1" w:unhideWhenUsed="1"/>
-    <w:lsdException w:name="endnote reference" w:semiHidden="1" w:unhideWhenUsed="1"/>
-    <w:lsdException w:name="endnote text" w:semiHidden="1" w:unhideWhenUsed="1"/>
-    <w:lsdException w:name="table of authorities" w:semiHidden="1" w:unhideWhenUsed="1"/>
-    <w:lsdException w:name="macro" w:semiHidden="1" w:unhideWhenUsed="1"/>
-    <w:lsdException w:name="toa heading" w:semiHidden="1" w:unhideWhenUsed="1"/>
-    <w:lsdException w:name="List" w:semiHidden="1" w:unhideWhenUsed="1"/>
-    <w:lsdException w:name="List Bullet" w:semiHidden="1" w:unhideWhenUsed="1"/>
-    <w:lsdException w:name="List Number" w:semiHidden="1" w:unhideWhenUsed="1"/>
-    <w:lsdException w:name="List 2" w:semiHidden="1" w:unhideWhenUsed="1"/>
-    <w:lsdException w:name="List 3" w:semiHidden="1" w:unhideWhenUsed="1"/>
-    <w:lsdException w:name="List 4" w:semiHidden="1" w:unhideWhenUsed="1"/>
-    <w:lsdException w:name="List 5" w:semiHidden="1" w:unhideWhenUsed="1"/>
-    <w:lsdException w:name="List Bullet 2" w:semiHidden="1" w:unhideWhenUsed="1"/>
-    <w:lsdException w:name="List Bullet 3" w:semiHidden="1" w:unhideWhenUsed="1"/>
-    <w:lsdException w:name="List Bullet 4" w:semiHidden="1" w:unhideWhenUsed="1"/>
-    <w:lsdException w:name="List Bullet 5" w:semiHidden="1" w:unhideWhenUsed="1"/>
-    <w:lsdException w:name="List Number 2" w:semiHidden="1" w:unhideWhenUsed="1"/>
-    <w:lsdException w:name="List Number 3" w:semiHidden="1" w:unhideWhenUsed="1"/>
-    <w:lsdException w:name="List Number 4" w:semiHidden="1" w:unhideWhenUsed="1"/>
-    <w:lsdException w:name="List Number 5" w:semiHidden="1" w:unhideWhenUsed="1"/>
-    <w:lsdException w:name="Title" w:uiPriority="10" w:qFormat="1"/>
-    <w:lsdException w:name="Closing" w:semiHidden="1" w:unhideWhenUsed="1"/>
-    <w:lsdException w:name="Signature" w:semiHidden="1" w:unhideWhenUsed="1"/>
-    <w:lsdException w:name="Default Paragraph Font" w:semiHidden="1" w:uiPriority="1" w:unhideWhenUsed="1"/>
-    <w:lsdException w:name="Body Text" w:semiHidden="1" w:unhideWhenUsed="1"/>
-    <w:lsdException w:name="Body Text Indent" w:semiHidden="1" w:unhideWhenUsed="1"/>
-    <w:lsdException w:name="List Continue" w:semiHidden="1" w:unhideWhenUsed="1"/>
-    <w:lsdException w:name="List Continue 2" w:semiHidden="1" w:unhideWhenUsed="1"/>
-    <w:lsdException w:name="List Continue 3" w:semiHidden="1" w:unhideWhenUsed="1"/>
-    <w:lsdException w:name="List Continue 4" w:semiHidden="1" w:unhideWhenUsed="1"/>
-    <w:lsdException w:name="List Continue 5" w:semiHidden="1" w:unhideWhenUsed="1"/>
-    <w:lsdException w:name="Message Header" w:semiHidden="1" w:unhideWhenUsed="1"/>
-    <w:lsdException w:name="Subtitle" w:uiPriority="11" w:qFormat="1"/>
-    <w:lsdException w:name="Salutation" w:semiHidden="1" w:unhideWhenUsed="1"/>
-    <w:lsdException w:name="Date" w:semiHidden="1" w:unhideWhenUsed="1"/>
-    <w:lsdException w:name="Body Text First Indent" w:semiHidden="1" w:unhideWhenUsed="1"/>
-    <w:lsdException w:name="Body Text First Indent 2" w:semiHidden="1" w:unhideWhenUsed="1"/>
-    <w:lsdException w:name="Note Heading" w:semiHidden="1" w:unhideWhenUsed="1"/>
-    <w:lsdException w:name="Body Text 2" w:semiHidden="1" w:unhideWhenUsed="1"/>
-    <w:lsdException w:name="Body Text 3" w:semiHidden="1" w:unhideWhenUsed="1"/>
-    <w:lsdException w:name="Body Text Indent 2" w:semiHidden="1" w:unhideWhenUsed="1"/>
-    <w:lsdException w:name="Body Text Indent 3" w:semiHidden="1" w:unhideWhenUsed="1"/>
-    <w:lsdException w:name="Block Text" w:semiHidden="1" w:unhideWhenUsed="1"/>
-    <w:lsdException w:name="Hyperlink" w:semiHidden="1" w:unhideWhenUsed="1"/>
-    <w:lsdException w:name="FollowedHyperlink" w:semiHidden="1" w:unhideWhenUsed="1"/>
-    <w:lsdException w:name="Strong" w:uiPriority="22" w:qFormat="1"/>
-    <w:lsdException w:name="Emphasis" w:uiPriority="20" w:qFormat="1"/>
-    <w:lsdException w:name="Document Map" w:semiHidden="1" w:unhideWhenUsed="1"/>
-    <w:lsdException w:name="Plain Text" w:semiHidden="1" w:unhideWhenUsed="1"/>
-    <w:lsdException w:name="E-mail Signature" w:semiHidden="1" w:unhideWhenUsed="1"/>
-    <w:lsdException w:name="HTML Top of Form" w:semiHidden="1" w:unhideWhenUsed="1"/>
-    <w:lsdException w:name="HTML Bottom of Form" w:semiHidden="1" w:unhideWhenUsed="1"/>
-    <w:lsdException w:name="Normal (Web)" w:semiHidden="1" w:unhideWhenUsed="1"/>
-    <w:lsdException w:name="HTML Acronym" w:semiHidden="1" w:unhideWhenUsed="1"/>
-    <w:lsdException w:name="HTML Address" w:semiHidden="1" w:unhideWhenUsed="1"/>
-    <w:lsdException w:name="HTML Cite" w:semiHidden="1" w:unhideWhenUsed="1"/>
-    <w:lsdException w:name="HTML Code" w:semiHidden="1" w:unhideWhenUsed="1"/>
-    <w:lsdException w:name="HTML Definition" w:semiHidden="1" w:unhideWhenUsed="1"/>
-    <w:lsdException w:name="HTML Keyboard" w:semiHidden="1" w:unhideWhenUsed="1"/>
-    <w:lsdException w:name="HTML Preformatted" w:semiHidden="1" w:unhideWhenUsed="1"/>
-    <w:lsdException w:name="HTML Sample" w:semiHidden="1" w:unhideWhenUsed="1"/>
-    <w:lsdException w:name="HTML Typewriter" w:semiHidden="1" w:unhideWhenUsed="1"/>
-    <w:lsdException w:name="HTML Variable" w:semiHidden="1" w:unhideWhenUsed="1"/>
-    <w:lsdException w:name="Normal Table" w:semiHidden="1" w:unhideWhenUsed="1"/>
-    <w:lsdException w:name="annotation subject" w:semiHidden="1" w:unhideWhenUsed="1"/>
-    <w:lsdException w:name="No List" w:semiHidden="1" w:unhideWhenUsed="1"/>
-    <w:lsdException w:name="Outline List 1" w:semiHidden="1" w:unhideWhenUsed="1"/>
-    <w:lsdException w:name="Outline List 2" w:semiHidden="1" w:unhideWhenUsed="1"/>
-    <w:lsdException w:name="Outline List 3" w:semiHidden="1" w:unhideWhenUsed="1"/>
-    <w:lsdException w:name="Table Simple 1" w:semiHidden="1" w:unhideWhenUsed="1"/>
-    <w:lsdException w:name="Table Simple 2" w:semiHidden="1" w:unhideWhenUsed="1"/>
-    <w:lsdException w:name="Table Simple 3" w:semiHidden="1" w:unhideWhenUsed="1"/>
-    <w:lsdException w:name="Table Classic 1" w:semiHidden="1" w:unhideWhenUsed="1"/>
-    <w:lsdException w:name="Table Classic 2" w:semiHidden="1" w:unhideWhenUsed="1"/>
-    <w:lsdException w:name="Table Classic 3" w:semiHidden="1" w:unhideWhenUsed="1"/>
-    <w:lsdException w:name="Table Classic 4" w:semiHidden="1" w:unhideWhenUsed="1"/>
-    <w:lsdException w:name="Table Colorful 1" w:semiHidden="1" w:unhideWhenUsed="1"/>
-    <w:lsdException w:name="Table Colorful 2" w:semiHidden="1" w:unhideWhenUsed="1"/>
-    <w:lsdException w:name="Table Colorful 3" w:semiHidden="1" w:unhideWhenUsed="1"/>
-    <w:lsdException w:name="Table Columns 1" w:semiHidden="1" w:unhideWhenUsed="1"/>
-    <w:lsdException w:name="Table Columns 2" w:semiHidden="1" w:unhideWhenUsed="1"/>
-    <w:lsdException w:name="Table Columns 3" w:semiHidden="1" w:unhideWhenUsed="1"/>
-    <w:lsdException w:name="Table Columns 4" w:semiHidden="1" w:unhideWhenUsed="1"/>
-    <w:lsdException w:name="Table Columns 5" w:semiHidden="1" w:unhideWhenUsed="1"/>
-    <w:lsdException w:name="Table Grid 1" w:semiHidden="1" w:unhideWhenUsed="1"/>
-    <w:lsdException w:name="Table Grid 2" w:semiHidden="1" w:unhideWhenUsed="1"/>
-    <w:lsdException w:name="Table Grid 3" w:semiHidden="1" w:unhideWhenUsed="1"/>
-    <w:lsdException w:name="Table Grid 4" w:semiHidden="1" w:unhideWhenUsed="1"/>
-    <w:lsdException w:name="Table Grid 5" w:semiHidden="1" w:unhideWhenUsed="1"/>
-    <w:lsdException w:name="Table Grid 6" w:semiHidden="1" w:unhideWhenUsed="1"/>
-    <w:lsdException w:name="Table Grid 7" w:semiHidden="1" w:unhideWhenUsed="1"/>
-    <w:lsdException w:name="Table Grid 8" w:semiHidden="1" w:unhideWhenUsed="1"/>
-    <w:lsdException w:name="Table List 1" w:semiHidden="1" w:unhideWhenUsed="1"/>
-    <w:lsdException w:name="Table List 2" w:semiHidden="1" w:unhideWhenUsed="1"/>
-    <w:lsdException w:name="Table List 3" w:semiHidden="1" w:unhideWhenUsed="1"/>
-    <w:lsdException w:name="Table List 4" w:semiHidden="1" w:unhideWhenUsed="1"/>
-    <w:lsdException w:name="Table List 5" w:semiHidden="1" w:unhideWhenUsed="1"/>
-    <w:lsdException w:name="Table List 6" w:semiHidden="1" w:unhideWhenUsed="1"/>
-    <w:lsdException w:name="Table List 7" w:semiHidden="1" w:unhideWhenUsed="1"/>
-    <w:lsdException w:name="Table List 8" w:semiHidden="1" w:unhideWhenUsed="1"/>
-    <w:lsdException w:name="Table 3D effects 1" w:semiHidden="1" w:unhideWhenUsed="1"/>
-    <w:lsdException w:name="Table 3D effects 2" w:semiHidden="1" w:unhideWhenUsed="1"/>
-    <w:lsdException w:name="Table 3D effects 3" w:semiHidden="1" w:unhideWhenUsed="1"/>
-    <w:lsdException w:name="Table Contemporary" w:semiHidden="1" w:unhideWhenUsed="1"/>
-    <w:lsdException w:name="Table Elegant" w:semiHidden="1" w:unhideWhenUsed="1"/>
-    <w:lsdException w:name="Table Professional" w:semiHidden="1" w:unhideWhenUsed="1"/>
-    <w:lsdException w:name="Table Subtle 1" w:semiHidden="1" w:unhideWhenUsed="1"/>
-    <w:lsdException w:name="Table Subtle 2" w:semiHidden="1" w:unhideWhenUsed="1"/>
-    <w:lsdException w:name="Table Web 1" w:semiHidden="1" w:unhideWhenUsed="1"/>
-    <w:lsdException w:name="Table Web 2" w:semiHidden="1" w:unhideWhenUsed="1"/>
-    <w:lsdException w:name="Table Web 3" w:semiHidden="1" w:unhideWhenUsed="1"/>
-    <w:lsdException w:name="Balloon Text" w:semiHidden="1" w:unhideWhenUsed="1"/>
-    <w:lsdException w:name="Table Grid" w:uiPriority="39"/>
-    <w:lsdException w:name="Table Theme" w:semiHidden="1" w:unhideWhenUsed="1"/>
-    <w:lsdException w:name="Placeholder Text" w:semiHidden="1"/>
-    <w:lsdException w:name="No Spacing" w:uiPriority="1" w:qFormat="1"/>
-    <w:lsdException w:name="Light Shading" w:uiPriority="60"/>
-    <w:lsdException w:name="Light List" w:uiPriority="61"/>
-    <w:lsdException w:name="Light Grid" w:uiPriority="62"/>
-    <w:lsdException w:name="Medium Shading 1" w:uiPriority="63"/>
-    <w:lsdException w:name="Medium Shading 2" w:uiPriority="64"/>
-    <w:lsdException w:name="Medium List 1" w:uiPriority="65"/>
-    <w:lsdException w:name="Medium List 2" w:uiPriority="66"/>
-    <w:lsdException w:name="Medium Grid 1" w:uiPriority="67"/>
-    <w:lsdException w:name="Medium Grid 2" w:uiPriority="68"/>
-    <w:lsdException w:name="Medium Grid 3" w:uiPriority="69"/>
-    <w:lsdException w:name="Dark List" w:uiPriority="70"/>
-    <w:lsdException w:name="Colorful Shading" w:uiPriority="71"/>
-    <w:lsdException w:name="Colorful List" w:uiPriority="72"/>
-    <w:lsdException w:name="Colorful Grid" w:uiPriority="73"/>
-    <w:lsdException w:name="Light Shading Accent 1" w:uiPriority="60"/>
-    <w:lsdException w:name="Light List Accent 1" w:uiPriority="61"/>
-    <w:lsdException w:name="Light Grid Accent 1" w:uiPriority="62"/>
-    <w:lsdException w:name="Medium Shading 1 Accent 1" w:uiPriority="63"/>
-    <w:lsdException w:name="Medium Shading 2 Accent 1" w:uiPriority="64"/>
-    <w:lsdException w:name="Medium List 1 Accent 1" w:uiPriority="65"/>
-    <w:lsdException w:name="Revision" w:semiHidden="1"/>
-    <w:lsdException w:name="List Paragraph" w:uiPriority="34" w:qFormat="1"/>
-    <w:lsdException w:name="Quote" w:uiPriority="29" w:qFormat="1"/>
-    <w:lsdException w:name="Intense Quote" w:uiPriority="30" w:qFormat="1"/>
-    <w:lsdException w:name="Medium List 2 Accent 1" w:uiPriority="66"/>
-    <w:lsdException w:name="Medium Grid 1 Accent 1" w:uiPriority="67"/>
-    <w:lsdException w:name="Medium Grid 2 Accent 1" w:uiPriority="68"/>
-    <w:lsdException w:name="Medium Grid 3 Accent 1" w:uiPriority="69"/>
-    <w:lsdException w:name="Dark List Accent 1" w:uiPriority="70"/>
-    <w:lsdException w:name="Colorful Shading Accent 1" w:uiPriority="71"/>
-    <w:lsdException w:name="Colorful List Accent 1" w:uiPriority="72"/>
-    <w:lsdException w:name="Colorful Grid Accent 1" w:uiPriority="73"/>
-    <w:lsdException w:name="Light Shading Accent 2" w:uiPriority="60"/>
-    <w:lsdException w:name="Light List Accent 2" w:uiPriority="61"/>
-    <w:lsdException w:name="Light Grid Accent 2" w:uiPriority="62"/>
-    <w:lsdException w:name="Medium Shading 1 Accent 2" w:uiPriority="63"/>
-    <w:lsdException w:name="Medium Shading 2 Accent 2" w:uiPriority="64"/>
-    <w:lsdException w:name="Medium List 1 Accent 2" w:uiPriority="65"/>
-    <w:lsdException w:name="Medium List 2 Accent 2" w:uiPriority="66"/>
-    <w:lsdException w:name="Medium Grid 1 Accent 2" w:uiPriority="67"/>
-    <w:lsdException w:name="Medium Grid 2 Accent 2" w:uiPriority="68"/>
-    <w:lsdException w:name="Medium Grid 3 Accent 2" w:uiPriority="69"/>
-    <w:lsdException w:name="Dark List Accent 2" w:uiPriority="70"/>
-    <w:lsdException w:name="Colorful Shading Accent 2" w:uiPriority="71"/>
-    <w:lsdException w:name="Colorful List Accent 2" w:uiPriority="72"/>
-    <w:lsdException w:name="Colorful Grid Accent 2" w:uiPriority="73"/>
-    <w:lsdException w:name="Light Shading Accent 3" w:uiPriority="60"/>
-    <w:lsdException w:name="Light List Accent 3" w:uiPriority="61"/>
-    <w:lsdException w:name="Light Grid Accent 3" w:uiPriority="62"/>
-    <w:lsdException w:name="Medium Shading 1 Accent 3" w:uiPriority="63"/>
-    <w:lsdException w:name="Medium Shading 2 Accent 3" w:uiPriority="64"/>
-    <w:lsdException w:name="Medium List 1 Accent 3" w:uiPriority="65"/>
-    <w:lsdException w:name="Medium List 2 Accent 3" w:uiPriority="66"/>
-    <w:lsdException w:name="Medium Grid 1 Accent 3" w:uiPriority="67"/>
-    <w:lsdException w:name="Medium Grid 2 Accent 3" w:uiPriority="68"/>
-    <w:lsdException w:name="Medium Grid 3 Accent 3" w:uiPriority="69"/>
-    <w:lsdException w:name="Dark List Accent 3" w:uiPriority="70"/>
-    <w:lsdException w:name="Colorful Shading Accent 3" w:uiPriority="71"/>
-    <w:lsdException w:name="Colorful List Accent 3" w:uiPriority="72"/>
-    <w:lsdException w:name="Colorful Grid Accent 3" w:uiPriority="73"/>
-    <w:lsdException w:name="Light Shading Accent 4" w:uiPriority="60"/>
-    <w:lsdException w:name="Light List Accent 4" w:uiPriority="61"/>
-    <w:lsdException w:name="Light Grid Accent 4" w:uiPriority="62"/>
-    <w:lsdException w:name="Medium Shading 1 Accent 4" w:uiPriority="63"/>
-    <w:lsdException w:name="Medium Shading 2 Accent 4" w:uiPriority="64"/>
-    <w:lsdException w:name="Medium List 1 Accent 4" w:uiPriority="65"/>
-    <w:lsdException w:name="Medium List 2 Accent 4" w:uiPriority="66"/>
-    <w:lsdException w:name="Medium Grid 1 Accent 4" w:uiPriority="67"/>
-    <w:lsdException w:name="Medium Grid 2 Accent 4" w:uiPriority="68"/>
-    <w:lsdException w:name="Medium Grid 3 Accent 4" w:uiPriority="69"/>
-    <w:lsdException w:name="Dark List Accent 4" w:uiPriority="70"/>
-    <w:lsdException w:name="Colorful Shading Accent 4" w:uiPriority="71"/>
-    <w:lsdException w:name="Colorful List Accent 4" w:uiPriority="72"/>
-    <w:lsdException w:name="Colorful Grid Accent 4" w:uiPriority="73"/>
-    <w:lsdException w:name="Light Shading Accent 5" w:uiPriority="60"/>
-    <w:lsdException w:name="Light List Accent 5" w:uiPriority="61"/>
-    <w:lsdException w:name="Light Grid Accent 5" w:uiPriority="62"/>
-    <w:lsdException w:name="Medium Shading 1 Accent 5" w:uiPriority="63"/>
-    <w:lsdException w:name="Medium Shading 2 Accent 5" w:uiPriority="64"/>
-    <w:lsdException w:name="Medium List 1 Accent 5" w:uiPriority="65"/>
-    <w:lsdException w:name="Medium List 2 Accent 5" w:uiPriority="66"/>
-    <w:lsdException w:name="Medium Grid 1 Accent 5" w:uiPriority="67"/>
-    <w:lsdException w:name="Medium Grid 2 Accent 5" w:uiPriority="68"/>
-    <w:lsdException w:name="Medium Grid 3 Accent 5" w:uiPriority="69"/>
-    <w:lsdException w:name="Dark List Accent 5" w:uiPriority="70"/>
-    <w:lsdException w:name="Colorful Shading Accent 5" w:uiPriority="71"/>
-    <w:lsdException w:name="Colorful List Accent 5" w:uiPriority="72"/>
-    <w:lsdException w:name="Colorful Grid Accent 5" w:uiPriority="73"/>
-    <w:lsdException w:name="Light Shading Accent 6" w:uiPriority="60"/>
-    <w:lsdException w:name="Light List Accent 6" w:uiPriority="61"/>
-    <w:lsdException w:name="Light Grid Accent 6" w:uiPriority="62"/>
-    <w:lsdException w:name="Medium Shading 1 Accent 6" w:uiPriority="63"/>
-    <w:lsdException w:name="Medium Shading 2 Accent 6" w:uiPriority="64"/>
-    <w:lsdException w:name="Medium List 1 Accent 6" w:uiPriority="65"/>
-    <w:lsdException w:name="Medium List 2 Accent 6" w:uiPriority="66"/>
-    <w:lsdException w:name="Medium Grid 1 Accent 6" w:uiPriority="67"/>
-    <w:lsdException w:name="Medium Grid 2 Accent 6" w:uiPriority="68"/>
-    <w:lsdException w:name="Medium Grid 3 Accent 6" w:uiPriority="69"/>
-    <w:lsdException w:name="Dark List Accent 6" w:uiPriority="70"/>
-    <w:lsdException w:name="Colorful Shading Accent 6" w:uiPriority="71"/>
-    <w:lsdException w:name="Colorful List Accent 6" w:uiPriority="72"/>
-    <w:lsdException w:name="Colorful Grid Accent 6" w:uiPriority="73"/>
-    <w:lsdException w:name="Subtle Emphasis" w:uiPriority="19" w:qFormat="1"/>
-    <w:lsdException w:name="Intense Emphasis" w:uiPriority="21" w:qFormat="1"/>
-    <w:lsdException w:name="Subtle Reference" w:uiPriority="31" w:qFormat="1"/>
-    <w:lsdException w:name="Intense Reference" w:uiPriority="32" w:qFormat="1"/>
-    <w:lsdException w:name="Book Title" w:uiPriority="33" w:qFormat="1"/>
-    <w:lsdException w:name="Bibliography" w:semiHidden="1" w:uiPriority="37" w:unhideWhenUsed="1"/>
-    <w:lsdException w:name="TOC Heading" w:semiHidden="1" w:uiPriority="39" w:unhideWhenUsed="1" w:qFormat="1"/>
-    <w:lsdException w:name="Plain Table 1" w:uiPriority="41"/>
-    <w:lsdException w:name="Plain Table 2" w:uiPriority="42"/>
-    <w:lsdException w:name="Plain Table 3" w:uiPriority="43"/>
-    <w:lsdException w:name="Plain Table 4" w:uiPriority="44"/>
-    <w:lsdException w:name="Plain Table 5" w:uiPriority="45"/>
-    <w:lsdException w:name="Grid Table Light" w:uiPriority="40"/>
-    <w:lsdException w:name="Grid Table 1 Light" w:uiPriority="46"/>
-    <w:lsdException w:name="Grid Table 2" w:uiPriority="47"/>
-    <w:lsdException w:name="Grid Table 3" w:uiPriority="48"/>
-    <w:lsdException w:name="Grid Table 4" w:uiPriority="49"/>
-    <w:lsdException w:name="Grid Table 5 Dark" w:uiPriority="50"/>
-    <w:lsdException w:name="Grid Table 6 Colorful" w:uiPriority="51"/>
-    <w:lsdException w:name="Grid Table 7 Colorful" w:uiPriority="52"/>
-    <w:lsdException w:name="Grid Table 1 Light Accent 1" w:uiPriority="46"/>
-    <w:lsdException w:name="Grid Table 2 Accent 1" w:uiPriority="47"/>
-    <w:lsdException w:name="Grid Table 3 Accent 1" w:uiPriority="48"/>
-    <w:lsdException w:name="Grid Table 4 Accent 1" w:uiPriority="49"/>
-    <w:lsdException w:name="Grid Table 5 Dark Accent 1" w:uiPriority="50"/>
-    <w:lsdException w:name="Grid Table 6 Colorful Accent 1" w:uiPriority="51"/>
-    <w:lsdException w:name="Grid Table 7 Colorful Accent 1" w:uiPriority="52"/>
-    <w:lsdException w:name="Grid Table 1 Light Accent 2" w:uiPriority="46"/>
-    <w:lsdException w:name="Grid Table 2 Accent 2" w:uiPriority="47"/>
-    <w:lsdException w:name="Grid Table 3 Accent 2" w:uiPriority="48"/>
-    <w:lsdException w:name="Grid Table 4 Accent 2" w:uiPriority="49"/>
-    <w:lsdException w:name="Grid Table 5 Dark Accent 2" w:uiPriority="50"/>
-    <w:lsdException w:name="Grid Table 6 Colorful Accent 2" w:uiPriority="51"/>
-    <w:lsdException w:name="Grid Table 7 Colorful Accent 2" w:uiPriority="52"/>
-    <w:lsdException w:name="Grid Table 1 Light Accent 3" w:uiPriority="46"/>
-    <w:lsdException w:name="Grid Table 2 Accent 3" w:uiPriority="47"/>
-    <w:lsdException w:name="Grid Table 3 Accent 3" w:uiPriority="48"/>
-    <w:lsdException w:name="Grid Table 4 Accent 3" w:uiPriority="49"/>
-    <w:lsdException w:name="Grid Table 5 Dark Accent 3" w:uiPriority="50"/>
-    <w:lsdException w:name="Grid Table 6 Colorful Accent 3" w:uiPriority="51"/>
-    <w:lsdException w:name="Grid Table 7 Colorful Accent 3" w:uiPriority="52"/>
-    <w:lsdException w:name="Grid Table 1 Light Accent 4" w:uiPriority="46"/>
-    <w:lsdException w:name="Grid Table 2 Accent 4" w:uiPriority="47"/>
-    <w:lsdException w:name="Grid Table 3 Accent 4" w:uiPriority="48"/>
-    <w:lsdException w:name="Grid Table 4 Accent 4" w:uiPriority="49"/>
-    <w:lsdException w:name="Grid Table 5 Dark Accent 4" w:uiPriority="50"/>
-    <w:lsdException w:name="Grid Table 6 Colorful Accent 4" w:uiPriority="51"/>
-    <w:lsdException w:name="Grid Table 7 Colorful Accent 4" w:uiPriority="52"/>
-    <w:lsdException w:name="Grid Table 1 Light Accent 5" w:uiPriority="46"/>
-    <w:lsdException w:name="Grid Table 2 Accent 5" w:uiPriority="47"/>
-    <w:lsdException w:name="Grid Table 3 Accent 5" w:uiPriority="48"/>
-    <w:lsdException w:name="Grid Table 4 Accent 5" w:uiPriority="49"/>
-    <w:lsdException w:name="Grid Table 5 Dark Accent 5" w:uiPriority="50"/>
-    <w:lsdException w:name="Grid Table 6 Colorful Accent 5" w:uiPriority="51"/>
-    <w:lsdException w:name="Grid Table 7 Colorful Accent 5" w:uiPriority="52"/>
-    <w:lsdException w:name="Grid Table 1 Light Accent 6" w:uiPriority="46"/>
-    <w:lsdException w:name="Grid Table 2 Accent 6" w:uiPriority="47"/>
-    <w:lsdException w:name="Grid Table 3 Accent 6" w:uiPriority="48"/>
-    <w:lsdException w:name="Grid Table 4 Accent 6" w:uiPriority="49"/>
-    <w:lsdException w:name="Grid Table 5 Dark Accent 6" w:uiPriority="50"/>
-    <w:lsdException w:name="Grid Table 6 Colorful Accent 6" w:uiPriority="51"/>
-    <w:lsdException w:name="Grid Table 7 Colorful Accent 6" w:uiPriority="52"/>
-    <w:lsdException w:name="List Table 1 Light" w:uiPriority="46"/>
-    <w:lsdException w:name="List Table 2" w:uiPriority="47"/>
-    <w:lsdException w:name="List Table 3" w:uiPriority="48"/>
-    <w:lsdException w:name="List Table 4" w:uiPriority="49"/>
-    <w:lsdException w:name="List Table 5 Dark" w:uiPriority="50"/>
-    <w:lsdException w:name="List Table 6 Colorful" w:uiPriority="51"/>
-    <w:lsdException w:name="List Table 7 Colorful" w:uiPriority="52"/>
-    <w:lsdException w:name="List Table 1 Light Accent 1" w:uiPriority="46"/>
-    <w:lsdException w:name="List Table 2 Accent 1" w:uiPriority="47"/>
-    <w:lsdException w:name="List Table 3 Accent 1" w:uiPriority="48"/>
-    <w:lsdException w:name="List Table 4 Accent 1" w:uiPriority="49"/>
-    <w:lsdException w:name="List Table 5 Dark Accent 1" w:uiPriority="50"/>
-    <w:lsdException w:name="List Table 6 Colorful Accent 1" w:uiPriority="51"/>
-    <w:lsdException w:name="List Table 7 Colorful Accent 1" w:uiPriority="52"/>
-    <w:lsdException w:name="List Table 1 Light Accent 2" w:uiPriority="46"/>
-    <w:lsdException w:name="List Table 2 Accent 2" w:uiPriority="47"/>
-    <w:lsdException w:name="List Table 3 Accent 2" w:uiPriority="48"/>
-    <w:lsdException w:name="List Table 4 Accent 2" w:uiPriority="49"/>
-    <w:lsdException w:name="List Table 5 Dark Accent 2" w:uiPriority="50"/>
-    <w:lsdException w:name="List Table 6 Colorful Accent 2" w:uiPriority="51"/>
-    <w:lsdException w:name="List Table 7 Colorful Accent 2" w:uiPriority="52"/>
-    <w:lsdException w:name="List Table 1 Light Accent 3" w:uiPriority="46"/>
-    <w:lsdException w:name="List Table 2 Accent 3" w:uiPriority="47"/>
-    <w:lsdException w:name="List Table 3 Accent 3" w:uiPriority="48"/>
-    <w:lsdException w:name="List Table 4 Accent 3" w:uiPriority="49"/>
-    <w:lsdException w:name="List Table 5 Dark Accent 3" w:uiPriority="50"/>
-    <w:lsdException w:name="List Table 6 Colorful Accent 3" w:uiPriority="51"/>
-    <w:lsdException w:name="List Table 7 Colorful Accent 3" w:uiPriority="52"/>
-    <w:lsdException w:name="List Table 1 Light Accent 4" w:uiPriority="46"/>
-    <w:lsdException w:name="List Table 2 Accent 4" w:uiPriority="47"/>
-    <w:lsdException w:name="List Table 3 Accent 4" w:uiPriority="48"/>
-    <w:lsdException w:name="List Table 4 Accent 4" w:uiPriority="49"/>
-    <w:lsdException w:name="List Table 5 Dark Accent 4" w:uiPriority="50"/>
-    <w:lsdException w:name="List Table 6 Colorful Accent 4" w:uiPriority="51"/>
-    <w:lsdException w:name="List Table 7 Colorful Accent 4" w:uiPriority="52"/>
-    <w:lsdException w:name="List Table 1 Light Accent 5" w:uiPriority="46"/>
-    <w:lsdException w:name="List Table 2 Accent 5" w:uiPriority="47"/>
-    <w:lsdException w:name="List Table 3 Accent 5" w:uiPriority="48"/>
-    <w:lsdException w:name="List Table 4 Accent 5" w:uiPriority="49"/>
-    <w:lsdException w:name="List Table 5 Dark Accent 5" w:uiPriority="50"/>
-    <w:lsdException w:name="List Table 6 Colorful Accent 5" w:uiPriority="51"/>
-    <w:lsdException w:name="List Table 7 Colorful Accent 5" w:uiPriority="52"/>
-    <w:lsdException w:name="List Table 1 Light Accent 6" w:uiPriority="46"/>
-    <w:lsdException w:name="List Table 2 Accent 6" w:uiPriority="47"/>
-    <w:lsdException w:name="List Table 3 Accent 6" w:uiPriority="48"/>
-    <w:lsdException w:name="List Table 4 Accent 6" w:uiPriority="49"/>
-    <w:lsdException w:name="List Table 5 Dark Accent 6" w:uiPriority="50"/>
-    <w:lsdException w:name="List Table 6 Colorful Accent 6" w:uiPriority="51"/>
-    <w:lsdException w:name="List Table 7 Colorful Accent 6" w:uiPriority="52"/>
-    <w:lsdException w:name="Mention" w:semiHidden="1" w:unhideWhenUsed="1"/>
-    <w:lsdException w:name="Smart Hyperlink" w:semiHidden="1" w:unhideWhenUsed="1"/>
-    <w:lsdException w:name="Hashtag" w:semiHidden="1" w:unhideWhenUsed="1"/>
-    <w:lsdException w:name="Unresolved Mention" w:semiHidden="1" w:unhideWhenUsed="1"/>
-    <w:lsdException w:name="Smart Link" w:semiHidden="1" w:unhideWhenUsed="1"/>
+  <w:latentStyles w:defLockedState="0" w:defUIPriority="99" w:defSemiHidden="1" w:defUnhideWhenUsed="1" w:defQFormat="0" w:count="267">
+    <w:lsdException w:name="Normal" w:semiHidden="0" w:uiPriority="0" w:unhideWhenUsed="0" w:qFormat="1"/>
+    <w:lsdException w:name="heading 1" w:semiHidden="0" w:uiPriority="9" w:unhideWhenUsed="0" w:qFormat="1"/>
+    <w:lsdException w:name="heading 2" w:uiPriority="9" w:qFormat="1"/>
+    <w:lsdException w:name="heading 3" w:uiPriority="9" w:qFormat="1"/>
+    <w:lsdException w:name="heading 4" w:uiPriority="9" w:qFormat="1"/>
+    <w:lsdException w:name="heading 5" w:uiPriority="9" w:qFormat="1"/>
+    <w:lsdException w:name="heading 6" w:uiPriority="9" w:qFormat="1"/>
+    <w:lsdException w:name="heading 7" w:uiPriority="9" w:qFormat="1"/>
+    <w:lsdException w:name="heading 8" w:uiPriority="9" w:qFormat="1"/>
+    <w:lsdException w:name="heading 9" w:uiPriority="9" w:qFormat="1"/>
+    <w:lsdException w:name="toc 1" w:uiPriority="39"/>
+    <w:lsdException w:name="toc 2" w:uiPriority="39"/>
+    <w:lsdException w:name="toc 3" w:uiPriority="39"/>
+    <w:lsdException w:name="toc 4" w:uiPriority="39"/>
+    <w:lsdException w:name="toc 5" w:uiPriority="39"/>
+    <w:lsdException w:name="toc 6" w:uiPriority="39"/>
+    <w:lsdException w:name="toc 7" w:uiPriority="39"/>
+    <w:lsdException w:name="toc 8" w:uiPriority="39"/>
+    <w:lsdException w:name="toc 9" w:uiPriority="39"/>
+    <w:lsdException w:name="caption" w:uiPriority="35" w:qFormat="1"/>
+    <w:lsdException w:name="Title" w:semiHidden="0" w:uiPriority="10" w:unhideWhenUsed="0" w:qFormat="1"/>
+    <w:lsdException w:name="Default Paragraph Font" w:uiPriority="1"/>
+    <w:lsdException w:name="Subtitle" w:semiHidden="0" w:uiPriority="11" w:unhideWhenUsed="0" w:qFormat="1"/>
+    <w:lsdException w:name="Strong" w:semiHidden="0" w:uiPriority="22" w:unhideWhenUsed="0" w:qFormat="1"/>
+    <w:lsdException w:name="Emphasis" w:semiHidden="0" w:uiPriority="20" w:unhideWhenUsed="0" w:qFormat="1"/>
+    <w:lsdException w:name="Table Grid" w:semiHidden="0" w:uiPriority="39" w:unhideWhenUsed="0"/>
+    <w:lsdException w:name="Placeholder Text" w:unhideWhenUsed="0"/>
+    <w:lsdException w:name="No Spacing" w:semiHidden="0" w:uiPriority="1" w:unhideWhenUsed="0" w:qFormat="1"/>
+    <w:lsdException w:name="Light Shading" w:semiHidden="0" w:uiPriority="60" w:unhideWhenUsed="0"/>
+    <w:lsdException w:name="Light List" w:semiHidden="0" w:uiPriority="61" w:unhideWhenUsed="0"/>
+    <w:lsdException w:name="Light Grid" w:semiHidden="0" w:uiPriority="62" w:unhideWhenUsed="0"/>
+    <w:lsdException w:name="Medium Shading 1" w:semiHidden="0" w:uiPriority="63" w:unhideWhenUsed="0"/>
+    <w:lsdException w:name="Medium Shading 2" w:semiHidden="0" w:uiPriority="64" w:unhideWhenUsed="0"/>
+    <w:lsdException w:name="Medium List 1" w:semiHidden="0" w:uiPriority="65" w:unhideWhenUsed="0"/>
+    <w:lsdException w:name="Medium List 2" w:semiHidden="0" w:uiPriority="66" w:unhideWhenUsed="0"/>
+    <w:lsdException w:name="Medium Grid 1" w:semiHidden="0" w:uiPriority="67" w:unhideWhenUsed="0"/>
+    <w:lsdException w:name="Medium Grid 2" w:semiHidden="0" w:uiPriority="68" w:unhideWhenUsed="0"/>
+    <w:lsdException w:name="Medium Grid 3" w:semiHidden="0" w:uiPriority="69" w:unhideWhenUsed="0"/>
+    <w:lsdException w:name="Dark List" w:semiHidden="0" w:uiPriority="70" w:unhideWhenUsed="0"/>
+    <w:lsdException w:name="Colorful Shading" w:semiHidden="0" w:uiPriority="71" w:unhideWhenUsed="0"/>
+    <w:lsdException w:name="Colorful List" w:semiHidden="0" w:uiPriority="72" w:unhideWhenUsed="0"/>
+    <w:lsdException w:name="Colorful Grid" w:semiHidden="0" w:uiPriority="73" w:unhideWhenUsed="0"/>
+    <w:lsdException w:name="Light Shading Accent 1" w:semiHidden="0" w:uiPriority="60" w:unhideWhenUsed="0"/>
+    <w:lsdException w:name="Light List Accent 1" w:semiHidden="0" w:uiPriority="61" w:unhideWhenUsed="0"/>
+    <w:lsdException w:name="Light Grid Accent 1" w:semiHidden="0" w:uiPriority="62" w:unhideWhenUsed="0"/>
+    <w:lsdException w:name="Medium Shading 1 Accent 1" w:semiHidden="0" w:uiPriority="63" w:unhideWhenUsed="0"/>
+    <w:lsdException w:name="Medium Shading 2 Accent 1" w:semiHidden="0" w:uiPriority="64" w:unhideWhenUsed="0"/>
+    <w:lsdException w:name="Medium List 1 Accent 1" w:semiHidden="0" w:uiPriority="65" w:unhideWhenUsed="0"/>
+    <w:lsdException w:name="Revision" w:unhideWhenUsed="0"/>
+    <w:lsdException w:name="List Paragraph" w:semiHidden="0" w:uiPriority="34" w:unhideWhenUsed="0" w:qFormat="1"/>
+    <w:lsdException w:name="Quote" w:semiHidden="0" w:uiPriority="29" w:unhideWhenUsed="0" w:qFormat="1"/>
+    <w:lsdException w:name="Intense Quote" w:semiHidden="0" w:uiPriority="30" w:unhideWhenUsed="0" w:qFormat="1"/>
+    <w:lsdException w:name="Medium List 2 Accent 1" w:semiHidden="0" w:uiPriority="66" w:unhideWhenUsed="0"/>
+    <w:lsdException w:name="Medium Grid 1 Accent 1" w:semiHidden="0" w:uiPriority="67" w:unhideWhenUsed="0"/>
+    <w:lsdException w:name="Medium Grid 2 Accent 1" w:semiHidden="0" w:uiPriority="68" w:unhideWhenUsed="0"/>
+    <w:lsdException w:name="Medium Grid 3 Accent 1" w:semiHidden="0" w:uiPriority="69" w:unhideWhenUsed="0"/>
+    <w:lsdException w:name="Dark List Accent 1" w:semiHidden="0" w:uiPriority="70" w:unhideWhenUsed="0"/>
+    <w:lsdException w:name="Colorful Shading Accent 1" w:semiHidden="0" w:uiPriority="71" w:unhideWhenUsed="0"/>
+    <w:lsdException w:name="Colorful List Accent 1" w:semiHidden="0" w:uiPriority="72" w:unhideWhenUsed="0"/>
+    <w:lsdException w:name="Colorful Grid Accent 1" w:semiHidden="0" w:uiPriority="73" w:unhideWhenUsed="0"/>
+    <w:lsdException w:name="Light Shading Accent 2" w:semiHidden="0" w:uiPriority="60" w:unhideWhenUsed="0"/>
+    <w:lsdException w:name="Light List Accent 2" w:semiHidden="0" w:uiPriority="61" w:unhideWhenUsed="0"/>
+    <w:lsdException w:name="Light Grid Accent 2" w:semiHidden="0" w:uiPriority="62" w:unhideWhenUsed="0"/>
+    <w:lsdException w:name="Medium Shading 1 Accent 2" w:semiHidden="0" w:uiPriority="63" w:unhideWhenUsed="0"/>
+    <w:lsdException w:name="Medium Shading 2 Accent 2" w:semiHidden="0" w:uiPriority="64" w:unhideWhenUsed="0"/>
+    <w:lsdException w:name="Medium List 1 Accent 2" w:semiHidden="0" w:uiPriority="65" w:unhideWhenUsed="0"/>
+    <w:lsdException w:name="Medium List 2 Accent 2" w:semiHidden="0" w:uiPriority="66" w:unhideWhenUsed="0"/>
+    <w:lsdException w:name="Medium Grid 1 Accent 2" w:semiHidden="0" w:uiPriority="67" w:unhideWhenUsed="0"/>
+    <w:lsdException w:name="Medium Grid 2 Accent 2" w:semiHidden="0" w:uiPriority="68" w:unhideWhenUsed="0"/>
+    <w:lsdException w:name="Medium Grid 3 Accent 2" w:semiHidden="0" w:uiPriority="69" w:unhideWhenUsed="0"/>
+    <w:lsdException w:name="Dark List Accent 2" w:semiHidden="0" w:uiPriority="70" w:unhideWhenUsed="0"/>
+    <w:lsdException w:name="Colorful Shading Accent 2" w:semiHidden="0" w:uiPriority="71" w:unhideWhenUsed="0"/>
+    <w:lsdException w:name="Colorful List Accent 2" w:semiHidden="0" w:uiPriority="72" w:unhideWhenUsed="0"/>
+    <w:lsdException w:name="Colorful Grid Accent 2" w:semiHidden="0" w:uiPriority="73" w:unhideWhenUsed="0"/>
+    <w:lsdException w:name="Light Shading Accent 3" w:semiHidden="0" w:uiPriority="60" w:unhideWhenUsed="0"/>
+    <w:lsdException w:name="Light List Accent 3" w:semiHidden="0" w:uiPriority="61" w:unhideWhenUsed="0"/>
+    <w:lsdException w:name="Light Grid Accent 3" w:semiHidden="0" w:uiPriority="62" w:unhideWhenUsed="0"/>
+    <w:lsdException w:name="Medium Shading 1 Accent 3" w:semiHidden="0" w:uiPriority="63" w:unhideWhenUsed="0"/>
+    <w:lsdException w:name="Medium Shading 2 Accent 3" w:semiHidden="0" w:uiPriority="64" w:unhideWhenUsed="0"/>
+    <w:lsdException w:name="Medium List 1 Accent 3" w:semiHidden="0" w:uiPriority="65" w:unhideWhenUsed="0"/>
+    <w:lsdException w:name="Medium List 2 Accent 3" w:semiHidden="0" w:uiPriority="66" w:unhideWhenUsed="0"/>
+    <w:lsdException w:name="Medium Grid 1 Accent 3" w:semiHidden="0" w:uiPriority="67" w:unhideWhenUsed="0"/>
+    <w:lsdException w:name="Medium Grid 2 Accent 3" w:semiHidden="0" w:uiPriority="68" w:unhideWhenUsed="0"/>
+    <w:lsdException w:name="Medium Grid 3 Accent 3" w:semiHidden="0" w:uiPriority="69" w:unhideWhenUsed="0"/>
+    <w:lsdException w:name="Dark List Accent 3" w:semiHidden="0" w:uiPriority="70" w:unhideWhenUsed="0"/>
+    <w:lsdException w:name="Colorful Shading Accent 3" w:semiHidden="0" w:uiPriority="71" w:unhideWhenUsed="0"/>
+    <w:lsdException w:name="Colorful List Accent 3" w:semiHidden="0" w:uiPriority="72" w:unhideWhenUsed="0"/>
+    <w:lsdException w:name="Colorful Grid Accent 3" w:semiHidden="0" w:uiPriority="73" w:unhideWhenUsed="0"/>
+    <w:lsdException w:name="Light Shading Accent 4" w:semiHidden="0" w:uiPriority="60" w:unhideWhenUsed="0"/>
+    <w:lsdException w:name="Light List Accent 4" w:semiHidden="0" w:uiPriority="61" w:unhideWhenUsed="0"/>
+    <w:lsdException w:name="Light Grid Accent 4" w:semiHidden="0" w:uiPriority="62" w:unhideWhenUsed="0"/>
+    <w:lsdException w:name="Medium Shading 1 Accent 4" w:semiHidden="0" w:uiPriority="63" w:unhideWhenUsed="0"/>
+    <w:lsdException w:name="Medium Shading 2 Accent 4" w:semiHidden="0" w:uiPriority="64" w:unhideWhenUsed="0"/>
+    <w:lsdException w:name="Medium List 1 Accent 4" w:semiHidden="0" w:uiPriority="65" w:unhideWhenUsed="0"/>
+    <w:lsdException w:name="Medium List 2 Accent 4" w:semiHidden="0" w:uiPriority="66" w:unhideWhenUsed="0"/>
+    <w:lsdException w:name="Medium Grid 1 Accent 4" w:semiHidden="0" w:uiPriority="67" w:unhideWhenUsed="0"/>
+    <w:lsdException w:name="Medium Grid 2 Accent 4" w:semiHidden="0" w:uiPriority="68" w:unhideWhenUsed="0"/>
+    <w:lsdException w:name="Medium Grid 3 Accent 4" w:semiHidden="0" w:uiPriority="69" w:unhideWhenUsed="0"/>
+    <w:lsdException w:name="Dark List Accent 4" w:semiHidden="0" w:uiPriority="70" w:unhideWhenUsed="0"/>
+    <w:lsdException w:name="Colorful Shading Accent 4" w:semiHidden="0" w:uiPriority="71" w:unhideWhenUsed="0"/>
+    <w:lsdException w:name="Colorful List Accent 4" w:semiHidden="0" w:uiPriority="72" w:unhideWhenUsed="0"/>
+    <w:lsdException w:name="Colorful Grid Accent 4" w:semiHidden="0" w:uiPriority="73" w:unhideWhenUsed="0"/>
+    <w:lsdException w:name="Light Shading Accent 5" w:semiHidden="0" w:uiPriority="60" w:unhideWhenUsed="0"/>
+    <w:lsdException w:name="Light List Accent 5" w:semiHidden="0" w:uiPriority="61" w:unhideWhenUsed="0"/>
+    <w:lsdException w:name="Light Grid Accent 5" w:semiHidden="0" w:uiPriority="62" w:unhideWhenUsed="0"/>
+    <w:lsdException w:name="Medium Shading 1 Accent 5" w:semiHidden="0" w:uiPriority="63" w:unhideWhenUsed="0"/>
+    <w:lsdException w:name="Medium Shading 2 Accent 5" w:semiHidden="0" w:uiPriority="64" w:unhideWhenUsed="0"/>
+    <w:lsdException w:name="Medium List 1 Accent 5" w:semiHidden="0" w:uiPriority="65" w:unhideWhenUsed="0"/>
+    <w:lsdException w:name="Medium List 2 Accent 5" w:semiHidden="0" w:uiPriority="66" w:unhideWhenUsed="0"/>
+    <w:lsdException w:name="Medium Grid 1 Accent 5" w:semiHidden="0" w:uiPriority="67" w:unhideWhenUsed="0"/>
+    <w:lsdException w:name="Medium Grid 2 Accent 5" w:semiHidden="0" w:uiPriority="68" w:unhideWhenUsed="0"/>
+    <w:lsdException w:name="Medium Grid 3 Accent 5" w:semiHidden="0" w:uiPriority="69" w:unhideWhenUsed="0"/>
+    <w:lsdException w:name="Dark List Accent 5" w:semiHidden="0" w:uiPriority="70" w:unhideWhenUsed="0"/>
+    <w:lsdException w:name="Colorful Shading Accent 5" w:semiHidden="0" w:uiPriority="71" w:unhideWhenUsed="0"/>
+    <w:lsdException w:name="Colorful List Accent 5" w:semiHidden="0" w:uiPriority="72" w:unhideWhenUsed="0"/>
+    <w:lsdException w:name="Colorful Grid Accent 5" w:semiHidden="0" w:uiPriority="73" w:unhideWhenUsed="0"/>
+    <w:lsdException w:name="Light Shading Accent 6" w:semiHidden="0" w:uiPriority="60" w:unhideWhenUsed="0"/>
+    <w:lsdException w:name="Light List Accent 6" w:semiHidden="0" w:uiPriority="61" w:unhideWhenUsed="0"/>
+    <w:lsdException w:name="Light Grid Accent 6" w:semiHidden="0" w:uiPriority="62" w:unhideWhenUsed="0"/>
+    <w:lsdException w:name="Medium Shading 1 Accent 6" w:semiHidden="0" w:uiPriority="63" w:unhideWhenUsed="0"/>
+    <w:lsdException w:name="Medium Shading 2 Accent 6" w:semiHidden="0" w:uiPriority="64" w:unhideWhenUsed="0"/>
+    <w:lsdException w:name="Medium List 1 Accent 6" w:semiHidden="0" w:uiPriority="65" w:unhideWhenUsed="0"/>
+    <w:lsdException w:name="Medium List 2 Accent 6" w:semiHidden="0" w:uiPriority="66" w:unhideWhenUsed="0"/>
+    <w:lsdException w:name="Medium Grid 1 Accent 6" w:semiHidden="0" w:uiPriority="67" w:unhideWhenUsed="0"/>
+    <w:lsdException w:name="Medium Grid 2 Accent 6" w:semiHidden="0" w:uiPriority="68" w:unhideWhenUsed="0"/>
+    <w:lsdException w:name="Medium Grid 3 Accent 6" w:semiHidden="0" w:uiPriority="69" w:unhideWhenUsed="0"/>
+    <w:lsdException w:name="Dark List Accent 6" w:semiHidden="0" w:uiPriority="70" w:unhideWhenUsed="0"/>
+    <w:lsdException w:name="Colorful Shading Accent 6" w:semiHidden="0" w:uiPriority="71" w:unhideWhenUsed="0"/>
+    <w:lsdException w:name="Colorful List Accent 6" w:semiHidden="0" w:uiPriority="72" w:unhideWhenUsed="0"/>
+    <w:lsdException w:name="Colorful Grid Accent 6" w:semiHidden="0" w:uiPriority="73" w:unhideWhenUsed="0"/>
+    <w:lsdException w:name="Subtle Emphasis" w:semiHidden="0" w:uiPriority="19" w:unhideWhenUsed="0" w:qFormat="1"/>
+    <w:lsdException w:name="Intense Emphasis" w:semiHidden="0" w:uiPriority="21" w:unhideWhenUsed="0" w:qFormat="1"/>
+    <w:lsdException w:name="Subtle Reference" w:semiHidden="0" w:uiPriority="31" w:unhideWhenUsed="0" w:qFormat="1"/>
+    <w:lsdException w:name="Intense Reference" w:semiHidden="0" w:uiPriority="32" w:unhideWhenUsed="0" w:qFormat="1"/>
+    <w:lsdException w:name="Book Title" w:semiHidden="0" w:uiPriority="33" w:unhideWhenUsed="0" w:qFormat="1"/>
+    <w:lsdException w:name="Bibliography" w:uiPriority="37"/>
+    <w:lsdException w:name="TOC Heading" w:uiPriority="39" w:qFormat="1"/>
   </w:latentStyles>
   <w:style w:type="paragraph" w:default="1" w:styleId="Normal">
     <w:name w:val="Normal"/>
@@ -15479,6 +15120,496 @@
     <w:uiPriority w:val="99"/>
     <w:rsid w:val="00727473"/>
   </w:style>
+  <w:style w:type="paragraph" w:styleId="BalloonText">
+    <w:name w:val="Balloon Text"/>
+    <w:basedOn w:val="Normal"/>
+    <w:link w:val="BalloonTextChar"/>
+    <w:uiPriority w:val="99"/>
+    <w:semiHidden/>
+    <w:unhideWhenUsed/>
+    <w:rsid w:val="00695C78"/>
+    <w:rPr>
+      <w:rFonts w:ascii="Tahoma" w:hAnsi="Tahoma" w:cs="Tahoma"/>
+      <w:sz w:val="16"/>
+      <w:szCs w:val="16"/>
+    </w:rPr>
+  </w:style>
+  <w:style w:type="character" w:customStyle="1" w:styleId="BalloonTextChar">
+    <w:name w:val="Balloon Text Char"/>
+    <w:basedOn w:val="DefaultParagraphFont"/>
+    <w:link w:val="BalloonText"/>
+    <w:uiPriority w:val="99"/>
+    <w:semiHidden/>
+    <w:rsid w:val="00695C78"/>
+    <w:rPr>
+      <w:rFonts w:ascii="Tahoma" w:hAnsi="Tahoma" w:cs="Tahoma"/>
+      <w:sz w:val="16"/>
+      <w:szCs w:val="16"/>
+    </w:rPr>
+  </w:style>
+</w:styles>
+</file>
+
+<file path=word/stylesWithEffects.xml><?xml version="1.0" encoding="utf-8"?>
+<w:styles xmlns:wpc="http://schemas.microsoft.com/office/word/2010/wordprocessingCanvas" xmlns:mc="http://schemas.openxmlformats.org/markup-compatibility/2006" xmlns:o="urn:schemas-microsoft-com:office:office" xmlns:r="http://schemas.openxmlformats.org/officeDocument/2006/relationships" xmlns:m="http://schemas.openxmlformats.org/officeDocument/2006/math" xmlns:v="urn:schemas-microsoft-com:vml" xmlns:wp14="http://schemas.microsoft.com/office/word/2010/wordprocessingDrawing" xmlns:wp="http://schemas.openxmlformats.org/drawingml/2006/wordprocessingDrawing" xmlns:w10="urn:schemas-microsoft-com:office:word" xmlns:w="http://schemas.openxmlformats.org/wordprocessingml/2006/main" xmlns:w14="http://schemas.microsoft.com/office/word/2010/wordml" xmlns:wpg="http://schemas.microsoft.com/office/word/2010/wordprocessingGroup" xmlns:wpi="http://schemas.microsoft.com/office/word/2010/wordprocessingInk" xmlns:wne="http://schemas.microsoft.com/office/word/2006/wordml" xmlns:wps="http://schemas.microsoft.com/office/word/2010/wordprocessingShape" mc:Ignorable="w14 wp14">
+  <w:docDefaults>
+    <w:rPrDefault>
+      <w:rPr>
+        <w:rFonts w:ascii="Times New Roman" w:eastAsia="MS Mincho" w:hAnsi="Times New Roman" w:cs="Times New Roman"/>
+        <w:sz w:val="26"/>
+        <w:szCs w:val="26"/>
+        <w:lang w:val="en-US" w:eastAsia="en-US" w:bidi="ar-SA"/>
+      </w:rPr>
+    </w:rPrDefault>
+    <w:pPrDefault/>
+  </w:docDefaults>
+  <w:latentStyles w:defLockedState="0" w:defUIPriority="99" w:defSemiHidden="1" w:defUnhideWhenUsed="1" w:defQFormat="0" w:count="267">
+    <w:lsdException w:name="Normal" w:semiHidden="0" w:uiPriority="0" w:unhideWhenUsed="0" w:qFormat="1"/>
+    <w:lsdException w:name="heading 1" w:semiHidden="0" w:uiPriority="9" w:unhideWhenUsed="0" w:qFormat="1"/>
+    <w:lsdException w:name="heading 2" w:uiPriority="9" w:qFormat="1"/>
+    <w:lsdException w:name="heading 3" w:uiPriority="9" w:qFormat="1"/>
+    <w:lsdException w:name="heading 4" w:uiPriority="9" w:qFormat="1"/>
+    <w:lsdException w:name="heading 5" w:uiPriority="9" w:qFormat="1"/>
+    <w:lsdException w:name="heading 6" w:uiPriority="9" w:qFormat="1"/>
+    <w:lsdException w:name="heading 7" w:uiPriority="9" w:qFormat="1"/>
+    <w:lsdException w:name="heading 8" w:uiPriority="9" w:qFormat="1"/>
+    <w:lsdException w:name="heading 9" w:uiPriority="9" w:qFormat="1"/>
+    <w:lsdException w:name="toc 1" w:uiPriority="39"/>
+    <w:lsdException w:name="toc 2" w:uiPriority="39"/>
+    <w:lsdException w:name="toc 3" w:uiPriority="39"/>
+    <w:lsdException w:name="toc 4" w:uiPriority="39"/>
+    <w:lsdException w:name="toc 5" w:uiPriority="39"/>
+    <w:lsdException w:name="toc 6" w:uiPriority="39"/>
+    <w:lsdException w:name="toc 7" w:uiPriority="39"/>
+    <w:lsdException w:name="toc 8" w:uiPriority="39"/>
+    <w:lsdException w:name="toc 9" w:uiPriority="39"/>
+    <w:lsdException w:name="caption" w:uiPriority="35" w:qFormat="1"/>
+    <w:lsdException w:name="Title" w:semiHidden="0" w:uiPriority="10" w:unhideWhenUsed="0" w:qFormat="1"/>
+    <w:lsdException w:name="Default Paragraph Font" w:uiPriority="1"/>
+    <w:lsdException w:name="Subtitle" w:semiHidden="0" w:uiPriority="11" w:unhideWhenUsed="0" w:qFormat="1"/>
+    <w:lsdException w:name="Strong" w:semiHidden="0" w:uiPriority="22" w:unhideWhenUsed="0" w:qFormat="1"/>
+    <w:lsdException w:name="Emphasis" w:semiHidden="0" w:uiPriority="20" w:unhideWhenUsed="0" w:qFormat="1"/>
+    <w:lsdException w:name="Table Grid" w:semiHidden="0" w:uiPriority="39" w:unhideWhenUsed="0"/>
+    <w:lsdException w:name="Placeholder Text" w:unhideWhenUsed="0"/>
+    <w:lsdException w:name="No Spacing" w:semiHidden="0" w:uiPriority="1" w:unhideWhenUsed="0" w:qFormat="1"/>
+    <w:lsdException w:name="Light Shading" w:semiHidden="0" w:uiPriority="60" w:unhideWhenUsed="0"/>
+    <w:lsdException w:name="Light List" w:semiHidden="0" w:uiPriority="61" w:unhideWhenUsed="0"/>
+    <w:lsdException w:name="Light Grid" w:semiHidden="0" w:uiPriority="62" w:unhideWhenUsed="0"/>
+    <w:lsdException w:name="Medium Shading 1" w:semiHidden="0" w:uiPriority="63" w:unhideWhenUsed="0"/>
+    <w:lsdException w:name="Medium Shading 2" w:semiHidden="0" w:uiPriority="64" w:unhideWhenUsed="0"/>
+    <w:lsdException w:name="Medium List 1" w:semiHidden="0" w:uiPriority="65" w:unhideWhenUsed="0"/>
+    <w:lsdException w:name="Medium List 2" w:semiHidden="0" w:uiPriority="66" w:unhideWhenUsed="0"/>
+    <w:lsdException w:name="Medium Grid 1" w:semiHidden="0" w:uiPriority="67" w:unhideWhenUsed="0"/>
+    <w:lsdException w:name="Medium Grid 2" w:semiHidden="0" w:uiPriority="68" w:unhideWhenUsed="0"/>
+    <w:lsdException w:name="Medium Grid 3" w:semiHidden="0" w:uiPriority="69" w:unhideWhenUsed="0"/>
+    <w:lsdException w:name="Dark List" w:semiHidden="0" w:uiPriority="70" w:unhideWhenUsed="0"/>
+    <w:lsdException w:name="Colorful Shading" w:semiHidden="0" w:uiPriority="71" w:unhideWhenUsed="0"/>
+    <w:lsdException w:name="Colorful List" w:semiHidden="0" w:uiPriority="72" w:unhideWhenUsed="0"/>
+    <w:lsdException w:name="Colorful Grid" w:semiHidden="0" w:uiPriority="73" w:unhideWhenUsed="0"/>
+    <w:lsdException w:name="Light Shading Accent 1" w:semiHidden="0" w:uiPriority="60" w:unhideWhenUsed="0"/>
+    <w:lsdException w:name="Light List Accent 1" w:semiHidden="0" w:uiPriority="61" w:unhideWhenUsed="0"/>
+    <w:lsdException w:name="Light Grid Accent 1" w:semiHidden="0" w:uiPriority="62" w:unhideWhenUsed="0"/>
+    <w:lsdException w:name="Medium Shading 1 Accent 1" w:semiHidden="0" w:uiPriority="63" w:unhideWhenUsed="0"/>
+    <w:lsdException w:name="Medium Shading 2 Accent 1" w:semiHidden="0" w:uiPriority="64" w:unhideWhenUsed="0"/>
+    <w:lsdException w:name="Medium List 1 Accent 1" w:semiHidden="0" w:uiPriority="65" w:unhideWhenUsed="0"/>
+    <w:lsdException w:name="Revision" w:unhideWhenUsed="0"/>
+    <w:lsdException w:name="List Paragraph" w:semiHidden="0" w:uiPriority="34" w:unhideWhenUsed="0" w:qFormat="1"/>
+    <w:lsdException w:name="Quote" w:semiHidden="0" w:uiPriority="29" w:unhideWhenUsed="0" w:qFormat="1"/>
+    <w:lsdException w:name="Intense Quote" w:semiHidden="0" w:uiPriority="30" w:unhideWhenUsed="0" w:qFormat="1"/>
+    <w:lsdException w:name="Medium List 2 Accent 1" w:semiHidden="0" w:uiPriority="66" w:unhideWhenUsed="0"/>
+    <w:lsdException w:name="Medium Grid 1 Accent 1" w:semiHidden="0" w:uiPriority="67" w:unhideWhenUsed="0"/>
+    <w:lsdException w:name="Medium Grid 2 Accent 1" w:semiHidden="0" w:uiPriority="68" w:unhideWhenUsed="0"/>
+    <w:lsdException w:name="Medium Grid 3 Accent 1" w:semiHidden="0" w:uiPriority="69" w:unhideWhenUsed="0"/>
+    <w:lsdException w:name="Dark List Accent 1" w:semiHidden="0" w:uiPriority="70" w:unhideWhenUsed="0"/>
+    <w:lsdException w:name="Colorful Shading Accent 1" w:semiHidden="0" w:uiPriority="71" w:unhideWhenUsed="0"/>
+    <w:lsdException w:name="Colorful List Accent 1" w:semiHidden="0" w:uiPriority="72" w:unhideWhenUsed="0"/>
+    <w:lsdException w:name="Colorful Grid Accent 1" w:semiHidden="0" w:uiPriority="73" w:unhideWhenUsed="0"/>
+    <w:lsdException w:name="Light Shading Accent 2" w:semiHidden="0" w:uiPriority="60" w:unhideWhenUsed="0"/>
+    <w:lsdException w:name="Light List Accent 2" w:semiHidden="0" w:uiPriority="61" w:unhideWhenUsed="0"/>
+    <w:lsdException w:name="Light Grid Accent 2" w:semiHidden="0" w:uiPriority="62" w:unhideWhenUsed="0"/>
+    <w:lsdException w:name="Medium Shading 1 Accent 2" w:semiHidden="0" w:uiPriority="63" w:unhideWhenUsed="0"/>
+    <w:lsdException w:name="Medium Shading 2 Accent 2" w:semiHidden="0" w:uiPriority="64" w:unhideWhenUsed="0"/>
+    <w:lsdException w:name="Medium List 1 Accent 2" w:semiHidden="0" w:uiPriority="65" w:unhideWhenUsed="0"/>
+    <w:lsdException w:name="Medium List 2 Accent 2" w:semiHidden="0" w:uiPriority="66" w:unhideWhenUsed="0"/>
+    <w:lsdException w:name="Medium Grid 1 Accent 2" w:semiHidden="0" w:uiPriority="67" w:unhideWhenUsed="0"/>
+    <w:lsdException w:name="Medium Grid 2 Accent 2" w:semiHidden="0" w:uiPriority="68" w:unhideWhenUsed="0"/>
+    <w:lsdException w:name="Medium Grid 3 Accent 2" w:semiHidden="0" w:uiPriority="69" w:unhideWhenUsed="0"/>
+    <w:lsdException w:name="Dark List Accent 2" w:semiHidden="0" w:uiPriority="70" w:unhideWhenUsed="0"/>
+    <w:lsdException w:name="Colorful Shading Accent 2" w:semiHidden="0" w:uiPriority="71" w:unhideWhenUsed="0"/>
+    <w:lsdException w:name="Colorful List Accent 2" w:semiHidden="0" w:uiPriority="72" w:unhideWhenUsed="0"/>
+    <w:lsdException w:name="Colorful Grid Accent 2" w:semiHidden="0" w:uiPriority="73" w:unhideWhenUsed="0"/>
+    <w:lsdException w:name="Light Shading Accent 3" w:semiHidden="0" w:uiPriority="60" w:unhideWhenUsed="0"/>
+    <w:lsdException w:name="Light List Accent 3" w:semiHidden="0" w:uiPriority="61" w:unhideWhenUsed="0"/>
+    <w:lsdException w:name="Light Grid Accent 3" w:semiHidden="0" w:uiPriority="62" w:unhideWhenUsed="0"/>
+    <w:lsdException w:name="Medium Shading 1 Accent 3" w:semiHidden="0" w:uiPriority="63" w:unhideWhenUsed="0"/>
+    <w:lsdException w:name="Medium Shading 2 Accent 3" w:semiHidden="0" w:uiPriority="64" w:unhideWhenUsed="0"/>
+    <w:lsdException w:name="Medium List 1 Accent 3" w:semiHidden="0" w:uiPriority="65" w:unhideWhenUsed="0"/>
+    <w:lsdException w:name="Medium List 2 Accent 3" w:semiHidden="0" w:uiPriority="66" w:unhideWhenUsed="0"/>
+    <w:lsdException w:name="Medium Grid 1 Accent 3" w:semiHidden="0" w:uiPriority="67" w:unhideWhenUsed="0"/>
+    <w:lsdException w:name="Medium Grid 2 Accent 3" w:semiHidden="0" w:uiPriority="68" w:unhideWhenUsed="0"/>
+    <w:lsdException w:name="Medium Grid 3 Accent 3" w:semiHidden="0" w:uiPriority="69" w:unhideWhenUsed="0"/>
+    <w:lsdException w:name="Dark List Accent 3" w:semiHidden="0" w:uiPriority="70" w:unhideWhenUsed="0"/>
+    <w:lsdException w:name="Colorful Shading Accent 3" w:semiHidden="0" w:uiPriority="71" w:unhideWhenUsed="0"/>
+    <w:lsdException w:name="Colorful List Accent 3" w:semiHidden="0" w:uiPriority="72" w:unhideWhenUsed="0"/>
+    <w:lsdException w:name="Colorful Grid Accent 3" w:semiHidden="0" w:uiPriority="73" w:unhideWhenUsed="0"/>
+    <w:lsdException w:name="Light Shading Accent 4" w:semiHidden="0" w:uiPriority="60" w:unhideWhenUsed="0"/>
+    <w:lsdException w:name="Light List Accent 4" w:semiHidden="0" w:uiPriority="61" w:unhideWhenUsed="0"/>
+    <w:lsdException w:name="Light Grid Accent 4" w:semiHidden="0" w:uiPriority="62" w:unhideWhenUsed="0"/>
+    <w:lsdException w:name="Medium Shading 1 Accent 4" w:semiHidden="0" w:uiPriority="63" w:unhideWhenUsed="0"/>
+    <w:lsdException w:name="Medium Shading 2 Accent 4" w:semiHidden="0" w:uiPriority="64" w:unhideWhenUsed="0"/>
+    <w:lsdException w:name="Medium List 1 Accent 4" w:semiHidden="0" w:uiPriority="65" w:unhideWhenUsed="0"/>
+    <w:lsdException w:name="Medium List 2 Accent 4" w:semiHidden="0" w:uiPriority="66" w:unhideWhenUsed="0"/>
+    <w:lsdException w:name="Medium Grid 1 Accent 4" w:semiHidden="0" w:uiPriority="67" w:unhideWhenUsed="0"/>
+    <w:lsdException w:name="Medium Grid 2 Accent 4" w:semiHidden="0" w:uiPriority="68" w:unhideWhenUsed="0"/>
+    <w:lsdException w:name="Medium Grid 3 Accent 4" w:semiHidden="0" w:uiPriority="69" w:unhideWhenUsed="0"/>
+    <w:lsdException w:name="Dark List Accent 4" w:semiHidden="0" w:uiPriority="70" w:unhideWhenUsed="0"/>
+    <w:lsdException w:name="Colorful Shading Accent 4" w:semiHidden="0" w:uiPriority="71" w:unhideWhenUsed="0"/>
+    <w:lsdException w:name="Colorful List Accent 4" w:semiHidden="0" w:uiPriority="72" w:unhideWhenUsed="0"/>
+    <w:lsdException w:name="Colorful Grid Accent 4" w:semiHidden="0" w:uiPriority="73" w:unhideWhenUsed="0"/>
+    <w:lsdException w:name="Light Shading Accent 5" w:semiHidden="0" w:uiPriority="60" w:unhideWhenUsed="0"/>
+    <w:lsdException w:name="Light List Accent 5" w:semiHidden="0" w:uiPriority="61" w:unhideWhenUsed="0"/>
+    <w:lsdException w:name="Light Grid Accent 5" w:semiHidden="0" w:uiPriority="62" w:unhideWhenUsed="0"/>
+    <w:lsdException w:name="Medium Shading 1 Accent 5" w:semiHidden="0" w:uiPriority="63" w:unhideWhenUsed="0"/>
+    <w:lsdException w:name="Medium Shading 2 Accent 5" w:semiHidden="0" w:uiPriority="64" w:unhideWhenUsed="0"/>
+    <w:lsdException w:name="Medium List 1 Accent 5" w:semiHidden="0" w:uiPriority="65" w:unhideWhenUsed="0"/>
+    <w:lsdException w:name="Medium List 2 Accent 5" w:semiHidden="0" w:uiPriority="66" w:unhideWhenUsed="0"/>
+    <w:lsdException w:name="Medium Grid 1 Accent 5" w:semiHidden="0" w:uiPriority="67" w:unhideWhenUsed="0"/>
+    <w:lsdException w:name="Medium Grid 2 Accent 5" w:semiHidden="0" w:uiPriority="68" w:unhideWhenUsed="0"/>
+    <w:lsdException w:name="Medium Grid 3 Accent 5" w:semiHidden="0" w:uiPriority="69" w:unhideWhenUsed="0"/>
+    <w:lsdException w:name="Dark List Accent 5" w:semiHidden="0" w:uiPriority="70" w:unhideWhenUsed="0"/>
+    <w:lsdException w:name="Colorful Shading Accent 5" w:semiHidden="0" w:uiPriority="71" w:unhideWhenUsed="0"/>
+    <w:lsdException w:name="Colorful List Accent 5" w:semiHidden="0" w:uiPriority="72" w:unhideWhenUsed="0"/>
+    <w:lsdException w:name="Colorful Grid Accent 5" w:semiHidden="0" w:uiPriority="73" w:unhideWhenUsed="0"/>
+    <w:lsdException w:name="Light Shading Accent 6" w:semiHidden="0" w:uiPriority="60" w:unhideWhenUsed="0"/>
+    <w:lsdException w:name="Light List Accent 6" w:semiHidden="0" w:uiPriority="61" w:unhideWhenUsed="0"/>
+    <w:lsdException w:name="Light Grid Accent 6" w:semiHidden="0" w:uiPriority="62" w:unhideWhenUsed="0"/>
+    <w:lsdException w:name="Medium Shading 1 Accent 6" w:semiHidden="0" w:uiPriority="63" w:unhideWhenUsed="0"/>
+    <w:lsdException w:name="Medium Shading 2 Accent 6" w:semiHidden="0" w:uiPriority="64" w:unhideWhenUsed="0"/>
+    <w:lsdException w:name="Medium List 1 Accent 6" w:semiHidden="0" w:uiPriority="65" w:unhideWhenUsed="0"/>
+    <w:lsdException w:name="Medium List 2 Accent 6" w:semiHidden="0" w:uiPriority="66" w:unhideWhenUsed="0"/>
+    <w:lsdException w:name="Medium Grid 1 Accent 6" w:semiHidden="0" w:uiPriority="67" w:unhideWhenUsed="0"/>
+    <w:lsdException w:name="Medium Grid 2 Accent 6" w:semiHidden="0" w:uiPriority="68" w:unhideWhenUsed="0"/>
+    <w:lsdException w:name="Medium Grid 3 Accent 6" w:semiHidden="0" w:uiPriority="69" w:unhideWhenUsed="0"/>
+    <w:lsdException w:name="Dark List Accent 6" w:semiHidden="0" w:uiPriority="70" w:unhideWhenUsed="0"/>
+    <w:lsdException w:name="Colorful Shading Accent 6" w:semiHidden="0" w:uiPriority="71" w:unhideWhenUsed="0"/>
+    <w:lsdException w:name="Colorful List Accent 6" w:semiHidden="0" w:uiPriority="72" w:unhideWhenUsed="0"/>
+    <w:lsdException w:name="Colorful Grid Accent 6" w:semiHidden="0" w:uiPriority="73" w:unhideWhenUsed="0"/>
+    <w:lsdException w:name="Subtle Emphasis" w:semiHidden="0" w:uiPriority="19" w:unhideWhenUsed="0" w:qFormat="1"/>
+    <w:lsdException w:name="Intense Emphasis" w:semiHidden="0" w:uiPriority="21" w:unhideWhenUsed="0" w:qFormat="1"/>
+    <w:lsdException w:name="Subtle Reference" w:semiHidden="0" w:uiPriority="31" w:unhideWhenUsed="0" w:qFormat="1"/>
+    <w:lsdException w:name="Intense Reference" w:semiHidden="0" w:uiPriority="32" w:unhideWhenUsed="0" w:qFormat="1"/>
+    <w:lsdException w:name="Book Title" w:semiHidden="0" w:uiPriority="33" w:unhideWhenUsed="0" w:qFormat="1"/>
+    <w:lsdException w:name="Bibliography" w:uiPriority="37"/>
+    <w:lsdException w:name="TOC Heading" w:uiPriority="39" w:qFormat="1"/>
+  </w:latentStyles>
+  <w:style w:type="paragraph" w:default="1" w:styleId="Normal">
+    <w:name w:val="Normal"/>
+    <w:qFormat/>
+  </w:style>
+  <w:style w:type="paragraph" w:styleId="Heading1">
+    <w:name w:val="heading 1"/>
+    <w:uiPriority w:val="9"/>
+    <w:qFormat/>
+    <w:pPr>
+      <w:spacing w:before="300" w:after="120"/>
+      <w:outlineLvl w:val="0"/>
+    </w:pPr>
+    <w:rPr>
+      <w:b/>
+      <w:bCs/>
+      <w:color w:val="1A5276"/>
+      <w:sz w:val="28"/>
+      <w:szCs w:val="28"/>
+    </w:rPr>
+  </w:style>
+  <w:style w:type="paragraph" w:styleId="Heading2">
+    <w:name w:val="heading 2"/>
+    <w:uiPriority w:val="9"/>
+    <w:unhideWhenUsed/>
+    <w:qFormat/>
+    <w:pPr>
+      <w:spacing w:before="200" w:after="80"/>
+      <w:outlineLvl w:val="1"/>
+    </w:pPr>
+    <w:rPr>
+      <w:b/>
+      <w:bCs/>
+      <w:color w:val="2E86C1"/>
+    </w:rPr>
+  </w:style>
+  <w:style w:type="paragraph" w:styleId="Heading3">
+    <w:name w:val="heading 3"/>
+    <w:uiPriority w:val="9"/>
+    <w:semiHidden/>
+    <w:unhideWhenUsed/>
+    <w:qFormat/>
+    <w:pPr>
+      <w:outlineLvl w:val="2"/>
+    </w:pPr>
+    <w:rPr>
+      <w:color w:val="1F4D78"/>
+      <w:sz w:val="24"/>
+      <w:szCs w:val="24"/>
+    </w:rPr>
+  </w:style>
+  <w:style w:type="paragraph" w:styleId="Heading4">
+    <w:name w:val="heading 4"/>
+    <w:uiPriority w:val="9"/>
+    <w:semiHidden/>
+    <w:unhideWhenUsed/>
+    <w:qFormat/>
+    <w:pPr>
+      <w:outlineLvl w:val="3"/>
+    </w:pPr>
+    <w:rPr>
+      <w:i/>
+      <w:iCs/>
+      <w:color w:val="2E74B5"/>
+    </w:rPr>
+  </w:style>
+  <w:style w:type="paragraph" w:styleId="Heading5">
+    <w:name w:val="heading 5"/>
+    <w:uiPriority w:val="9"/>
+    <w:semiHidden/>
+    <w:unhideWhenUsed/>
+    <w:qFormat/>
+    <w:pPr>
+      <w:outlineLvl w:val="4"/>
+    </w:pPr>
+    <w:rPr>
+      <w:color w:val="2E74B5"/>
+    </w:rPr>
+  </w:style>
+  <w:style w:type="paragraph" w:styleId="Heading6">
+    <w:name w:val="heading 6"/>
+    <w:uiPriority w:val="9"/>
+    <w:semiHidden/>
+    <w:unhideWhenUsed/>
+    <w:qFormat/>
+    <w:pPr>
+      <w:outlineLvl w:val="5"/>
+    </w:pPr>
+    <w:rPr>
+      <w:color w:val="1F4D78"/>
+    </w:rPr>
+  </w:style>
+  <w:style w:type="character" w:default="1" w:styleId="DefaultParagraphFont">
+    <w:name w:val="Default Paragraph Font"/>
+    <w:uiPriority w:val="1"/>
+    <w:semiHidden/>
+    <w:unhideWhenUsed/>
+  </w:style>
+  <w:style w:type="table" w:default="1" w:styleId="TableNormal">
+    <w:name w:val="Normal Table"/>
+    <w:uiPriority w:val="99"/>
+    <w:semiHidden/>
+    <w:unhideWhenUsed/>
+    <w:tblPr>
+      <w:tblInd w:w="0" w:type="dxa"/>
+      <w:tblCellMar>
+        <w:top w:w="0" w:type="dxa"/>
+        <w:left w:w="108" w:type="dxa"/>
+        <w:bottom w:w="0" w:type="dxa"/>
+        <w:right w:w="108" w:type="dxa"/>
+      </w:tblCellMar>
+    </w:tblPr>
+  </w:style>
+  <w:style w:type="numbering" w:default="1" w:styleId="NoList">
+    <w:name w:val="No List"/>
+    <w:uiPriority w:val="99"/>
+    <w:semiHidden/>
+    <w:unhideWhenUsed/>
+  </w:style>
+  <w:style w:type="paragraph" w:styleId="Title">
+    <w:name w:val="Title"/>
+    <w:uiPriority w:val="10"/>
+    <w:qFormat/>
+    <w:rPr>
+      <w:sz w:val="56"/>
+      <w:szCs w:val="56"/>
+    </w:rPr>
+  </w:style>
+  <w:style w:type="paragraph" w:customStyle="1" w:styleId="Strong1">
+    <w:name w:val="Strong1"/>
+    <w:qFormat/>
+    <w:rPr>
+      <w:b/>
+      <w:bCs/>
+    </w:rPr>
+  </w:style>
+  <w:style w:type="paragraph" w:styleId="ListParagraph">
+    <w:name w:val="List Paragraph"/>
+    <w:qFormat/>
+  </w:style>
+  <w:style w:type="character" w:styleId="Hyperlink">
+    <w:name w:val="Hyperlink"/>
+    <w:uiPriority w:val="99"/>
+    <w:unhideWhenUsed/>
+    <w:rPr>
+      <w:color w:val="0563C1"/>
+      <w:u w:val="single"/>
+    </w:rPr>
+  </w:style>
+  <w:style w:type="character" w:styleId="FootnoteReference">
+    <w:name w:val="footnote reference"/>
+    <w:uiPriority w:val="99"/>
+    <w:semiHidden/>
+    <w:unhideWhenUsed/>
+    <w:rPr>
+      <w:vertAlign w:val="superscript"/>
+    </w:rPr>
+  </w:style>
+  <w:style w:type="paragraph" w:styleId="FootnoteText">
+    <w:name w:val="footnote text"/>
+    <w:link w:val="FootnoteTextChar"/>
+    <w:uiPriority w:val="99"/>
+    <w:semiHidden/>
+    <w:unhideWhenUsed/>
+    <w:rPr>
+      <w:sz w:val="20"/>
+      <w:szCs w:val="20"/>
+    </w:rPr>
+  </w:style>
+  <w:style w:type="character" w:customStyle="1" w:styleId="FootnoteTextChar">
+    <w:name w:val="Footnote Text Char"/>
+    <w:link w:val="FootnoteText"/>
+    <w:uiPriority w:val="99"/>
+    <w:semiHidden/>
+    <w:unhideWhenUsed/>
+    <w:rPr>
+      <w:sz w:val="20"/>
+      <w:szCs w:val="20"/>
+    </w:rPr>
+  </w:style>
+  <w:style w:type="character" w:styleId="EndnoteReference">
+    <w:name w:val="endnote reference"/>
+    <w:uiPriority w:val="99"/>
+    <w:semiHidden/>
+    <w:unhideWhenUsed/>
+    <w:rPr>
+      <w:vertAlign w:val="superscript"/>
+    </w:rPr>
+  </w:style>
+  <w:style w:type="paragraph" w:styleId="EndnoteText">
+    <w:name w:val="endnote text"/>
+    <w:link w:val="EndnoteTextChar"/>
+    <w:uiPriority w:val="99"/>
+    <w:semiHidden/>
+    <w:unhideWhenUsed/>
+    <w:rPr>
+      <w:sz w:val="20"/>
+      <w:szCs w:val="20"/>
+    </w:rPr>
+  </w:style>
+  <w:style w:type="character" w:customStyle="1" w:styleId="EndnoteTextChar">
+    <w:name w:val="Endnote Text Char"/>
+    <w:link w:val="EndnoteText"/>
+    <w:uiPriority w:val="99"/>
+    <w:semiHidden/>
+    <w:unhideWhenUsed/>
+    <w:rPr>
+      <w:sz w:val="20"/>
+      <w:szCs w:val="20"/>
+    </w:rPr>
+  </w:style>
+  <w:style w:type="character" w:styleId="HTMLCode">
+    <w:name w:val="HTML Code"/>
+    <w:basedOn w:val="DefaultParagraphFont"/>
+    <w:uiPriority w:val="99"/>
+    <w:semiHidden/>
+    <w:unhideWhenUsed/>
+    <w:rsid w:val="003062F1"/>
+    <w:rPr>
+      <w:rFonts w:ascii="Courier New" w:eastAsia="Times New Roman" w:hAnsi="Courier New" w:cs="Courier New"/>
+      <w:sz w:val="20"/>
+      <w:szCs w:val="20"/>
+    </w:rPr>
+  </w:style>
+  <w:style w:type="character" w:styleId="Strong">
+    <w:name w:val="Strong"/>
+    <w:basedOn w:val="DefaultParagraphFont"/>
+    <w:uiPriority w:val="22"/>
+    <w:qFormat/>
+    <w:rsid w:val="00035B13"/>
+    <w:rPr>
+      <w:b/>
+      <w:bCs/>
+    </w:rPr>
+  </w:style>
+  <w:style w:type="character" w:customStyle="1" w:styleId="animating6ta1u10">
+    <w:name w:val="_animating_6ta1u_10"/>
+    <w:basedOn w:val="DefaultParagraphFont"/>
+    <w:rsid w:val="00D415F2"/>
+  </w:style>
+  <w:style w:type="paragraph" w:styleId="Header">
+    <w:name w:val="header"/>
+    <w:basedOn w:val="Normal"/>
+    <w:link w:val="HeaderChar"/>
+    <w:uiPriority w:val="99"/>
+    <w:unhideWhenUsed/>
+    <w:rsid w:val="00727473"/>
+    <w:pPr>
+      <w:tabs>
+        <w:tab w:val="center" w:pos="4680"/>
+        <w:tab w:val="right" w:pos="9360"/>
+      </w:tabs>
+    </w:pPr>
+  </w:style>
+  <w:style w:type="character" w:customStyle="1" w:styleId="HeaderChar">
+    <w:name w:val="Header Char"/>
+    <w:basedOn w:val="DefaultParagraphFont"/>
+    <w:link w:val="Header"/>
+    <w:uiPriority w:val="99"/>
+    <w:rsid w:val="00727473"/>
+  </w:style>
+  <w:style w:type="paragraph" w:styleId="Footer">
+    <w:name w:val="footer"/>
+    <w:basedOn w:val="Normal"/>
+    <w:link w:val="FooterChar"/>
+    <w:uiPriority w:val="99"/>
+    <w:unhideWhenUsed/>
+    <w:rsid w:val="00727473"/>
+    <w:pPr>
+      <w:tabs>
+        <w:tab w:val="center" w:pos="4680"/>
+        <w:tab w:val="right" w:pos="9360"/>
+      </w:tabs>
+    </w:pPr>
+  </w:style>
+  <w:style w:type="character" w:customStyle="1" w:styleId="FooterChar">
+    <w:name w:val="Footer Char"/>
+    <w:basedOn w:val="DefaultParagraphFont"/>
+    <w:link w:val="Footer"/>
+    <w:uiPriority w:val="99"/>
+    <w:rsid w:val="00727473"/>
+  </w:style>
+  <w:style w:type="paragraph" w:styleId="BalloonText">
+    <w:name w:val="Balloon Text"/>
+    <w:basedOn w:val="Normal"/>
+    <w:link w:val="BalloonTextChar"/>
+    <w:uiPriority w:val="99"/>
+    <w:semiHidden/>
+    <w:unhideWhenUsed/>
+    <w:rsid w:val="00695C78"/>
+    <w:rPr>
+      <w:rFonts w:ascii="Tahoma" w:hAnsi="Tahoma" w:cs="Tahoma"/>
+      <w:sz w:val="16"/>
+      <w:szCs w:val="16"/>
+    </w:rPr>
+  </w:style>
+  <w:style w:type="character" w:customStyle="1" w:styleId="BalloonTextChar">
+    <w:name w:val="Balloon Text Char"/>
+    <w:basedOn w:val="DefaultParagraphFont"/>
+    <w:link w:val="BalloonText"/>
+    <w:uiPriority w:val="99"/>
+    <w:semiHidden/>
+    <w:rsid w:val="00695C78"/>
+    <w:rPr>
+      <w:rFonts w:ascii="Tahoma" w:hAnsi="Tahoma" w:cs="Tahoma"/>
+      <w:sz w:val="16"/>
+      <w:szCs w:val="16"/>
+    </w:rPr>
+  </w:style>
 </w:styles>
 </file>
 
@@ -15525,7 +15656,7 @@
     </a:clrScheme>
     <a:fontScheme name="Office">
       <a:majorFont>
-        <a:latin typeface="Calibri Light" panose="020F0302020204030204"/>
+        <a:latin typeface="Calibri Light"/>
         <a:ea typeface=""/>
         <a:cs typeface=""/>
         <a:font script="Jpan" typeface="游ゴシック Light"/>
@@ -15577,7 +15708,7 @@
         <a:font script="Tfng" typeface="Ebrima"/>
       </a:majorFont>
       <a:minorFont>
-        <a:latin typeface="Calibri" panose="020F0502020204030204"/>
+        <a:latin typeface="Calibri"/>
         <a:ea typeface=""/>
         <a:cs typeface=""/>
         <a:font script="Jpan" typeface="游明朝"/>
@@ -15771,7 +15902,7 @@
   <a:extraClrSchemeLst/>
   <a:extLst>
     <a:ext uri="{05A4C25C-085E-4340-85A3-A5531E510DB2}">
-      <thm15:themeFamily xmlns:thm15="http://schemas.microsoft.com/office/thememl/2012/main" name="Office Theme" id="{62F939B6-93AF-4DB8-9C6B-D6C7DFDC589F}" vid="{4A3C46E8-61CC-4603-A589-7422A47A8E4A}"/>
+      <thm15:themeFamily xmlns:thm15="http://schemas.microsoft.com/office/thememl/2012/main" xmlns="" name="Office Theme" id="{62F939B6-93AF-4DB8-9C6B-D6C7DFDC589F}" vid="{4A3C46E8-61CC-4603-A589-7422A47A8E4A}"/>
     </a:ext>
   </a:extLst>
 </a:theme>
@@ -15782,7 +15913,7 @@
 </file>
 
 <file path=customXml/itemProps1.xml><?xml version="1.0" encoding="utf-8"?>
-<ds:datastoreItem xmlns:ds="http://schemas.openxmlformats.org/officeDocument/2006/customXml" ds:itemID="{F2472E8A-3B68-4979-B180-E63298EFC719}">
+<ds:datastoreItem xmlns:ds="http://schemas.openxmlformats.org/officeDocument/2006/customXml" ds:itemID="{6BF8C79A-CC74-423A-9F33-9AEE8A065F1A}">
   <ds:schemaRefs>
     <ds:schemaRef ds:uri="http://schemas.openxmlformats.org/officeDocument/2006/bibliography"/>
   </ds:schemaRefs>
